--- a/Fase1/Evidencias Grupales/1.5_GuiaEstudiante_Fase 1_Definicion Proyecto APT.docx
+++ b/Fase1/Evidencias Grupales/1.5_GuiaEstudiante_Fase 1_Definicion Proyecto APT.docx
@@ -3,273 +3,7 @@
 <w:document xmlns:wpc="http://schemas.microsoft.com/office/word/2010/wordprocessingCanvas" xmlns:cx="http://schemas.microsoft.com/office/drawing/2014/chartex" xmlns:cx1="http://schemas.microsoft.com/office/drawing/2015/9/8/chartex" xmlns:cx2="http://schemas.microsoft.com/office/drawing/2015/10/21/chartex" xmlns:cx3="http://schemas.microsoft.com/office/drawing/2016/5/9/chartex" xmlns:cx4="http://schemas.microsoft.com/office/drawing/2016/5/10/chartex" xmlns:cx5="http://schemas.microsoft.com/office/drawing/2016/5/11/chartex" xmlns:cx6="http://schemas.microsoft.com/office/drawing/2016/5/12/chartex" xmlns:cx7="http://schemas.microsoft.com/office/drawing/2016/5/13/chartex" xmlns:cx8="http://schemas.microsoft.com/office/drawing/2016/5/14/chartex" xmlns:mc="http://schemas.openxmlformats.org/markup-compatibility/2006" xmlns:aink="http://schemas.microsoft.com/office/drawing/2016/ink" xmlns:am3d="http://schemas.microsoft.com/office/drawing/2017/model3d" xmlns:o="urn:schemas-microsoft-com:office:office" xmlns:oel="http://schemas.microsoft.com/office/2019/extlst" xmlns:r="http://schemas.openxmlformats.org/officeDocument/2006/relationships" xmlns:m="http://schemas.openxmlformats.org/officeDocument/2006/math" xmlns:v="urn:schemas-microsoft-com:vml" xmlns:wp14="http://schemas.microsoft.com/office/word/2010/wordprocessingDrawing" xmlns:wp="http://schemas.openxmlformats.org/drawingml/2006/wordprocessingDrawing" xmlns:w10="urn:schemas-microsoft-com:office:word" xmlns:w="http://schemas.openxmlformats.org/wordprocessingml/2006/main" xmlns:w14="http://schemas.microsoft.com/office/word/2010/wordml" xmlns:w15="http://schemas.microsoft.com/office/word/2012/wordml" xmlns:w16cex="http://schemas.microsoft.com/office/word/2018/wordml/cex" xmlns:w16cid="http://schemas.microsoft.com/office/word/2016/wordml/cid" xmlns:w16="http://schemas.microsoft.com/office/word/2018/wordml" xmlns:w16du="http://schemas.microsoft.com/office/word/2023/wordml/word16du" xmlns:w16sdtdh="http://schemas.microsoft.com/office/word/2020/wordml/sdtdatahash" xmlns:w16sdtfl="http://schemas.microsoft.com/office/word/2024/wordml/sdtformatlock" xmlns:w16se="http://schemas.microsoft.com/office/word/2015/wordml/symex" xmlns:wpg="http://schemas.microsoft.com/office/word/2010/wordprocessingGroup" xmlns:wpi="http://schemas.microsoft.com/office/word/2010/wordprocessingInk" xmlns:wne="http://schemas.microsoft.com/office/word/2006/wordml" xmlns:wps="http://schemas.microsoft.com/office/word/2010/wordprocessingShape" mc:Ignorable="w14 w15 w16se w16cid w16 w16cex w16sdtdh w16sdtfl w16du wp14">
   <w:body>
     <w:p>
-      <w:r>
-        <w:t>}</w:t>
-      </w:r>
-      <w:r>
-        <w:rPr>
-          <w:noProof/>
-        </w:rPr>
-        <mc:AlternateContent>
-          <mc:Choice Requires="wpg">
-            <w:drawing>
-              <wp:anchor distT="0" distB="0" distL="114300" distR="114300" simplePos="0" relativeHeight="251658240" behindDoc="0" locked="0" layoutInCell="1" hidden="0" allowOverlap="1" wp14:anchorId="7EBFFC3C" wp14:editId="263C87E7">
-                <wp:simplePos x="0" y="0"/>
-                <wp:positionH relativeFrom="column">
-                  <wp:posOffset>-435398</wp:posOffset>
-                </wp:positionH>
-                <wp:positionV relativeFrom="paragraph">
-                  <wp:posOffset>33444</wp:posOffset>
-                </wp:positionV>
-                <wp:extent cx="6580505" cy="1486535"/>
-                <wp:effectExtent l="0" t="0" r="0" b="0"/>
-                <wp:wrapNone/>
-                <wp:docPr id="48" name="Grupo 48"/>
-                <wp:cNvGraphicFramePr/>
-                <a:graphic xmlns:a="http://schemas.openxmlformats.org/drawingml/2006/main">
-                  <a:graphicData uri="http://schemas.microsoft.com/office/word/2010/wordprocessingGroup">
-                    <wpg:wgp>
-                      <wpg:cNvGrpSpPr/>
-                      <wpg:grpSpPr>
-                        <a:xfrm>
-                          <a:off x="0" y="0"/>
-                          <a:ext cx="6580505" cy="1486535"/>
-                          <a:chOff x="2055725" y="3036725"/>
-                          <a:chExt cx="6580550" cy="1486550"/>
-                        </a:xfrm>
-                      </wpg:grpSpPr>
-                      <wpg:grpSp>
-                        <wpg:cNvPr id="2095967158" name="Grupo 2095967158"/>
-                        <wpg:cNvGrpSpPr/>
-                        <wpg:grpSpPr>
-                          <a:xfrm>
-                            <a:off x="2055748" y="3036733"/>
-                            <a:ext cx="6580505" cy="1486535"/>
-                            <a:chOff x="0" y="0"/>
-                            <a:chExt cx="5903463" cy="1486894"/>
-                          </a:xfrm>
-                        </wpg:grpSpPr>
-                        <wps:wsp>
-                          <wps:cNvPr id="1142908302" name="Rectángulo 1142908302"/>
-                          <wps:cNvSpPr/>
-                          <wps:spPr>
-                            <a:xfrm>
-                              <a:off x="0" y="0"/>
-                              <a:ext cx="5903450" cy="1486875"/>
-                            </a:xfrm>
-                            <a:prstGeom prst="rect">
-                              <a:avLst/>
-                            </a:prstGeom>
-                            <a:noFill/>
-                            <a:ln>
-                              <a:noFill/>
-                            </a:ln>
-                          </wps:spPr>
-                          <wps:txbx>
-                            <w:txbxContent>
-                              <w:p>
-                                <w:pPr>
-                                  <w:spacing w:after="0" w:line="240" w:lineRule="auto"/>
-                                  <w:textDirection w:val="btLr"/>
-                                </w:pPr>
-                              </w:p>
-                            </w:txbxContent>
-                          </wps:txbx>
-                          <wps:bodyPr spcFirstLastPara="1" wrap="square" lIns="91425" tIns="91425" rIns="91425" bIns="91425" anchor="ctr" anchorCtr="0">
-                            <a:noAutofit/>
-                          </wps:bodyPr>
-                        </wps:wsp>
-                        <wps:wsp>
-                          <wps:cNvPr id="1874270887" name="Rectángulo 1874270887"/>
-                          <wps:cNvSpPr/>
-                          <wps:spPr>
-                            <a:xfrm>
-                              <a:off x="1024758" y="239160"/>
-                              <a:ext cx="4878705" cy="1236313"/>
-                            </a:xfrm>
-                            <a:prstGeom prst="rect">
-                              <a:avLst/>
-                            </a:prstGeom>
-                            <a:noFill/>
-                            <a:ln>
-                              <a:noFill/>
-                            </a:ln>
-                          </wps:spPr>
-                          <wps:txbx>
-                            <w:txbxContent>
-                              <w:p>
-                                <w:pPr>
-                                  <w:spacing w:after="0" w:line="240" w:lineRule="auto"/>
-                                  <w:textDirection w:val="btLr"/>
-                                </w:pPr>
-                              </w:p>
-                              <w:p>
-                                <w:pPr>
-                                  <w:spacing w:after="0" w:line="240" w:lineRule="auto"/>
-                                  <w:textDirection w:val="btLr"/>
-                                </w:pPr>
-                                <w:r>
-                                  <w:rPr>
-                                    <w:b/>
-                                    <w:color w:val="1F3864"/>
-                                    <w:sz w:val="48"/>
-                                  </w:rPr>
-                                  <w:t xml:space="preserve">Guía1. Definición Proyecto APT </w:t>
-                                </w:r>
-                              </w:p>
-                              <w:p>
-                                <w:pPr>
-                                  <w:spacing w:after="0" w:line="240" w:lineRule="auto"/>
-                                  <w:textDirection w:val="btLr"/>
-                                </w:pPr>
-                                <w:r>
-                                  <w:rPr>
-                                    <w:b/>
-                                    <w:color w:val="1F3864"/>
-                                    <w:sz w:val="48"/>
-                                  </w:rPr>
-                                  <w:t xml:space="preserve">Asignatura </w:t>
-                                </w:r>
-                                <w:proofErr w:type="spellStart"/>
-                                <w:r>
-                                  <w:rPr>
-                                    <w:b/>
-                                    <w:color w:val="1F3864"/>
-                                    <w:sz w:val="48"/>
-                                  </w:rPr>
-                                  <w:t>Capstone</w:t>
-                                </w:r>
-                                <w:proofErr w:type="spellEnd"/>
-                              </w:p>
-                            </w:txbxContent>
-                          </wps:txbx>
-                          <wps:bodyPr spcFirstLastPara="1" wrap="square" lIns="91425" tIns="45700" rIns="91425" bIns="45700" anchor="t" anchorCtr="0">
-                            <a:noAutofit/>
-                          </wps:bodyPr>
-                        </wps:wsp>
-                        <wps:wsp>
-                          <wps:cNvPr id="260317784" name="Rectángulo 260317784"/>
-                          <wps:cNvSpPr/>
-                          <wps:spPr>
-                            <a:xfrm>
-                              <a:off x="0" y="0"/>
-                              <a:ext cx="993140" cy="1486894"/>
-                            </a:xfrm>
-                            <a:prstGeom prst="rect">
-                              <a:avLst/>
-                            </a:prstGeom>
-                            <a:solidFill>
-                              <a:srgbClr val="1F3864"/>
-                            </a:solidFill>
-                            <a:ln>
-                              <a:noFill/>
-                            </a:ln>
-                          </wps:spPr>
-                          <wps:txbx>
-                            <w:txbxContent>
-                              <w:p>
-                                <w:pPr>
-                                  <w:spacing w:after="0" w:line="240" w:lineRule="auto"/>
-                                  <w:textDirection w:val="btLr"/>
-                                </w:pPr>
-                              </w:p>
-                            </w:txbxContent>
-                          </wps:txbx>
-                          <wps:bodyPr spcFirstLastPara="1" wrap="square" lIns="91425" tIns="91425" rIns="91425" bIns="91425" anchor="ctr" anchorCtr="0">
-                            <a:noAutofit/>
-                          </wps:bodyPr>
-                        </wps:wsp>
-                      </wpg:grpSp>
-                    </wpg:wgp>
-                  </a:graphicData>
-                </a:graphic>
-              </wp:anchor>
-            </w:drawing>
-          </mc:Choice>
-          <mc:Fallback>
-            <w:pict>
-              <v:group w14:anchorId="7EBFFC3C" id="Grupo 48" o:spid="_x0000_s1026" style="position:absolute;margin-left:-34.3pt;margin-top:2.65pt;width:518.15pt;height:117.05pt;z-index:251658240" coordorigin="20557,30367" coordsize="65805,14865" o:gfxdata="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">
-                <v:group id="Grupo 2095967158" o:spid="_x0000_s1027" style="position:absolute;left:20557;top:30367;width:65805;height:14865" coordsize="59034,14868" o:gfxdata="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">
-                  <v:rect id="Rectángulo 1142908302" o:spid="_x0000_s1028" style="position:absolute;width:59034;height:14868;visibility:visible;mso-wrap-style:square;v-text-anchor:middle" o:gfxdata="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" filled="f" stroked="f">
-                    <v:textbox inset="2.53958mm,2.53958mm,2.53958mm,2.53958mm">
-                      <w:txbxContent>
-                        <w:p>
-                          <w:pPr>
-                            <w:spacing w:after="0" w:line="240" w:lineRule="auto"/>
-                            <w:textDirection w:val="btLr"/>
-                          </w:pPr>
-                        </w:p>
-                      </w:txbxContent>
-                    </v:textbox>
-                  </v:rect>
-                  <v:rect id="Rectángulo 1874270887" o:spid="_x0000_s1029" style="position:absolute;left:10247;top:2391;width:48787;height:12363;visibility:visible;mso-wrap-style:square;v-text-anchor:top" o:gfxdata="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" filled="f" stroked="f">
-                    <v:textbox inset="2.53958mm,1.2694mm,2.53958mm,1.2694mm">
-                      <w:txbxContent>
-                        <w:p>
-                          <w:pPr>
-                            <w:spacing w:after="0" w:line="240" w:lineRule="auto"/>
-                            <w:textDirection w:val="btLr"/>
-                          </w:pPr>
-                        </w:p>
-                        <w:p>
-                          <w:pPr>
-                            <w:spacing w:after="0" w:line="240" w:lineRule="auto"/>
-                            <w:textDirection w:val="btLr"/>
-                          </w:pPr>
-                          <w:r>
-                            <w:rPr>
-                              <w:b/>
-                              <w:color w:val="1F3864"/>
-                              <w:sz w:val="48"/>
-                            </w:rPr>
-                            <w:t xml:space="preserve">Guía1. Definición Proyecto APT </w:t>
-                          </w:r>
-                        </w:p>
-                        <w:p>
-                          <w:pPr>
-                            <w:spacing w:after="0" w:line="240" w:lineRule="auto"/>
-                            <w:textDirection w:val="btLr"/>
-                          </w:pPr>
-                          <w:r>
-                            <w:rPr>
-                              <w:b/>
-                              <w:color w:val="1F3864"/>
-                              <w:sz w:val="48"/>
-                            </w:rPr>
-                            <w:t xml:space="preserve">Asignatura </w:t>
-                          </w:r>
-                          <w:proofErr w:type="spellStart"/>
-                          <w:r>
-                            <w:rPr>
-                              <w:b/>
-                              <w:color w:val="1F3864"/>
-                              <w:sz w:val="48"/>
-                            </w:rPr>
-                            <w:t>Capstone</w:t>
-                          </w:r>
-                          <w:proofErr w:type="spellEnd"/>
-                        </w:p>
-                      </w:txbxContent>
-                    </v:textbox>
-                  </v:rect>
-                  <v:rect id="Rectángulo 260317784" o:spid="_x0000_s1030" style="position:absolute;width:9931;height:14868;visibility:visible;mso-wrap-style:square;v-text-anchor:middle" o:gfxdata="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" fillcolor="#1f3864" stroked="f">
-                    <v:textbox inset="2.53958mm,2.53958mm,2.53958mm,2.53958mm">
-                      <w:txbxContent>
-                        <w:p>
-                          <w:pPr>
-                            <w:spacing w:after="0" w:line="240" w:lineRule="auto"/>
-                            <w:textDirection w:val="btLr"/>
-                          </w:pPr>
-                        </w:p>
-                      </w:txbxContent>
-                    </v:textbox>
-                  </v:rect>
-                </v:group>
-              </v:group>
-            </w:pict>
-          </mc:Fallback>
-        </mc:AlternateContent>
-      </w:r>
+      <w:r/>
     </w:p>
     <w:p/>
     <w:p/>
@@ -1833,65 +1567,8 @@
                 <w:sz w:val="20"/>
                 <w:szCs w:val="20"/>
               </w:rPr>
-              <w:t xml:space="preserve">El proyecto tiene como propósito desarrollar </w:t>
-            </w:r>
-            <w:proofErr w:type="spellStart"/>
-            <w:r>
-              <w:rPr>
-                <w:sz w:val="20"/>
-                <w:szCs w:val="20"/>
-              </w:rPr>
-              <w:t>SICMA</w:t>
-            </w:r>
-            <w:proofErr w:type="spellEnd"/>
-            <w:r>
-              <w:rPr>
-                <w:sz w:val="20"/>
-                <w:szCs w:val="20"/>
-              </w:rPr>
-              <w:t>, una solución informática integrada para el control y monitoreo de activos tecnológicos en un centro de datos simulado, que permita centralizar en un solo sistema la información que hoy se gestiona de forma separada. Para abordar la problemática planteada, la solución permitirá registrar e identificar los activos, consultar su estado en tiempo real, mantener un historial de eventos y generar alertas automáticas ante situaciones relevantes, evitando así los retrasos en la detección de fallas descritos en el apartado anterior.</w:t>
-            </w:r>
-          </w:p>
-          <w:p>
-            <w:pPr>
-              <w:jc w:val="both"/>
-              <w:rPr>
-                <w:sz w:val="20"/>
-                <w:szCs w:val="20"/>
-              </w:rPr>
-            </w:pPr>
-            <w:r>
-              <w:rPr>
-                <w:sz w:val="20"/>
-                <w:szCs w:val="20"/>
-              </w:rPr>
-              <w:t xml:space="preserve">La solución integrará una plataforma web y una aplicación móvil para la gestión de usuarios, activos, accesos e intervenciones; una base de datos MySQL de alta disponibilidad para el almacenamiento estructurado y escalable de la información; sensores para el monitoreo de condiciones ambientales; control de acceso biométrico; monitoreo de infraestructura mediante </w:t>
-            </w:r>
-            <w:proofErr w:type="spellStart"/>
-            <w:r>
-              <w:rPr>
-                <w:sz w:val="20"/>
-                <w:szCs w:val="20"/>
-              </w:rPr>
-              <w:t>Zabbix</w:t>
-            </w:r>
-            <w:proofErr w:type="spellEnd"/>
-            <w:r>
-              <w:rPr>
-                <w:sz w:val="20"/>
-                <w:szCs w:val="20"/>
-              </w:rPr>
-              <w:t>; y visualización de indicadores a través de Power BI. Estos componentes se desarrollarán de manera incremental y modular, de modo que cada uno pueda incorporarse o mejorarse sin necesidad de reconstruir el sistema completo, manteniendo así un alcance realizable dentro del período académico.</w:t>
-            </w:r>
-          </w:p>
-          <w:p>
-            <w:pPr>
-              <w:jc w:val="both"/>
-              <w:rPr>
-                <w:sz w:val="20"/>
-                <w:szCs w:val="20"/>
-              </w:rPr>
-            </w:pPr>
+              <w:t>SICMA centralizará inventario, monitoreo ambiental, eventos de infraestructura, accesos e intervenciones de un datacenter simulado. Web Angular operativa según rol; móvil Ionic de solo consulta; inventario e historial; ESP32-S3/DHT22 para temperatura y humedad; Zabbix para infraestructura; registro de accesos decididos por HID; solicitudes en Forms, calendario compartido y avisos con Power Automate; indicadores en Power BI. La base de datos MySQL tendrá tres nodos replicados, un único escritor y Router. No se interviene infraestructura productiva ni se almacenan huellas. Quedan fuera reservas propias y resolución de solapamientos, permisos físicos administrados en SICMA, salud general de dependencias, adjuntos, exportaciones generales y un dashboard analítico web que duplique Power BI. Se mantienen las exclusiones de QR, auditoría general, respaldo lógico, biometría cruda y actuación física.</w:t>
+            </w:r>
           </w:p>
         </w:tc>
       </w:tr>
@@ -1937,90 +1614,9 @@
                 <w:sz w:val="20"/>
                 <w:szCs w:val="20"/>
               </w:rPr>
-              <w:t xml:space="preserve">El Proyecto APT se relaciona directamente con el perfil de egreso de Ingeniería en Informática, que capacita al egresado para realizar labores de desarrollo, integración de sistemas computacionales, seguridad de sistemas computacionales, aseguramiento de la calidad del software y gestión de proyectos informáticos. </w:t>
-            </w:r>
-            <w:proofErr w:type="spellStart"/>
-            <w:r>
-              <w:rPr>
-                <w:sz w:val="20"/>
-                <w:szCs w:val="20"/>
-              </w:rPr>
-              <w:t>SICMA</w:t>
-            </w:r>
-            <w:proofErr w:type="spellEnd"/>
-            <w:r>
-              <w:rPr>
-                <w:sz w:val="20"/>
-                <w:szCs w:val="20"/>
-              </w:rPr>
-              <w:t xml:space="preserve"> pone en práctica estas capacidades en conjunto, ya que exige planificar y ejecutar un proyecto real, diseñar y construir una solución de software completa, y validar su correcto funcionamiento antes de la entrega.</w:t>
-            </w:r>
-          </w:p>
-          <w:p>
-            <w:pPr>
-              <w:jc w:val="both"/>
-              <w:rPr>
-                <w:i/>
-                <w:iCs/>
-                <w:color w:val="548DD4"/>
-                <w:sz w:val="20"/>
-                <w:szCs w:val="20"/>
-              </w:rPr>
-            </w:pPr>
-            <w:r>
-              <w:rPr>
-                <w:sz w:val="20"/>
-                <w:szCs w:val="20"/>
-              </w:rPr>
-              <w:t xml:space="preserve">Cada una de las competencias seleccionadas resulta necesaria para resolver la problemática planteada. La programación de software permite construir los módulos de gestión de activos, usuarios, accesos e intervenciones que conforman la plataforma web y móvil. La programación de bases de datos permite diseñar un modelo de datos capaz de almacenar y relacionar la información de activos, eventos, alertas y mediciones de forma organizada y escalable. La arquitectura de software resulta indispensable para definir cómo se conectarán entre sí los distintos componentes del sistema web, móvil, sensores, base de datos, monitoreo y seguridad de manera coherente y mantenible. El diseño de prototipos permite validar la usabilidad de las interfaces antes de iniciar el desarrollo, reduciendo el riesgo de rediseños posteriores. La gestión de proyectos y calidad de software asegura que las actividades se planifiquen, se distribuyan entre el equipo y se verifiquen mediante pruebas funcionales, de integración y de seguridad. La seguridad de sistemas computacionales es necesaria para proteger la información sensible que maneja el sistema, en particular los datos del control de acceso biométrico y las comunicaciones con los sensores </w:t>
-            </w:r>
-            <w:proofErr w:type="spellStart"/>
-            <w:r>
-              <w:rPr>
-                <w:sz w:val="20"/>
-                <w:szCs w:val="20"/>
-              </w:rPr>
-              <w:t>IoT</w:t>
-            </w:r>
-            <w:proofErr w:type="spellEnd"/>
-            <w:r>
-              <w:rPr>
-                <w:sz w:val="20"/>
-                <w:szCs w:val="20"/>
-              </w:rPr>
-              <w:t xml:space="preserve">. Finalmente, la integración de plataformas resulta central en </w:t>
-            </w:r>
-            <w:proofErr w:type="spellStart"/>
-            <w:r>
-              <w:rPr>
-                <w:sz w:val="20"/>
-                <w:szCs w:val="20"/>
-              </w:rPr>
-              <w:t>SICMA</w:t>
-            </w:r>
-            <w:proofErr w:type="spellEnd"/>
-            <w:r>
-              <w:rPr>
-                <w:sz w:val="20"/>
-                <w:szCs w:val="20"/>
-              </w:rPr>
-              <w:t xml:space="preserve">, ya que el proyecto no consiste en un solo sistema aislado, sino en la articulación de múltiples tecnologías: Sensores, </w:t>
-            </w:r>
-            <w:proofErr w:type="spellStart"/>
-            <w:r>
-              <w:rPr>
-                <w:sz w:val="20"/>
-                <w:szCs w:val="20"/>
-              </w:rPr>
-              <w:t>Zabbix</w:t>
-            </w:r>
-            <w:proofErr w:type="spellEnd"/>
-            <w:r>
-              <w:rPr>
-                <w:sz w:val="20"/>
-                <w:szCs w:val="20"/>
-              </w:rPr>
-              <w:t>, Power BI, control biométrico y base de datos dentro de una misma solución.</w:t>
+              <w:t>El Proyecto APT se relaciona directamente con el perfil de egreso de Ingeniería en Informática, que capacita al egresado para realizar labores de desarrollo, integración de sistemas computacionales, seguridad de sistemas computacionales, aseguramiento de la calidad del software y gestión de proyectos informáticos. SICMA pone en práctica estas capacidades en conjunto, ya que exige planificar y ejecutar un proyecto real, diseñar y construir una solución de software completa, y validar su correcto funcionamiento antes de la entrega.</w:t>
+              <w:br/>
+              <w:t>Cada una de las competencias seleccionadas resulta necesaria para resolver la problemática planteada. La programación de software permite construir los módulos de gestión de activos, usuarios, accesos e intervenciones en la web, con consulta desde el móvil. La programación de bases de datos permite diseñar un modelo de datos capaz de almacenar y relacionar la información de activos, eventos, alertas y mediciones de forma organizada y escalable. La arquitectura de software resulta indispensable para definir cómo se conectarán entre sí los distintos componentes del sistema web, móvil, sensores, base de datos, monitoreo y seguridad de manera coherente y mantenible. El diseño de prototipos permite validar la usabilidad de las interfaces antes de iniciar el desarrollo, reduciendo el riesgo de rediseños posteriores. La gestión de proyectos y calidad de software asegura que las actividades se planifiquen, se distribuyan entre el equipo y se verifiquen mediante pruebas funcionales, de integración y de seguridad. La seguridad de sistemas computacionales es necesaria para proteger la información sensible que maneja el sistema, en particular los identificadores externos y eventos de acceso y las comunicaciones con los sensores IoT. Finalmente, la integración de plataformas resulta central en SICMA, ya que el proyecto no consiste en un solo sistema aislado, sino en la articulación de múltiples tecnologías: Sensores, Zabbix, Power BI, control biométrico y base de datos dentro de una misma solución.</w:t>
             </w:r>
           </w:p>
         </w:tc>
@@ -2157,86 +1753,12 @@
                 <w:color w:val="548DD4"/>
               </w:rPr>
             </w:pPr>
-            <w:proofErr w:type="spellStart"/>
-            <w:r>
-              <w:rPr>
-                <w:sz w:val="20"/>
-                <w:szCs w:val="20"/>
-              </w:rPr>
-              <w:t>SICMA</w:t>
-            </w:r>
-            <w:proofErr w:type="spellEnd"/>
-            <w:r>
-              <w:rPr>
-                <w:sz w:val="20"/>
-                <w:szCs w:val="20"/>
-              </w:rPr>
-              <w:t xml:space="preserve"> es factible de desarrollar durante las 18 semanas del semestre, dedicando el equipo 15 horas semanales de trabajo al proyecto. Ya se cuenta con los sensores y el lector biométrico necesarios, </w:t>
-            </w:r>
-            <w:proofErr w:type="spellStart"/>
-            <w:r>
-              <w:rPr>
-                <w:sz w:val="20"/>
-                <w:szCs w:val="20"/>
-              </w:rPr>
-              <w:t>Zabbix</w:t>
-            </w:r>
-            <w:proofErr w:type="spellEnd"/>
-            <w:r>
-              <w:rPr>
-                <w:sz w:val="20"/>
-                <w:szCs w:val="20"/>
-              </w:rPr>
-              <w:t xml:space="preserve"> </w:t>
-            </w:r>
-            <w:proofErr w:type="spellStart"/>
-            <w:r>
-              <w:rPr>
-                <w:sz w:val="20"/>
-                <w:szCs w:val="20"/>
-              </w:rPr>
-              <w:t>on</w:t>
-            </w:r>
-            <w:proofErr w:type="spellEnd"/>
-            <w:r>
-              <w:rPr>
-                <w:sz w:val="20"/>
-                <w:szCs w:val="20"/>
-              </w:rPr>
-              <w:t xml:space="preserve"> premise , MySQL correrá de forma local, y se dispone de computadores, celulares e internet de alta velocidad para el desarrollo y las pruebas. Como factor que facilita el desarrollo, ninguna de las tecnologías es nueva para el equipo: todos manejan herramientas de </w:t>
-            </w:r>
-            <w:proofErr w:type="gramStart"/>
-            <w:r>
-              <w:rPr>
-                <w:sz w:val="20"/>
-                <w:szCs w:val="20"/>
-              </w:rPr>
-              <w:t xml:space="preserve">Business </w:t>
-            </w:r>
-            <w:proofErr w:type="spellStart"/>
-            <w:r>
-              <w:rPr>
-                <w:sz w:val="20"/>
-                <w:szCs w:val="20"/>
-              </w:rPr>
-              <w:t>Intelligence</w:t>
-            </w:r>
-            <w:proofErr w:type="spellEnd"/>
-            <w:proofErr w:type="gramEnd"/>
-            <w:r>
-              <w:rPr>
-                <w:sz w:val="20"/>
-                <w:szCs w:val="20"/>
-              </w:rPr>
-              <w:t xml:space="preserve"> y uno de los </w:t>
-            </w:r>
-            <w:r>
-              <w:rPr>
-                <w:sz w:val="20"/>
-                <w:szCs w:val="20"/>
-              </w:rPr>
-              <w:lastRenderedPageBreak/>
-              <w:t>integrantes tiene años de experiencia en redes y servidores. Como posible factor de riesgo se identifica la coordinación de los tiempos de trabajo entre los integrantes, lo que se resolverá organizando horarios conjuntos y manteniendo una comunicación constante que permita distribuir las tareas y anticipar descoordinaciones antes de que afecten los plazos.</w:t>
+            <w:r>
+              <w:rPr>
+                <w:sz w:val="20"/>
+                <w:szCs w:val="20"/>
+              </w:rPr>
+              <w:t>La dedicación confirmada es de 15 horas semanales por integrante: 3 personas × 15 h × 18 semanas = 810 horas-persona (270 por persona). El Kanban agrupa 36 tareas y 720 horas estimadas, con 90 horas de reserva dentro del mismo semestre; no son horas ejecutadas. El total estimado se distribuye en Álvaro 240 h, Fidel 252 h y Claudio 228 h. La reserva es de 30, 18 y 42 h, respectivamente. Se dispone de computadores, celulares e internet; verificar acceso, protocolo y licencias de sensores, HID, Zabbix, MySQL, Forms/Power Automate y Power BI. La factibilidad debe revisarse por dependencia y semana: el total disponible no garantiza el cumplimiento. Las 18 semanas son relativas: Fase 1 S1–S4, Fase 2 S5–S15 y Fase 3 S16–S18. Falta la fecha oficial de inicio; no se afirma cumplimiento de plazos ni se inventan fechas académicas.</w:t>
             </w:r>
           </w:p>
         </w:tc>
@@ -2528,7 +2050,7 @@
                 <w:between w:val="nil"/>
               </w:pBdr>
               <w:spacing w:after="0"/>
-              <w:jc w:val="both"/>
+              <w:jc w:val="left"/>
               <w:rPr>
                 <w:sz w:val="20"/>
                 <w:szCs w:val="20"/>
@@ -2540,218 +2062,19 @@
                 <w:sz w:val="20"/>
                 <w:szCs w:val="20"/>
               </w:rPr>
-              <w:t xml:space="preserve">Levantar los requerimientos funcionales y no funcionales de </w:t>
-            </w:r>
-            <w:proofErr w:type="spellStart"/>
-            <w:r>
-              <w:rPr>
-                <w:color w:val="000000"/>
-                <w:sz w:val="20"/>
-                <w:szCs w:val="20"/>
-              </w:rPr>
-              <w:t>SICMA</w:t>
-            </w:r>
-            <w:proofErr w:type="spellEnd"/>
-            <w:r>
-              <w:rPr>
-                <w:color w:val="000000"/>
-                <w:sz w:val="20"/>
-                <w:szCs w:val="20"/>
-              </w:rPr>
-              <w:t>.</w:t>
-            </w:r>
-          </w:p>
-          <w:p>
-            <w:pPr>
-              <w:numPr>
-                <w:ilvl w:val="0"/>
-                <w:numId w:val="3"/>
-              </w:numPr>
-              <w:pBdr>
-                <w:top w:val="nil"/>
-                <w:left w:val="nil"/>
-                <w:bottom w:val="nil"/>
-                <w:right w:val="nil"/>
-                <w:between w:val="nil"/>
-              </w:pBdr>
-              <w:spacing w:after="0"/>
-              <w:jc w:val="both"/>
-              <w:rPr>
-                <w:sz w:val="20"/>
-                <w:szCs w:val="20"/>
-              </w:rPr>
-            </w:pPr>
-            <w:r>
-              <w:rPr>
-                <w:color w:val="000000"/>
-                <w:sz w:val="20"/>
-                <w:szCs w:val="20"/>
-              </w:rPr>
-              <w:t>Diseñar la arquitectura y el modelo de datos escalable de la solución.</w:t>
-            </w:r>
-          </w:p>
-          <w:p>
-            <w:pPr>
-              <w:numPr>
-                <w:ilvl w:val="0"/>
-                <w:numId w:val="3"/>
-              </w:numPr>
-              <w:pBdr>
-                <w:top w:val="nil"/>
-                <w:left w:val="nil"/>
-                <w:bottom w:val="nil"/>
-                <w:right w:val="nil"/>
-                <w:between w:val="nil"/>
-              </w:pBdr>
-              <w:spacing w:after="0"/>
-              <w:jc w:val="both"/>
-              <w:rPr>
-                <w:sz w:val="20"/>
-                <w:szCs w:val="20"/>
-              </w:rPr>
-            </w:pPr>
-            <w:r>
-              <w:rPr>
-                <w:color w:val="000000"/>
-                <w:sz w:val="20"/>
-                <w:szCs w:val="20"/>
-              </w:rPr>
-              <w:t>Diseñar prototipos de las interfaces web y móvil para validar la experiencia de usuario antes del desarrollo.</w:t>
-            </w:r>
-          </w:p>
-          <w:p>
-            <w:pPr>
-              <w:numPr>
-                <w:ilvl w:val="0"/>
-                <w:numId w:val="3"/>
-              </w:numPr>
-              <w:pBdr>
-                <w:top w:val="nil"/>
-                <w:left w:val="nil"/>
-                <w:bottom w:val="nil"/>
-                <w:right w:val="nil"/>
-                <w:between w:val="nil"/>
-              </w:pBdr>
-              <w:spacing w:after="0"/>
-              <w:jc w:val="both"/>
-              <w:rPr>
-                <w:sz w:val="20"/>
-                <w:szCs w:val="20"/>
-              </w:rPr>
-            </w:pPr>
-            <w:r>
-              <w:rPr>
-                <w:color w:val="000000"/>
-                <w:sz w:val="20"/>
-                <w:szCs w:val="20"/>
-              </w:rPr>
-              <w:t>Desarrollar una plataforma web y una aplicación móvil para gestionar activos, usuarios, accesos e intervenciones.</w:t>
-            </w:r>
-          </w:p>
-          <w:p>
-            <w:pPr>
-              <w:numPr>
-                <w:ilvl w:val="0"/>
-                <w:numId w:val="3"/>
-              </w:numPr>
-              <w:pBdr>
-                <w:top w:val="nil"/>
-                <w:left w:val="nil"/>
-                <w:bottom w:val="nil"/>
-                <w:right w:val="nil"/>
-                <w:between w:val="nil"/>
-              </w:pBdr>
-              <w:spacing w:after="0"/>
-              <w:jc w:val="both"/>
-              <w:rPr>
-                <w:sz w:val="20"/>
-                <w:szCs w:val="20"/>
-              </w:rPr>
-            </w:pPr>
-            <w:r>
-              <w:rPr>
-                <w:color w:val="000000"/>
-                <w:sz w:val="20"/>
-                <w:szCs w:val="20"/>
-              </w:rPr>
-              <w:t xml:space="preserve">Implementar el monitoreo de temperatura y humedad mediante Arduino y sensores, e integrar el control biométrico, </w:t>
-            </w:r>
-            <w:proofErr w:type="spellStart"/>
-            <w:r>
-              <w:rPr>
-                <w:color w:val="000000"/>
-                <w:sz w:val="20"/>
-                <w:szCs w:val="20"/>
-              </w:rPr>
-              <w:t>Zabbix</w:t>
-            </w:r>
-            <w:proofErr w:type="spellEnd"/>
-            <w:r>
-              <w:rPr>
-                <w:color w:val="000000"/>
-                <w:sz w:val="20"/>
-                <w:szCs w:val="20"/>
-              </w:rPr>
-              <w:t xml:space="preserve"> y Power BI.</w:t>
-            </w:r>
-          </w:p>
-          <w:p>
-            <w:pPr>
-              <w:numPr>
-                <w:ilvl w:val="0"/>
-                <w:numId w:val="3"/>
-              </w:numPr>
-              <w:pBdr>
-                <w:top w:val="nil"/>
-                <w:left w:val="nil"/>
-                <w:bottom w:val="nil"/>
-                <w:right w:val="nil"/>
-                <w:between w:val="nil"/>
-              </w:pBdr>
-              <w:spacing w:after="0"/>
-              <w:jc w:val="both"/>
-              <w:rPr>
-                <w:sz w:val="20"/>
-                <w:szCs w:val="20"/>
-              </w:rPr>
-            </w:pPr>
-            <w:r>
-              <w:rPr>
-                <w:color w:val="000000"/>
-                <w:sz w:val="20"/>
-                <w:szCs w:val="20"/>
-              </w:rPr>
-              <w:t>Aplicar medidas de seguridad al sistema para proteger la información de accesos, activos y comunicaciones con los sensores.</w:t>
-            </w:r>
-          </w:p>
-          <w:p>
-            <w:pPr>
-              <w:numPr>
-                <w:ilvl w:val="0"/>
-                <w:numId w:val="3"/>
-              </w:numPr>
-              <w:pBdr>
-                <w:top w:val="nil"/>
-                <w:left w:val="nil"/>
-                <w:bottom w:val="nil"/>
-                <w:right w:val="nil"/>
-                <w:between w:val="nil"/>
-              </w:pBdr>
-              <w:jc w:val="both"/>
-              <w:rPr>
-                <w:i/>
-                <w:iCs/>
-                <w:sz w:val="20"/>
-                <w:szCs w:val="20"/>
-              </w:rPr>
-            </w:pPr>
-            <w:r>
-              <w:rPr>
-                <w:color w:val="000000"/>
-                <w:sz w:val="20"/>
-                <w:szCs w:val="20"/>
-              </w:rPr>
-              <w:t>Realizar pruebas funcionales, de integración y de calidad, incorporando las mejoras detectadas.</w:t>
+              <w:t>Levantar los requerimientos funcionales y no funcionales de SICMA.</w:t>
+              <w:br/>
+              <w:t>Diseñar la arquitectura y el modelo de datos.</w:t>
+              <w:br/>
+              <w:t>Diseñar prototipos web y móviles.</w:t>
+              <w:br/>
+              <w:t>Desarrollar la web operativa y la aplicación móvil de solo consulta.</w:t>
+              <w:br/>
+              <w:t>Integrar ESP32-S3/DHT22, HID, Zabbix, Forms/Power Automate, SMTP y Power BI.</w:t>
+              <w:br/>
+              <w:t>Aplicar controles de identidad, comunicaciones y base de datos.</w:t>
+              <w:br/>
+              <w:t>Validar funcionalidades, integraciones, seguridad y caída controlada del primario en laboratorio.</w:t>
             </w:r>
           </w:p>
         </w:tc>
@@ -3018,178 +2341,28 @@
           </w:tcPr>
           <w:p>
             <w:pPr>
-              <w:jc w:val="both"/>
-              <w:rPr>
-                <w:sz w:val="20"/>
-                <w:szCs w:val="20"/>
-              </w:rPr>
-            </w:pPr>
-            <w:r>
-              <w:rPr>
-                <w:sz w:val="20"/>
-                <w:szCs w:val="20"/>
-              </w:rPr>
-              <w:t xml:space="preserve">El equipo abordará el desarrollo de </w:t>
-            </w:r>
-            <w:proofErr w:type="spellStart"/>
-            <w:r>
-              <w:rPr>
-                <w:sz w:val="20"/>
-                <w:szCs w:val="20"/>
-              </w:rPr>
-              <w:t>SICMA</w:t>
-            </w:r>
-            <w:proofErr w:type="spellEnd"/>
-            <w:r>
-              <w:rPr>
-                <w:sz w:val="20"/>
-                <w:szCs w:val="20"/>
-              </w:rPr>
-              <w:t xml:space="preserve"> mediante un enfoque híbrido entre Kanban y DevOps, adecuado para un equipo reducido de tres integrantes que requiere simplicidad organizativa y comunicación directa. Kanban se utilizará para visualizar el flujo de trabajo en un tablero único (columnas de Por hacer, En desarrollo, En revisión/pruebas y Completado), aplicando límites de trabajo en curso (</w:t>
-            </w:r>
-            <w:proofErr w:type="spellStart"/>
-            <w:r>
-              <w:rPr>
-                <w:sz w:val="20"/>
-                <w:szCs w:val="20"/>
-              </w:rPr>
-              <w:t>WIP</w:t>
-            </w:r>
-            <w:proofErr w:type="spellEnd"/>
-            <w:r>
-              <w:rPr>
-                <w:sz w:val="20"/>
-                <w:szCs w:val="20"/>
-              </w:rPr>
-              <w:t>) que permitan al equipo enfocarse en terminar las tareas iniciadas antes de tomar nuevas, facilitando la detección temprana de cuellos de botella.</w:t>
-            </w:r>
-          </w:p>
-          <w:p>
-            <w:pPr>
-              <w:jc w:val="both"/>
-              <w:rPr>
-                <w:sz w:val="20"/>
-                <w:szCs w:val="20"/>
-              </w:rPr>
-            </w:pPr>
-            <w:r>
-              <w:rPr>
-                <w:sz w:val="20"/>
-                <w:szCs w:val="20"/>
-              </w:rPr>
-              <w:t xml:space="preserve">Sobre esta base, se incorporarán prácticas de DevOps para integrar de forma continua el desarrollo con las actividades de despliegue, pruebas y monitoreo, dado que </w:t>
-            </w:r>
-            <w:proofErr w:type="spellStart"/>
-            <w:r>
-              <w:rPr>
-                <w:sz w:val="20"/>
-                <w:szCs w:val="20"/>
-              </w:rPr>
-              <w:t>SICMA</w:t>
-            </w:r>
-            <w:proofErr w:type="spellEnd"/>
-            <w:r>
-              <w:rPr>
-                <w:sz w:val="20"/>
-                <w:szCs w:val="20"/>
-              </w:rPr>
-              <w:t xml:space="preserve"> combina componentes de software con componentes de infraestructura (sensores, monitoreo con </w:t>
-            </w:r>
-            <w:proofErr w:type="spellStart"/>
-            <w:r>
-              <w:rPr>
-                <w:sz w:val="20"/>
-                <w:szCs w:val="20"/>
-              </w:rPr>
-              <w:t>Zabbix</w:t>
-            </w:r>
-            <w:proofErr w:type="spellEnd"/>
-            <w:r>
-              <w:rPr>
-                <w:sz w:val="20"/>
-                <w:szCs w:val="20"/>
-              </w:rPr>
-              <w:t xml:space="preserve"> y control de acceso). El código se integrará con frecuencia en el repositorio de GitHub, incorporando pruebas de manera temprana en cada entrega, lo que favorece ciclos de retroalimentación cortos y la corrección oportuna de errores.</w:t>
-            </w:r>
-          </w:p>
-          <w:p>
-            <w:pPr>
-              <w:jc w:val="both"/>
-              <w:rPr>
-                <w:sz w:val="20"/>
-                <w:szCs w:val="20"/>
-              </w:rPr>
-            </w:pPr>
-            <w:r>
-              <w:rPr>
-                <w:sz w:val="20"/>
-                <w:szCs w:val="20"/>
-              </w:rPr>
-              <w:t xml:space="preserve">El desarrollo será incremental: </w:t>
-            </w:r>
-            <w:proofErr w:type="spellStart"/>
-            <w:r>
-              <w:rPr>
-                <w:sz w:val="20"/>
-                <w:szCs w:val="20"/>
-              </w:rPr>
-              <w:t>SICMA</w:t>
-            </w:r>
-            <w:proofErr w:type="spellEnd"/>
-            <w:r>
-              <w:rPr>
-                <w:sz w:val="20"/>
-                <w:szCs w:val="20"/>
-              </w:rPr>
-              <w:t xml:space="preserve"> se construirá por componentes funcionales priorizados requerimientos y diseño, plataforma web y móvil, monitoreo </w:t>
-            </w:r>
-            <w:proofErr w:type="spellStart"/>
-            <w:r>
-              <w:rPr>
-                <w:sz w:val="20"/>
-                <w:szCs w:val="20"/>
-              </w:rPr>
-              <w:t>IoT</w:t>
-            </w:r>
-            <w:proofErr w:type="spellEnd"/>
-            <w:r>
-              <w:rPr>
-                <w:sz w:val="20"/>
-                <w:szCs w:val="20"/>
-              </w:rPr>
-              <w:t xml:space="preserve"> e integraciones, seguridad y pruebas, de modo que cada incremento agregue valor verificable sin necesidad de esperar a que el sistema esté completo para validar su funcionamiento.</w:t>
-            </w:r>
-          </w:p>
-          <w:p>
-            <w:pPr>
-              <w:jc w:val="both"/>
-              <w:rPr>
-                <w:sz w:val="20"/>
-                <w:szCs w:val="20"/>
-              </w:rPr>
-            </w:pPr>
-            <w:r>
-              <w:rPr>
-                <w:sz w:val="20"/>
-                <w:szCs w:val="20"/>
-              </w:rPr>
-              <w:t xml:space="preserve">En cuanto a los roles del equipo, Álvaro será responsable de la infraestructura, la seguridad y la integración con Zabbix, de los sensores </w:t>
-            </w:r>
-            <w:proofErr w:type="spellStart"/>
-            <w:r>
-              <w:rPr>
-                <w:sz w:val="20"/>
-                <w:szCs w:val="20"/>
-              </w:rPr>
-              <w:t>IoT</w:t>
-            </w:r>
-            <w:proofErr w:type="spellEnd"/>
-            <w:r>
-              <w:rPr>
-                <w:sz w:val="20"/>
-                <w:szCs w:val="20"/>
-              </w:rPr>
-              <w:t>; Fidel, del desarrollo web y móvil, la base de datos y la integración; y Claudio, de la planificación, la documentación y la coordinación de las pruebas. El tablero Kanban será gestionado de forma conjunta, con revisiones periódicas breves que reemplazan las reuniones formales de otras metodologías, priorizando la comunicación directa entre los integrantes.</w:t>
+              <w:jc w:val="left"/>
+              <w:rPr>
+                <w:sz w:val="20"/>
+                <w:szCs w:val="20"/>
+              </w:rPr>
+            </w:pPr>
+            <w:r>
+              <w:rPr>
+                <w:sz w:val="20"/>
+                <w:szCs w:val="20"/>
+              </w:rPr>
+              <w:t>El equipo utilizará Kanban y prácticas DevOps: tablero único, límites de trabajo en curso, commits trazables, revisión entre compañeros y pruebas por incremento. Las columnas son Por hacer, En desarrollo, En revisión/pruebas y Completado. Un commit no demuestra por sí solo integración o despliegue automatizados.</w:t>
+              <w:br/>
+              <w:t>Álvaro: backend, infraestructura, seguridad, IoT, HID, Zabbix y SMTP. 240 h estimadas; 30 h de reserva.</w:t>
+              <w:br/>
+              <w:t>Fidel: web, móvil, modelo de datos, clúster MySQL y Power BI. 252 h estimadas; 18 h de reserva.</w:t>
+              <w:br/>
+              <w:t>Claudio: planificación, documentación, pruebas y Forms/Power Automate, con apoyo de Álvaro en la API. 228 h estimadas; 42 h de reserva.</w:t>
+              <w:br/>
+              <w:t>La dedicación confirmada es de 15 horas semanales por integrante: 3 personas × 15 h × 18 semanas = 810 horas-persona (270 por persona). El Kanban agrupa 36 tareas y 720 horas estimadas, con 90 horas de reserva dentro del mismo semestre; no son horas ejecutadas.</w:t>
+              <w:br/>
+              <w:t>La revisión semanal contrasta tareas, bloqueos, horas reales y dependencias. No se incorporan tareas duplicadas ni funciones fuera del alcance para consumir la reserva.</w:t>
             </w:r>
           </w:p>
         </w:tc>
@@ -4354,6 +3527,8 @@
       <w:tr>
         <w:trPr>
           <w:jc w:val="center"/>
+          <w:cantSplit/>
+          <w:tblHeader/>
         </w:trPr>
         <w:tc>
           <w:tcPr>
@@ -4380,6 +3555,8 @@
       <w:tr>
         <w:trPr>
           <w:jc w:val="center"/>
+          <w:cantSplit/>
+          <w:tblHeader/>
         </w:trPr>
         <w:tc>
           <w:tcPr>
@@ -4561,6 +3738,7 @@
       <w:tr>
         <w:trPr>
           <w:jc w:val="center"/>
+          <w:cantSplit/>
         </w:trPr>
         <w:tc>
           <w:tcPr>
@@ -4602,7 +3780,7 @@
                 <w:sz w:val="20"/>
                 <w:szCs w:val="20"/>
               </w:rPr>
-              <w:t>Planificación y requerimientos</w:t>
+              <w:t>Planificación y requisitos</w:t>
             </w:r>
           </w:p>
         </w:tc>
@@ -4625,7 +3803,7 @@
                 <w:sz w:val="20"/>
                 <w:szCs w:val="20"/>
               </w:rPr>
-              <w:t>Definir alcance, requerimientos funcionales y no funcionales, y configurar el tablero Kanban inicial.</w:t>
+              <w:t>Base inicial del plan → diseño #7; seguimiento durante todo el semestre.</w:t>
             </w:r>
           </w:p>
         </w:tc>
@@ -4667,7 +3845,7 @@
                 <w:sz w:val="20"/>
                 <w:szCs w:val="20"/>
               </w:rPr>
-              <w:t>Semanas 1-3</w:t>
+              <w:t>S1–S3</w:t>
             </w:r>
           </w:p>
         </w:tc>
@@ -4714,7 +3892,7 @@
                 <w:sz w:val="20"/>
                 <w:szCs w:val="20"/>
               </w:rPr>
-              <w:t>Podría dificultarse si el alcance no queda claro desde el inicio; se facilita por la comunicación directa que da Kanban.</w:t>
+              <w:t>38 h. Tarjetas #6, #7.</w:t>
             </w:r>
           </w:p>
         </w:tc>
@@ -4722,6 +3900,7 @@
       <w:tr>
         <w:trPr>
           <w:jc w:val="center"/>
+          <w:cantSplit/>
         </w:trPr>
         <w:tc>
           <w:tcPr>
@@ -4765,7 +3944,7 @@
                 <w:sz w:val="20"/>
                 <w:szCs w:val="20"/>
               </w:rPr>
-              <w:t>Diseño de arquitectura y modelo de datos</w:t>
+              <w:t>Arquitectura, datos y clúster</w:t>
             </w:r>
           </w:p>
         </w:tc>
@@ -4788,7 +3967,7 @@
                 <w:sz w:val="20"/>
                 <w:szCs w:val="20"/>
               </w:rPr>
-              <w:t>Diseñar la arquitectura general del sistema y el modelo de la base de datos MySQL.</w:t>
+              <w:t>Requisitos suficientes → modelo #9; clúster #75 e integración técnica antes del despliegue.</w:t>
             </w:r>
           </w:p>
         </w:tc>
@@ -4843,7 +4022,7 @@
                 <w:sz w:val="20"/>
                 <w:szCs w:val="20"/>
               </w:rPr>
-              <w:t>Semanas 2-5</w:t>
+              <w:t>S2–S15</w:t>
             </w:r>
           </w:p>
         </w:tc>
@@ -4890,7 +4069,7 @@
                 <w:sz w:val="20"/>
                 <w:szCs w:val="20"/>
               </w:rPr>
-              <w:t>Requiere coordinación temprana entre desarrollo e infraestructura; el tablero ayuda a visualizar las dependencias.</w:t>
+              <w:t>44 h. Tarjetas #9, #75.</w:t>
             </w:r>
           </w:p>
         </w:tc>
@@ -4898,6 +4077,7 @@
       <w:tr>
         <w:trPr>
           <w:jc w:val="center"/>
+          <w:cantSplit/>
         </w:trPr>
         <w:tc>
           <w:tcPr>
@@ -4941,7 +4121,7 @@
                 <w:sz w:val="20"/>
                 <w:szCs w:val="20"/>
               </w:rPr>
-              <w:t>Prototipado de interfaces</w:t>
+              <w:t>Prototipos</w:t>
             </w:r>
           </w:p>
         </w:tc>
@@ -4964,7 +4144,7 @@
                 <w:sz w:val="20"/>
                 <w:szCs w:val="20"/>
               </w:rPr>
-              <w:t>Diseñar prototipos de las interfaces web y móvil para validar la experiencia de usuario antes de programar.</w:t>
+              <w:t>Prototipos incluidos en #7 y en tareas de interfaz; 0 h adicionales.</w:t>
             </w:r>
           </w:p>
         </w:tc>
@@ -5012,7 +4192,7 @@
                 <w:sz w:val="20"/>
                 <w:szCs w:val="20"/>
               </w:rPr>
-              <w:t>Semanas 3-5</w:t>
+              <w:t>S2–S5</w:t>
             </w:r>
           </w:p>
         </w:tc>
@@ -5036,7 +4216,7 @@
                 <w:sz w:val="20"/>
                 <w:szCs w:val="20"/>
               </w:rPr>
-              <w:t>Fidel</w:t>
+              <w:t>Fidel y equipo</w:t>
             </w:r>
           </w:p>
         </w:tc>
@@ -5059,7 +4239,7 @@
                 <w:sz w:val="20"/>
                 <w:szCs w:val="20"/>
               </w:rPr>
-              <w:t>Facilita detectar errores de usabilidad temprano; podría retrasarse si no hay retroalimentación oportuna del equipo.</w:t>
+              <w:t>0 h adicionales; incluidas en #7 e interfaces.</w:t>
             </w:r>
           </w:p>
         </w:tc>
@@ -5067,6 +4247,7 @@
       <w:tr>
         <w:trPr>
           <w:jc w:val="center"/>
+          <w:cantSplit/>
         </w:trPr>
         <w:tc>
           <w:tcPr>
@@ -5110,7 +4291,7 @@
                 <w:sz w:val="20"/>
                 <w:szCs w:val="20"/>
               </w:rPr>
-              <w:t>Desarrollo web y móvil</w:t>
+              <w:t>Web, API y móvil</w:t>
             </w:r>
           </w:p>
         </w:tc>
@@ -5133,23 +4314,7 @@
                 <w:sz w:val="20"/>
                 <w:szCs w:val="20"/>
               </w:rPr>
-              <w:t xml:space="preserve">Construir los módulos de usuarios, activos, accesos e intervenciones en la plataforma web y la </w:t>
-            </w:r>
-            <w:proofErr w:type="gramStart"/>
-            <w:r>
-              <w:rPr>
-                <w:sz w:val="20"/>
-                <w:szCs w:val="20"/>
-              </w:rPr>
-              <w:t>app</w:t>
-            </w:r>
-            <w:proofErr w:type="gramEnd"/>
-            <w:r>
-              <w:rPr>
-                <w:sz w:val="20"/>
-                <w:szCs w:val="20"/>
-              </w:rPr>
-              <w:t xml:space="preserve"> móvil.</w:t>
+              <w:t>Contratos y diseño revisados → implementación por flujo; web y API pueden avanzar con contratos acordados.</w:t>
             </w:r>
           </w:p>
         </w:tc>
@@ -5211,7 +4376,7 @@
                 <w:sz w:val="20"/>
                 <w:szCs w:val="20"/>
               </w:rPr>
-              <w:t>Continuo, semanas 5-13</w:t>
+              <w:t>S4–S16</w:t>
             </w:r>
           </w:p>
         </w:tc>
@@ -5235,7 +4400,7 @@
                 <w:sz w:val="20"/>
                 <w:szCs w:val="20"/>
               </w:rPr>
-              <w:t>Fidel</w:t>
+              <w:t>Fidel y Álvaro</w:t>
             </w:r>
           </w:p>
         </w:tc>
@@ -5258,7 +4423,7 @@
                 <w:sz w:val="20"/>
                 <w:szCs w:val="20"/>
               </w:rPr>
-              <w:t>Es la actividad de mayor carga técnica; el flujo Kanban permite priorizar módulos según avance real, no por fechas fijas.</w:t>
+              <w:t>172 h. Tarjetas #19, #20, #81, #58, #59, #69.</w:t>
             </w:r>
           </w:p>
         </w:tc>
@@ -5266,6 +4431,7 @@
       <w:tr>
         <w:trPr>
           <w:jc w:val="center"/>
+          <w:cantSplit/>
         </w:trPr>
         <w:tc>
           <w:tcPr>
@@ -5312,17 +4478,8 @@
                 <w:sz w:val="20"/>
                 <w:szCs w:val="20"/>
               </w:rPr>
-              <w:t xml:space="preserve">Monitoreo e integraciones </w:t>
-            </w:r>
-            <w:proofErr w:type="spellStart"/>
-            <w:r>
-              <w:rPr>
-                <w:sz w:val="20"/>
-                <w:szCs w:val="20"/>
-              </w:rPr>
-              <w:t>IoT</w:t>
-            </w:r>
-            <w:proofErr w:type="spellEnd"/>
+              <w:t>Monitoreo e integraciones</w:t>
+            </w:r>
           </w:p>
         </w:tc>
         <w:tc>
@@ -5345,23 +4502,7 @@
                 <w:sz w:val="20"/>
                 <w:szCs w:val="20"/>
               </w:rPr>
-              <w:t xml:space="preserve">Integrar ESP32, sensores, control biométrico, </w:t>
-            </w:r>
-            <w:proofErr w:type="spellStart"/>
-            <w:r>
-              <w:rPr>
-                <w:sz w:val="20"/>
-                <w:szCs w:val="20"/>
-              </w:rPr>
-              <w:t>Zabbix</w:t>
-            </w:r>
-            <w:proofErr w:type="spellEnd"/>
-            <w:r>
-              <w:rPr>
-                <w:sz w:val="20"/>
-                <w:szCs w:val="20"/>
-              </w:rPr>
-              <w:t xml:space="preserve"> y Power BI al sistema.</w:t>
+              <w:t>Validar contratos y dispositivos temprano; integrar cada flujo al disponer de API y datos.</w:t>
             </w:r>
           </w:p>
         </w:tc>
@@ -5385,23 +4526,7 @@
                 <w:sz w:val="20"/>
                 <w:szCs w:val="20"/>
               </w:rPr>
-              <w:t xml:space="preserve">ESP32, sensores, </w:t>
-            </w:r>
-            <w:proofErr w:type="spellStart"/>
-            <w:r>
-              <w:rPr>
-                <w:sz w:val="20"/>
-                <w:szCs w:val="20"/>
-              </w:rPr>
-              <w:t>Zabbix</w:t>
-            </w:r>
-            <w:proofErr w:type="spellEnd"/>
-            <w:r>
-              <w:rPr>
-                <w:sz w:val="20"/>
-                <w:szCs w:val="20"/>
-              </w:rPr>
-              <w:t>, Power BI</w:t>
+              <w:t>ESP32-S3/DHT22, HID, Zabbix, Forms, Power Automate, SMTP y Power BI</w:t>
             </w:r>
           </w:p>
         </w:tc>
@@ -5425,7 +4550,7 @@
                 <w:sz w:val="20"/>
                 <w:szCs w:val="20"/>
               </w:rPr>
-              <w:t>Semanas 8-14</w:t>
+              <w:t>S3–S16</w:t>
             </w:r>
           </w:p>
         </w:tc>
@@ -5450,7 +4575,7 @@
                 <w:sz w:val="20"/>
                 <w:szCs w:val="20"/>
               </w:rPr>
-              <w:t>Álvaro</w:t>
+              <w:t>Equipo según tarjeta</w:t>
             </w:r>
           </w:p>
         </w:tc>
@@ -5474,7 +4599,7 @@
                 <w:sz w:val="20"/>
                 <w:szCs w:val="20"/>
               </w:rPr>
-              <w:t>Podría dificultarse por falta puntual de hardware, lo que se resolvería usando datos simulados.</w:t>
+              <w:t>256 h. Tarjetas #30, #31, #33, #42, #45, #51, #52, #54, #85, #67, #72, #73.</w:t>
             </w:r>
           </w:p>
         </w:tc>
@@ -5482,6 +4607,7 @@
       <w:tr>
         <w:trPr>
           <w:jc w:val="center"/>
+          <w:cantSplit/>
         </w:trPr>
         <w:tc>
           <w:tcPr>
@@ -5527,7 +4653,7 @@
                 <w:sz w:val="20"/>
                 <w:szCs w:val="20"/>
               </w:rPr>
-              <w:t>Aplicación de medidas de seguridad</w:t>
+              <w:t>Seguridad y despliegue</w:t>
             </w:r>
           </w:p>
         </w:tc>
@@ -5551,7 +4677,7 @@
                 <w:sz w:val="20"/>
                 <w:szCs w:val="20"/>
               </w:rPr>
-              <w:t>Proteger la información de accesos, activos y comunicaciones con los sensores.</w:t>
+              <w:t>Identidad y controles desde el inicio; despliegue tras integrar componentes y clúster.</w:t>
             </w:r>
           </w:p>
         </w:tc>
@@ -5599,7 +4725,7 @@
                 <w:sz w:val="20"/>
                 <w:szCs w:val="20"/>
               </w:rPr>
-              <w:t>Semanas 8-15</w:t>
+              <w:t>S2–S17</w:t>
             </w:r>
           </w:p>
         </w:tc>
@@ -5648,7 +4774,7 @@
                 <w:sz w:val="20"/>
                 <w:szCs w:val="20"/>
               </w:rPr>
-              <w:t>Se facilita por la experiencia previa del equipo en redes y servidores; el riesgo es dejarla para el final, por eso se aborda junto con cada incremento.</w:t>
+              <w:t>44 h. Tarjetas #17, #76.</w:t>
             </w:r>
           </w:p>
         </w:tc>
@@ -5656,6 +4782,7 @@
       <w:tr>
         <w:trPr>
           <w:jc w:val="center"/>
+          <w:cantSplit/>
         </w:trPr>
         <w:tc>
           <w:tcPr>
@@ -5701,7 +4828,7 @@
                 <w:sz w:val="20"/>
                 <w:szCs w:val="20"/>
               </w:rPr>
-              <w:t>Pruebas y coordinación de calidad</w:t>
+              <w:t>Pruebas y calidad</w:t>
             </w:r>
           </w:p>
         </w:tc>
@@ -5725,7 +4852,7 @@
                 <w:sz w:val="20"/>
                 <w:szCs w:val="20"/>
               </w:rPr>
-              <w:t>Ejecutar pruebas funcionales, de integración y de seguridad sobre cada incremento entregado, y coordinar su corrección.</w:t>
+              <w:t>Plan de pruebas temprano; ejecución tras cada incremento; regresión y aceptación al final.</w:t>
             </w:r>
           </w:p>
         </w:tc>
@@ -5773,7 +4900,7 @@
                 <w:sz w:val="20"/>
                 <w:szCs w:val="20"/>
               </w:rPr>
-              <w:t>Continuo, semanas 6-17</w:t>
+              <w:t>S3–S18</w:t>
             </w:r>
           </w:p>
         </w:tc>
@@ -5798,7 +4925,7 @@
                 <w:sz w:val="20"/>
                 <w:szCs w:val="20"/>
               </w:rPr>
-              <w:t>Claudio</w:t>
+              <w:t>Claudio y equipo</w:t>
             </w:r>
           </w:p>
         </w:tc>
@@ -5822,7 +4949,7 @@
                 <w:sz w:val="20"/>
                 <w:szCs w:val="20"/>
               </w:rPr>
-              <w:t>El enfoque incremental permite corregir errores apenas se detectan, evitando acumularlos para el final.</w:t>
+              <w:t>138 h. Tarjetas #14, #27, #41, #46, #57, #66, #68, #71, #74, #77.</w:t>
             </w:r>
           </w:p>
         </w:tc>
@@ -5830,6 +4957,7 @@
       <w:tr>
         <w:trPr>
           <w:jc w:val="center"/>
+          <w:cantSplit/>
         </w:trPr>
         <w:tc>
           <w:tcPr>
@@ -5875,7 +5003,7 @@
                 <w:sz w:val="20"/>
                 <w:szCs w:val="20"/>
               </w:rPr>
-              <w:t>Documentación y cierre del proyecto</w:t>
+              <w:t>Documentación y cierre</w:t>
             </w:r>
           </w:p>
         </w:tc>
@@ -5899,7 +5027,7 @@
                 <w:sz w:val="20"/>
                 <w:szCs w:val="20"/>
               </w:rPr>
-              <w:t>Preparar manuales, evidencias, respaldo del código y presentación final.</w:t>
+              <w:t>Documentación continua dentro de cada tarea; #78 y #79 consolidan manuales, evidencias y demostración.</w:t>
             </w:r>
           </w:p>
         </w:tc>
@@ -5947,7 +5075,7 @@
                 <w:sz w:val="20"/>
                 <w:szCs w:val="20"/>
               </w:rPr>
-              <w:t>Semanas 1-18</w:t>
+              <w:t>S1–S18</w:t>
             </w:r>
           </w:p>
         </w:tc>
@@ -5996,7 +5124,7 @@
                 <w:sz w:val="20"/>
                 <w:szCs w:val="20"/>
               </w:rPr>
-              <w:t>Se mantiene actualizada durante todo el semestre gracias al tablero Kanban, evitando dejarla concentrada al final.</w:t>
+              <w:t>28 h. Tarjetas #78, #79.</w:t>
             </w:r>
           </w:p>
         </w:tc>
@@ -6128,6 +5256,7 @@
           </w:tcPr>
           <w:p>
             <w:pPr>
+              <w:pageBreakBefore/>
               <w:rPr>
                 <w:b/>
                 <w:bCs/>
@@ -6216,8 +5345,8 @@
     <w:tbl>
       <w:tblPr>
         <w:tblStyle w:val="af0"/>
-        <w:tblW w:w="10794" w:type="dxa"/>
-        <w:tblInd w:w="-1160" w:type="dxa"/>
+        <w:tblW w:w="10600" w:type="dxa"/>
+        <w:tblInd w:w="-500" w:type="dxa"/>
         <w:tblBorders>
           <w:top w:val="single" w:sz="4" w:space="0" w:color="BFBFBF"/>
           <w:left w:val="single" w:sz="4" w:space="0" w:color="BFBFBF"/>
@@ -6230,59 +5359,44 @@
         <w:tblLook w:val="0400" w:firstRow="0" w:lastRow="0" w:firstColumn="0" w:lastColumn="0" w:noHBand="0" w:noVBand="1"/>
       </w:tblPr>
       <w:tblGrid>
-        <w:gridCol w:w="1350"/>
-        <w:gridCol w:w="536"/>
-        <w:gridCol w:w="522"/>
-        <w:gridCol w:w="523"/>
-        <w:gridCol w:w="526"/>
-        <w:gridCol w:w="523"/>
-        <w:gridCol w:w="523"/>
-        <w:gridCol w:w="523"/>
-        <w:gridCol w:w="523"/>
-        <w:gridCol w:w="523"/>
-        <w:gridCol w:w="523"/>
-        <w:gridCol w:w="523"/>
-        <w:gridCol w:w="523"/>
-        <w:gridCol w:w="525"/>
-        <w:gridCol w:w="525"/>
-        <w:gridCol w:w="525"/>
-        <w:gridCol w:w="518"/>
-        <w:gridCol w:w="525"/>
-        <w:gridCol w:w="525"/>
-        <w:gridCol w:w="10"/>
+        <w:gridCol w:w="2500"/>
+        <w:gridCol w:w="450"/>
+        <w:gridCol w:w="450"/>
+        <w:gridCol w:w="450"/>
+        <w:gridCol w:w="450"/>
+        <w:gridCol w:w="450"/>
+        <w:gridCol w:w="450"/>
+        <w:gridCol w:w="450"/>
+        <w:gridCol w:w="450"/>
+        <w:gridCol w:w="450"/>
+        <w:gridCol w:w="450"/>
+        <w:gridCol w:w="450"/>
+        <w:gridCol w:w="450"/>
+        <w:gridCol w:w="450"/>
+        <w:gridCol w:w="450"/>
+        <w:gridCol w:w="450"/>
+        <w:gridCol w:w="450"/>
+        <w:gridCol w:w="450"/>
+        <w:gridCol w:w="450"/>
       </w:tblGrid>
       <w:tr>
         <w:trPr>
-          <w:trHeight w:val="294"/>
+          <w:cantSplit/>
         </w:trPr>
         <w:tc>
           <w:tcPr>
-            <w:tcW w:w="1351" w:type="dxa"/>
+            <w:tcW w:type="dxa" w:w="2500"/>
             <w:vMerge w:val="restart"/>
-            <w:tcBorders>
-              <w:top w:val="single" w:sz="4" w:space="0" w:color="000000"/>
-              <w:left w:val="single" w:sz="4" w:space="0" w:color="000000"/>
-              <w:bottom w:val="single" w:sz="4" w:space="0" w:color="000000"/>
-              <w:right w:val="single" w:sz="4" w:space="0" w:color="000000"/>
-            </w:tcBorders>
-          </w:tcPr>
-          <w:p>
-            <w:pPr>
-              <w:spacing w:line="360" w:lineRule="auto"/>
-              <w:jc w:val="both"/>
-              <w:rPr>
-                <w:b/>
-                <w:bCs/>
-                <w:sz w:val="16"/>
-                <w:szCs w:val="16"/>
-              </w:rPr>
-            </w:pPr>
-            <w:r>
-              <w:rPr>
-                <w:b/>
-                <w:bCs/>
-                <w:sz w:val="16"/>
-                <w:szCs w:val="16"/>
+          </w:tcPr>
+          <w:p>
+            <w:pPr>
+              <w:spacing w:after="60" w:before="60" w:line="240" w:lineRule="auto"/>
+              <w:jc w:val="left"/>
+            </w:pPr>
+            <w:r>
+              <w:rPr>
+                <w:rFonts w:ascii="Arial" w:hAnsi="Arial"/>
+                <w:sz w:val="14"/>
               </w:rPr>
               <w:t>Actividad</w:t>
             </w:r>
@@ -6290,33 +5404,18 @@
         </w:tc>
         <w:tc>
           <w:tcPr>
-            <w:tcW w:w="2107" w:type="dxa"/>
+            <w:tcW w:type="dxa" w:w="1800"/>
             <w:gridSpan w:val="4"/>
-            <w:tcBorders>
-              <w:top w:val="single" w:sz="4" w:space="0" w:color="000000"/>
-              <w:left w:val="single" w:sz="4" w:space="0" w:color="000000"/>
-              <w:bottom w:val="single" w:sz="4" w:space="0" w:color="000000"/>
-              <w:right w:val="single" w:sz="4" w:space="0" w:color="000000"/>
-            </w:tcBorders>
-            <w:shd w:val="clear" w:color="auto" w:fill="E2EFD9"/>
-          </w:tcPr>
-          <w:p>
-            <w:pPr>
-              <w:spacing w:line="360" w:lineRule="auto"/>
-              <w:jc w:val="center"/>
-              <w:rPr>
-                <w:b/>
-                <w:bCs/>
-                <w:sz w:val="16"/>
-                <w:szCs w:val="16"/>
-              </w:rPr>
-            </w:pPr>
-            <w:r>
-              <w:rPr>
-                <w:b/>
-                <w:bCs/>
-                <w:sz w:val="16"/>
-                <w:szCs w:val="16"/>
+          </w:tcPr>
+          <w:p>
+            <w:pPr>
+              <w:spacing w:after="60" w:before="60" w:line="240" w:lineRule="auto"/>
+              <w:jc w:val="center"/>
+            </w:pPr>
+            <w:r>
+              <w:rPr>
+                <w:rFonts w:ascii="Arial" w:hAnsi="Arial"/>
+                <w:sz w:val="14"/>
               </w:rPr>
               <w:t>Fase 1</w:t>
             </w:r>
@@ -6324,33 +5423,18 @@
         </w:tc>
         <w:tc>
           <w:tcPr>
-            <w:tcW w:w="5759" w:type="dxa"/>
+            <w:tcW w:type="dxa" w:w="4950"/>
             <w:gridSpan w:val="11"/>
-            <w:tcBorders>
-              <w:top w:val="single" w:sz="4" w:space="0" w:color="000000"/>
-              <w:left w:val="single" w:sz="4" w:space="0" w:color="000000"/>
-              <w:bottom w:val="single" w:sz="4" w:space="0" w:color="000000"/>
-              <w:right w:val="single" w:sz="4" w:space="0" w:color="000000"/>
-            </w:tcBorders>
-            <w:shd w:val="clear" w:color="auto" w:fill="FFF2CB"/>
-          </w:tcPr>
-          <w:p>
-            <w:pPr>
-              <w:spacing w:line="360" w:lineRule="auto"/>
-              <w:jc w:val="center"/>
-              <w:rPr>
-                <w:b/>
-                <w:bCs/>
-                <w:sz w:val="16"/>
-                <w:szCs w:val="16"/>
-              </w:rPr>
-            </w:pPr>
-            <w:r>
-              <w:rPr>
-                <w:b/>
-                <w:bCs/>
-                <w:sz w:val="16"/>
-                <w:szCs w:val="16"/>
+          </w:tcPr>
+          <w:p>
+            <w:pPr>
+              <w:spacing w:after="60" w:before="60" w:line="240" w:lineRule="auto"/>
+              <w:jc w:val="center"/>
+            </w:pPr>
+            <w:r>
+              <w:rPr>
+                <w:rFonts w:ascii="Arial" w:hAnsi="Arial"/>
+                <w:sz w:val="14"/>
               </w:rPr>
               <w:t>Fase 2</w:t>
             </w:r>
@@ -6358,33 +5442,18 @@
         </w:tc>
         <w:tc>
           <w:tcPr>
-            <w:tcW w:w="1578" w:type="dxa"/>
-            <w:gridSpan w:val="4"/>
-            <w:tcBorders>
-              <w:top w:val="single" w:sz="4" w:space="0" w:color="000000"/>
-              <w:left w:val="single" w:sz="4" w:space="0" w:color="000000"/>
-              <w:bottom w:val="single" w:sz="4" w:space="0" w:color="000000"/>
-              <w:right w:val="single" w:sz="4" w:space="0" w:color="000000"/>
-            </w:tcBorders>
-            <w:shd w:val="clear" w:color="auto" w:fill="FBE4D5"/>
-          </w:tcPr>
-          <w:p>
-            <w:pPr>
-              <w:spacing w:line="360" w:lineRule="auto"/>
-              <w:jc w:val="center"/>
-              <w:rPr>
-                <w:b/>
-                <w:bCs/>
-                <w:sz w:val="16"/>
-                <w:szCs w:val="16"/>
-              </w:rPr>
-            </w:pPr>
-            <w:r>
-              <w:rPr>
-                <w:b/>
-                <w:bCs/>
-                <w:sz w:val="16"/>
-                <w:szCs w:val="16"/>
+            <w:tcW w:type="dxa" w:w="1350"/>
+            <w:gridSpan w:val="3"/>
+          </w:tcPr>
+          <w:p>
+            <w:pPr>
+              <w:spacing w:after="60" w:before="60" w:line="240" w:lineRule="auto"/>
+              <w:jc w:val="center"/>
+            </w:pPr>
+            <w:r>
+              <w:rPr>
+                <w:rFonts w:ascii="Arial" w:hAnsi="Arial"/>
+                <w:sz w:val="14"/>
               </w:rPr>
               <w:t>Fase 3</w:t>
             </w:r>
@@ -6393,690 +5462,375 @@
       </w:tr>
       <w:tr>
         <w:trPr>
-          <w:gridAfter w:val="1"/>
-          <w:trHeight w:val="303"/>
+          <w:cantSplit/>
         </w:trPr>
         <w:tc>
           <w:tcPr>
-            <w:tcW w:w="1351" w:type="dxa"/>
+            <w:tcW w:type="dxa" w:w="2500"/>
             <w:vMerge/>
-            <w:tcBorders>
-              <w:top w:val="single" w:sz="4" w:space="0" w:color="000000"/>
-              <w:left w:val="single" w:sz="4" w:space="0" w:color="000000"/>
-              <w:bottom w:val="single" w:sz="4" w:space="0" w:color="000000"/>
-              <w:right w:val="single" w:sz="4" w:space="0" w:color="000000"/>
-            </w:tcBorders>
-          </w:tcPr>
-          <w:p>
-            <w:pPr>
-              <w:widowControl w:val="0"/>
-              <w:pBdr>
-                <w:top w:val="nil"/>
-                <w:left w:val="nil"/>
-                <w:bottom w:val="nil"/>
-                <w:right w:val="nil"/>
-                <w:between w:val="nil"/>
-              </w:pBdr>
-              <w:spacing w:after="0" w:line="276" w:lineRule="auto"/>
-              <w:rPr>
-                <w:b/>
-                <w:bCs/>
-                <w:sz w:val="16"/>
-                <w:szCs w:val="16"/>
-              </w:rPr>
-            </w:pPr>
-          </w:p>
-        </w:tc>
-        <w:tc>
-          <w:tcPr>
-            <w:tcW w:w="536" w:type="dxa"/>
-            <w:tcBorders>
-              <w:top w:val="single" w:sz="4" w:space="0" w:color="000000"/>
-              <w:left w:val="single" w:sz="4" w:space="0" w:color="000000"/>
-              <w:bottom w:val="single" w:sz="5" w:space="0" w:color="000000"/>
-              <w:right w:val="single" w:sz="4" w:space="0" w:color="000000"/>
-            </w:tcBorders>
-          </w:tcPr>
-          <w:p>
-            <w:pPr>
-              <w:spacing w:line="360" w:lineRule="auto"/>
-              <w:jc w:val="center"/>
-              <w:rPr>
-                <w:b/>
-                <w:bCs/>
-                <w:sz w:val="16"/>
-                <w:szCs w:val="16"/>
-              </w:rPr>
-            </w:pPr>
-            <w:r>
-              <w:rPr>
-                <w:b/>
-                <w:bCs/>
-                <w:sz w:val="16"/>
-                <w:szCs w:val="16"/>
-              </w:rPr>
-              <w:t>S 1</w:t>
-            </w:r>
-          </w:p>
-        </w:tc>
-        <w:tc>
-          <w:tcPr>
-            <w:tcW w:w="522" w:type="dxa"/>
-            <w:tcBorders>
-              <w:top w:val="single" w:sz="4" w:space="0" w:color="000000"/>
-              <w:left w:val="single" w:sz="4" w:space="0" w:color="000000"/>
-              <w:bottom w:val="single" w:sz="5" w:space="0" w:color="000000"/>
-              <w:right w:val="single" w:sz="4" w:space="0" w:color="000000"/>
-            </w:tcBorders>
-          </w:tcPr>
-          <w:p>
-            <w:pPr>
-              <w:spacing w:line="360" w:lineRule="auto"/>
-              <w:jc w:val="center"/>
-              <w:rPr>
-                <w:b/>
-                <w:bCs/>
-                <w:sz w:val="16"/>
-                <w:szCs w:val="16"/>
-              </w:rPr>
-            </w:pPr>
-            <w:r>
-              <w:rPr>
-                <w:b/>
-                <w:bCs/>
-                <w:sz w:val="16"/>
-                <w:szCs w:val="16"/>
-              </w:rPr>
-              <w:t>S 2</w:t>
-            </w:r>
-          </w:p>
-        </w:tc>
-        <w:tc>
-          <w:tcPr>
-            <w:tcW w:w="523" w:type="dxa"/>
-            <w:tcBorders>
-              <w:top w:val="single" w:sz="4" w:space="0" w:color="000000"/>
-              <w:left w:val="single" w:sz="4" w:space="0" w:color="000000"/>
-              <w:bottom w:val="single" w:sz="5" w:space="0" w:color="000000"/>
-              <w:right w:val="single" w:sz="4" w:space="0" w:color="000000"/>
-            </w:tcBorders>
-          </w:tcPr>
-          <w:p>
-            <w:pPr>
-              <w:spacing w:line="360" w:lineRule="auto"/>
-              <w:jc w:val="center"/>
-              <w:rPr>
-                <w:b/>
-                <w:bCs/>
-                <w:sz w:val="16"/>
-                <w:szCs w:val="16"/>
-              </w:rPr>
-            </w:pPr>
-            <w:r>
-              <w:rPr>
-                <w:b/>
-                <w:bCs/>
-                <w:sz w:val="16"/>
-                <w:szCs w:val="16"/>
-              </w:rPr>
-              <w:t>S 3</w:t>
-            </w:r>
-          </w:p>
-        </w:tc>
-        <w:tc>
-          <w:tcPr>
-            <w:tcW w:w="526" w:type="dxa"/>
-            <w:tcBorders>
-              <w:top w:val="single" w:sz="4" w:space="0" w:color="000000"/>
-              <w:left w:val="single" w:sz="4" w:space="0" w:color="000000"/>
-              <w:bottom w:val="single" w:sz="4" w:space="0" w:color="000000"/>
-              <w:right w:val="single" w:sz="4" w:space="0" w:color="000000"/>
-            </w:tcBorders>
-          </w:tcPr>
-          <w:p>
-            <w:pPr>
-              <w:spacing w:line="360" w:lineRule="auto"/>
-              <w:jc w:val="center"/>
-              <w:rPr>
-                <w:b/>
-                <w:bCs/>
-                <w:sz w:val="16"/>
-                <w:szCs w:val="16"/>
-              </w:rPr>
-            </w:pPr>
-            <w:r>
-              <w:rPr>
-                <w:b/>
-                <w:bCs/>
-                <w:sz w:val="16"/>
-                <w:szCs w:val="16"/>
-              </w:rPr>
-              <w:t>S 4</w:t>
-            </w:r>
-          </w:p>
-        </w:tc>
-        <w:tc>
-          <w:tcPr>
-            <w:tcW w:w="523" w:type="dxa"/>
-            <w:tcBorders>
-              <w:top w:val="single" w:sz="4" w:space="0" w:color="000000"/>
-              <w:left w:val="single" w:sz="4" w:space="0" w:color="000000"/>
-              <w:bottom w:val="single" w:sz="4" w:space="0" w:color="000000"/>
-              <w:right w:val="single" w:sz="4" w:space="0" w:color="000000"/>
-            </w:tcBorders>
-          </w:tcPr>
-          <w:p>
-            <w:pPr>
-              <w:spacing w:line="360" w:lineRule="auto"/>
-              <w:jc w:val="center"/>
-              <w:rPr>
-                <w:b/>
-                <w:bCs/>
-                <w:sz w:val="16"/>
-                <w:szCs w:val="16"/>
-              </w:rPr>
-            </w:pPr>
-            <w:r>
-              <w:rPr>
-                <w:b/>
-                <w:bCs/>
-                <w:sz w:val="16"/>
-                <w:szCs w:val="16"/>
-              </w:rPr>
-              <w:t>S 5</w:t>
-            </w:r>
-          </w:p>
-        </w:tc>
-        <w:tc>
-          <w:tcPr>
-            <w:tcW w:w="523" w:type="dxa"/>
-            <w:tcBorders>
-              <w:top w:val="single" w:sz="4" w:space="0" w:color="000000"/>
-              <w:left w:val="single" w:sz="4" w:space="0" w:color="000000"/>
-              <w:bottom w:val="single" w:sz="4" w:space="0" w:color="000000"/>
-              <w:right w:val="single" w:sz="4" w:space="0" w:color="000000"/>
-            </w:tcBorders>
-          </w:tcPr>
-          <w:p>
-            <w:pPr>
-              <w:spacing w:line="360" w:lineRule="auto"/>
-              <w:jc w:val="center"/>
-              <w:rPr>
-                <w:b/>
-                <w:bCs/>
-                <w:sz w:val="16"/>
-                <w:szCs w:val="16"/>
-              </w:rPr>
-            </w:pPr>
-            <w:r>
-              <w:rPr>
-                <w:b/>
-                <w:bCs/>
-                <w:sz w:val="16"/>
-                <w:szCs w:val="16"/>
-              </w:rPr>
-              <w:t>S 6</w:t>
-            </w:r>
-          </w:p>
-        </w:tc>
-        <w:tc>
-          <w:tcPr>
-            <w:tcW w:w="523" w:type="dxa"/>
-            <w:tcBorders>
-              <w:top w:val="single" w:sz="4" w:space="0" w:color="000000"/>
-              <w:left w:val="single" w:sz="4" w:space="0" w:color="000000"/>
-              <w:bottom w:val="single" w:sz="4" w:space="0" w:color="000000"/>
-              <w:right w:val="single" w:sz="4" w:space="0" w:color="000000"/>
-            </w:tcBorders>
-          </w:tcPr>
-          <w:p>
-            <w:pPr>
-              <w:spacing w:line="360" w:lineRule="auto"/>
-              <w:jc w:val="center"/>
-              <w:rPr>
-                <w:b/>
-                <w:bCs/>
-                <w:sz w:val="16"/>
-                <w:szCs w:val="16"/>
-              </w:rPr>
-            </w:pPr>
-            <w:r>
-              <w:rPr>
-                <w:b/>
-                <w:bCs/>
-                <w:sz w:val="16"/>
-                <w:szCs w:val="16"/>
-              </w:rPr>
-              <w:t>S 7</w:t>
-            </w:r>
-          </w:p>
-        </w:tc>
-        <w:tc>
-          <w:tcPr>
-            <w:tcW w:w="523" w:type="dxa"/>
-            <w:tcBorders>
-              <w:top w:val="single" w:sz="4" w:space="0" w:color="000000"/>
-              <w:left w:val="single" w:sz="4" w:space="0" w:color="000000"/>
-              <w:bottom w:val="single" w:sz="4" w:space="0" w:color="000000"/>
-              <w:right w:val="single" w:sz="4" w:space="0" w:color="000000"/>
-            </w:tcBorders>
-          </w:tcPr>
-          <w:p>
-            <w:pPr>
-              <w:spacing w:line="360" w:lineRule="auto"/>
-              <w:jc w:val="center"/>
-              <w:rPr>
-                <w:b/>
-                <w:bCs/>
-                <w:sz w:val="16"/>
-                <w:szCs w:val="16"/>
-              </w:rPr>
-            </w:pPr>
-            <w:r>
-              <w:rPr>
-                <w:b/>
-                <w:bCs/>
-                <w:sz w:val="16"/>
-                <w:szCs w:val="16"/>
-              </w:rPr>
-              <w:t>S 8</w:t>
-            </w:r>
-          </w:p>
-        </w:tc>
-        <w:tc>
-          <w:tcPr>
-            <w:tcW w:w="523" w:type="dxa"/>
-            <w:tcBorders>
-              <w:top w:val="single" w:sz="4" w:space="0" w:color="000000"/>
-              <w:left w:val="single" w:sz="4" w:space="0" w:color="000000"/>
-              <w:bottom w:val="single" w:sz="4" w:space="0" w:color="000000"/>
-              <w:right w:val="single" w:sz="4" w:space="0" w:color="000000"/>
-            </w:tcBorders>
-          </w:tcPr>
-          <w:p>
-            <w:pPr>
-              <w:spacing w:line="360" w:lineRule="auto"/>
-              <w:jc w:val="center"/>
-              <w:rPr>
-                <w:b/>
-                <w:bCs/>
-                <w:sz w:val="16"/>
-                <w:szCs w:val="16"/>
-              </w:rPr>
-            </w:pPr>
-            <w:r>
-              <w:rPr>
-                <w:b/>
-                <w:bCs/>
-                <w:sz w:val="16"/>
-                <w:szCs w:val="16"/>
-              </w:rPr>
-              <w:t>S 9</w:t>
-            </w:r>
-          </w:p>
-        </w:tc>
-        <w:tc>
-          <w:tcPr>
-            <w:tcW w:w="523" w:type="dxa"/>
-            <w:tcBorders>
-              <w:top w:val="single" w:sz="4" w:space="0" w:color="000000"/>
-              <w:left w:val="single" w:sz="4" w:space="0" w:color="000000"/>
-              <w:bottom w:val="single" w:sz="4" w:space="0" w:color="000000"/>
-              <w:right w:val="single" w:sz="4" w:space="0" w:color="000000"/>
-            </w:tcBorders>
-          </w:tcPr>
-          <w:p>
-            <w:pPr>
-              <w:spacing w:line="360" w:lineRule="auto"/>
-              <w:jc w:val="center"/>
-              <w:rPr>
-                <w:b/>
-                <w:bCs/>
-                <w:sz w:val="16"/>
-                <w:szCs w:val="16"/>
-              </w:rPr>
-            </w:pPr>
-            <w:r>
-              <w:rPr>
-                <w:b/>
-                <w:bCs/>
-                <w:sz w:val="16"/>
-                <w:szCs w:val="16"/>
-              </w:rPr>
-              <w:t>S 10</w:t>
-            </w:r>
-          </w:p>
-        </w:tc>
-        <w:tc>
-          <w:tcPr>
-            <w:tcW w:w="523" w:type="dxa"/>
-            <w:tcBorders>
-              <w:top w:val="single" w:sz="4" w:space="0" w:color="000000"/>
-              <w:left w:val="single" w:sz="4" w:space="0" w:color="000000"/>
-              <w:bottom w:val="single" w:sz="4" w:space="0" w:color="000000"/>
-              <w:right w:val="single" w:sz="4" w:space="0" w:color="000000"/>
-            </w:tcBorders>
-          </w:tcPr>
-          <w:p>
-            <w:pPr>
-              <w:spacing w:line="360" w:lineRule="auto"/>
-              <w:jc w:val="center"/>
-              <w:rPr>
-                <w:b/>
-                <w:bCs/>
-                <w:sz w:val="16"/>
-                <w:szCs w:val="16"/>
-              </w:rPr>
-            </w:pPr>
-            <w:r>
-              <w:rPr>
-                <w:b/>
-                <w:bCs/>
-                <w:sz w:val="16"/>
-                <w:szCs w:val="16"/>
-              </w:rPr>
-              <w:t>S 11</w:t>
-            </w:r>
-          </w:p>
-        </w:tc>
-        <w:tc>
-          <w:tcPr>
-            <w:tcW w:w="523" w:type="dxa"/>
-            <w:tcBorders>
-              <w:top w:val="single" w:sz="4" w:space="0" w:color="000000"/>
-              <w:left w:val="single" w:sz="4" w:space="0" w:color="000000"/>
-              <w:bottom w:val="single" w:sz="4" w:space="0" w:color="000000"/>
-              <w:right w:val="single" w:sz="4" w:space="0" w:color="000000"/>
-            </w:tcBorders>
-          </w:tcPr>
-          <w:p>
-            <w:pPr>
-              <w:spacing w:line="360" w:lineRule="auto"/>
-              <w:jc w:val="center"/>
-              <w:rPr>
-                <w:b/>
-                <w:bCs/>
-                <w:sz w:val="16"/>
-                <w:szCs w:val="16"/>
-              </w:rPr>
-            </w:pPr>
-            <w:r>
-              <w:rPr>
-                <w:b/>
-                <w:bCs/>
-                <w:sz w:val="16"/>
-                <w:szCs w:val="16"/>
-              </w:rPr>
-              <w:t>S 12</w:t>
-            </w:r>
-          </w:p>
-        </w:tc>
-        <w:tc>
-          <w:tcPr>
-            <w:tcW w:w="525" w:type="dxa"/>
-            <w:tcBorders>
-              <w:top w:val="single" w:sz="4" w:space="0" w:color="000000"/>
-              <w:left w:val="single" w:sz="4" w:space="0" w:color="000000"/>
-              <w:bottom w:val="single" w:sz="4" w:space="0" w:color="000000"/>
-              <w:right w:val="single" w:sz="4" w:space="0" w:color="000000"/>
-            </w:tcBorders>
-          </w:tcPr>
-          <w:p>
-            <w:pPr>
-              <w:spacing w:line="360" w:lineRule="auto"/>
-              <w:jc w:val="center"/>
-              <w:rPr>
-                <w:b/>
-                <w:bCs/>
-                <w:sz w:val="16"/>
-                <w:szCs w:val="16"/>
-              </w:rPr>
-            </w:pPr>
-            <w:r>
-              <w:rPr>
-                <w:b/>
-                <w:bCs/>
-                <w:sz w:val="16"/>
-                <w:szCs w:val="16"/>
-              </w:rPr>
-              <w:t>S 13</w:t>
-            </w:r>
-          </w:p>
-        </w:tc>
-        <w:tc>
-          <w:tcPr>
-            <w:tcW w:w="525" w:type="dxa"/>
-            <w:tcBorders>
-              <w:top w:val="single" w:sz="4" w:space="0" w:color="000000"/>
-              <w:left w:val="single" w:sz="4" w:space="0" w:color="000000"/>
-              <w:bottom w:val="single" w:sz="4" w:space="0" w:color="000000"/>
-              <w:right w:val="single" w:sz="4" w:space="0" w:color="000000"/>
-            </w:tcBorders>
-          </w:tcPr>
-          <w:p>
-            <w:pPr>
-              <w:spacing w:line="360" w:lineRule="auto"/>
-              <w:jc w:val="center"/>
-              <w:rPr>
-                <w:b/>
-                <w:bCs/>
-                <w:sz w:val="16"/>
-                <w:szCs w:val="16"/>
-              </w:rPr>
-            </w:pPr>
-            <w:r>
-              <w:rPr>
-                <w:b/>
-                <w:bCs/>
-                <w:sz w:val="16"/>
-                <w:szCs w:val="16"/>
-              </w:rPr>
-              <w:t>S 14</w:t>
-            </w:r>
-          </w:p>
-        </w:tc>
-        <w:tc>
-          <w:tcPr>
-            <w:tcW w:w="525" w:type="dxa"/>
-            <w:tcBorders>
-              <w:top w:val="single" w:sz="4" w:space="0" w:color="000000"/>
-              <w:left w:val="single" w:sz="4" w:space="0" w:color="000000"/>
-              <w:bottom w:val="single" w:sz="4" w:space="0" w:color="000000"/>
-              <w:right w:val="single" w:sz="4" w:space="0" w:color="000000"/>
-            </w:tcBorders>
-          </w:tcPr>
-          <w:p>
-            <w:pPr>
-              <w:spacing w:line="360" w:lineRule="auto"/>
-              <w:jc w:val="center"/>
-              <w:rPr>
-                <w:b/>
-                <w:bCs/>
-                <w:sz w:val="16"/>
-                <w:szCs w:val="16"/>
-              </w:rPr>
-            </w:pPr>
-            <w:r>
-              <w:rPr>
-                <w:b/>
-                <w:bCs/>
-                <w:sz w:val="16"/>
-                <w:szCs w:val="16"/>
-              </w:rPr>
-              <w:t>S 15</w:t>
-            </w:r>
-          </w:p>
-        </w:tc>
-        <w:tc>
-          <w:tcPr>
-            <w:tcW w:w="518" w:type="dxa"/>
-            <w:tcBorders>
-              <w:top w:val="single" w:sz="4" w:space="0" w:color="000000"/>
-              <w:left w:val="single" w:sz="4" w:space="0" w:color="000000"/>
-              <w:bottom w:val="single" w:sz="4" w:space="0" w:color="000000"/>
-              <w:right w:val="single" w:sz="4" w:space="0" w:color="000000"/>
-            </w:tcBorders>
-          </w:tcPr>
-          <w:p>
-            <w:pPr>
-              <w:spacing w:line="360" w:lineRule="auto"/>
-              <w:jc w:val="center"/>
-              <w:rPr>
-                <w:b/>
-                <w:bCs/>
-                <w:sz w:val="16"/>
-                <w:szCs w:val="16"/>
-              </w:rPr>
-            </w:pPr>
-            <w:r>
-              <w:rPr>
-                <w:b/>
-                <w:bCs/>
-                <w:sz w:val="16"/>
-                <w:szCs w:val="16"/>
-              </w:rPr>
-              <w:t>S 16</w:t>
-            </w:r>
-          </w:p>
-        </w:tc>
-        <w:tc>
-          <w:tcPr>
-            <w:tcW w:w="525" w:type="dxa"/>
-            <w:tcBorders>
-              <w:top w:val="single" w:sz="4" w:space="0" w:color="000000"/>
-              <w:left w:val="single" w:sz="4" w:space="0" w:color="000000"/>
-              <w:bottom w:val="single" w:sz="4" w:space="0" w:color="000000"/>
-              <w:right w:val="single" w:sz="4" w:space="0" w:color="000000"/>
-            </w:tcBorders>
-          </w:tcPr>
-          <w:p>
-            <w:pPr>
-              <w:spacing w:line="360" w:lineRule="auto"/>
-              <w:jc w:val="center"/>
-              <w:rPr>
-                <w:b/>
-                <w:bCs/>
-                <w:sz w:val="16"/>
-                <w:szCs w:val="16"/>
-              </w:rPr>
-            </w:pPr>
-            <w:r>
-              <w:rPr>
-                <w:b/>
-                <w:bCs/>
-                <w:sz w:val="16"/>
-                <w:szCs w:val="16"/>
-              </w:rPr>
-              <w:t>S 17</w:t>
-            </w:r>
-          </w:p>
-        </w:tc>
-        <w:tc>
-          <w:tcPr>
-            <w:tcW w:w="525" w:type="dxa"/>
-            <w:tcBorders>
-              <w:top w:val="single" w:sz="4" w:space="0" w:color="000000"/>
-              <w:left w:val="single" w:sz="4" w:space="0" w:color="000000"/>
-              <w:bottom w:val="single" w:sz="4" w:space="0" w:color="000000"/>
-              <w:right w:val="single" w:sz="4" w:space="0" w:color="000000"/>
-            </w:tcBorders>
-          </w:tcPr>
-          <w:p>
-            <w:pPr>
-              <w:spacing w:line="360" w:lineRule="auto"/>
-              <w:jc w:val="center"/>
-              <w:rPr>
-                <w:b/>
-                <w:bCs/>
-                <w:sz w:val="16"/>
-                <w:szCs w:val="16"/>
-              </w:rPr>
-            </w:pPr>
-            <w:r>
-              <w:rPr>
-                <w:b/>
-                <w:bCs/>
-                <w:sz w:val="16"/>
-                <w:szCs w:val="16"/>
-              </w:rPr>
-              <w:t>S 18</w:t>
+          </w:tcPr>
+          <w:p/>
+        </w:tc>
+        <w:tc>
+          <w:tcPr>
+            <w:tcW w:type="dxa" w:w="450"/>
+          </w:tcPr>
+          <w:p>
+            <w:pPr>
+              <w:spacing w:after="60" w:before="60" w:line="240" w:lineRule="auto"/>
+              <w:jc w:val="center"/>
+            </w:pPr>
+            <w:r>
+              <w:rPr>
+                <w:rFonts w:ascii="Arial" w:hAnsi="Arial"/>
+                <w:sz w:val="14"/>
+              </w:rPr>
+              <w:t>1</w:t>
+            </w:r>
+          </w:p>
+        </w:tc>
+        <w:tc>
+          <w:tcPr>
+            <w:tcW w:type="dxa" w:w="450"/>
+          </w:tcPr>
+          <w:p>
+            <w:pPr>
+              <w:spacing w:after="60" w:before="60" w:line="240" w:lineRule="auto"/>
+              <w:jc w:val="center"/>
+            </w:pPr>
+            <w:r>
+              <w:rPr>
+                <w:rFonts w:ascii="Arial" w:hAnsi="Arial"/>
+                <w:sz w:val="14"/>
+              </w:rPr>
+              <w:t>2</w:t>
+            </w:r>
+          </w:p>
+        </w:tc>
+        <w:tc>
+          <w:tcPr>
+            <w:tcW w:type="dxa" w:w="450"/>
+          </w:tcPr>
+          <w:p>
+            <w:pPr>
+              <w:spacing w:after="60" w:before="60" w:line="240" w:lineRule="auto"/>
+              <w:jc w:val="center"/>
+            </w:pPr>
+            <w:r>
+              <w:rPr>
+                <w:rFonts w:ascii="Arial" w:hAnsi="Arial"/>
+                <w:sz w:val="14"/>
+              </w:rPr>
+              <w:t>3</w:t>
+            </w:r>
+          </w:p>
+        </w:tc>
+        <w:tc>
+          <w:tcPr>
+            <w:tcW w:type="dxa" w:w="450"/>
+          </w:tcPr>
+          <w:p>
+            <w:pPr>
+              <w:spacing w:after="60" w:before="60" w:line="240" w:lineRule="auto"/>
+              <w:jc w:val="center"/>
+            </w:pPr>
+            <w:r>
+              <w:rPr>
+                <w:rFonts w:ascii="Arial" w:hAnsi="Arial"/>
+                <w:sz w:val="14"/>
+              </w:rPr>
+              <w:t>4</w:t>
+            </w:r>
+          </w:p>
+        </w:tc>
+        <w:tc>
+          <w:tcPr>
+            <w:tcW w:type="dxa" w:w="450"/>
+          </w:tcPr>
+          <w:p>
+            <w:pPr>
+              <w:spacing w:after="60" w:before="60" w:line="240" w:lineRule="auto"/>
+              <w:jc w:val="center"/>
+            </w:pPr>
+            <w:r>
+              <w:rPr>
+                <w:rFonts w:ascii="Arial" w:hAnsi="Arial"/>
+                <w:sz w:val="14"/>
+              </w:rPr>
+              <w:t>5</w:t>
+            </w:r>
+          </w:p>
+        </w:tc>
+        <w:tc>
+          <w:tcPr>
+            <w:tcW w:type="dxa" w:w="450"/>
+          </w:tcPr>
+          <w:p>
+            <w:pPr>
+              <w:spacing w:after="60" w:before="60" w:line="240" w:lineRule="auto"/>
+              <w:jc w:val="center"/>
+            </w:pPr>
+            <w:r>
+              <w:rPr>
+                <w:rFonts w:ascii="Arial" w:hAnsi="Arial"/>
+                <w:sz w:val="14"/>
+              </w:rPr>
+              <w:t>6</w:t>
+            </w:r>
+          </w:p>
+        </w:tc>
+        <w:tc>
+          <w:tcPr>
+            <w:tcW w:type="dxa" w:w="450"/>
+          </w:tcPr>
+          <w:p>
+            <w:pPr>
+              <w:spacing w:after="60" w:before="60" w:line="240" w:lineRule="auto"/>
+              <w:jc w:val="center"/>
+            </w:pPr>
+            <w:r>
+              <w:rPr>
+                <w:rFonts w:ascii="Arial" w:hAnsi="Arial"/>
+                <w:sz w:val="14"/>
+              </w:rPr>
+              <w:t>7</w:t>
+            </w:r>
+          </w:p>
+        </w:tc>
+        <w:tc>
+          <w:tcPr>
+            <w:tcW w:type="dxa" w:w="450"/>
+          </w:tcPr>
+          <w:p>
+            <w:pPr>
+              <w:spacing w:after="60" w:before="60" w:line="240" w:lineRule="auto"/>
+              <w:jc w:val="center"/>
+            </w:pPr>
+            <w:r>
+              <w:rPr>
+                <w:rFonts w:ascii="Arial" w:hAnsi="Arial"/>
+                <w:sz w:val="14"/>
+              </w:rPr>
+              <w:t>8</w:t>
+            </w:r>
+          </w:p>
+        </w:tc>
+        <w:tc>
+          <w:tcPr>
+            <w:tcW w:type="dxa" w:w="450"/>
+          </w:tcPr>
+          <w:p>
+            <w:pPr>
+              <w:spacing w:after="60" w:before="60" w:line="240" w:lineRule="auto"/>
+              <w:jc w:val="center"/>
+            </w:pPr>
+            <w:r>
+              <w:rPr>
+                <w:rFonts w:ascii="Arial" w:hAnsi="Arial"/>
+                <w:sz w:val="14"/>
+              </w:rPr>
+              <w:t>9</w:t>
+            </w:r>
+          </w:p>
+        </w:tc>
+        <w:tc>
+          <w:tcPr>
+            <w:tcW w:type="dxa" w:w="450"/>
+          </w:tcPr>
+          <w:p>
+            <w:pPr>
+              <w:spacing w:after="60" w:before="60" w:line="240" w:lineRule="auto"/>
+              <w:jc w:val="center"/>
+            </w:pPr>
+            <w:r>
+              <w:rPr>
+                <w:rFonts w:ascii="Arial" w:hAnsi="Arial"/>
+                <w:sz w:val="14"/>
+              </w:rPr>
+              <w:t>10</w:t>
+            </w:r>
+          </w:p>
+        </w:tc>
+        <w:tc>
+          <w:tcPr>
+            <w:tcW w:type="dxa" w:w="450"/>
+          </w:tcPr>
+          <w:p>
+            <w:pPr>
+              <w:spacing w:after="60" w:before="60" w:line="240" w:lineRule="auto"/>
+              <w:jc w:val="center"/>
+            </w:pPr>
+            <w:r>
+              <w:rPr>
+                <w:rFonts w:ascii="Arial" w:hAnsi="Arial"/>
+                <w:sz w:val="14"/>
+              </w:rPr>
+              <w:t>11</w:t>
+            </w:r>
+          </w:p>
+        </w:tc>
+        <w:tc>
+          <w:tcPr>
+            <w:tcW w:type="dxa" w:w="450"/>
+          </w:tcPr>
+          <w:p>
+            <w:pPr>
+              <w:spacing w:after="60" w:before="60" w:line="240" w:lineRule="auto"/>
+              <w:jc w:val="center"/>
+            </w:pPr>
+            <w:r>
+              <w:rPr>
+                <w:rFonts w:ascii="Arial" w:hAnsi="Arial"/>
+                <w:sz w:val="14"/>
+              </w:rPr>
+              <w:t>12</w:t>
+            </w:r>
+          </w:p>
+        </w:tc>
+        <w:tc>
+          <w:tcPr>
+            <w:tcW w:type="dxa" w:w="450"/>
+          </w:tcPr>
+          <w:p>
+            <w:pPr>
+              <w:spacing w:after="60" w:before="60" w:line="240" w:lineRule="auto"/>
+              <w:jc w:val="center"/>
+            </w:pPr>
+            <w:r>
+              <w:rPr>
+                <w:rFonts w:ascii="Arial" w:hAnsi="Arial"/>
+                <w:sz w:val="14"/>
+              </w:rPr>
+              <w:t>13</w:t>
+            </w:r>
+          </w:p>
+        </w:tc>
+        <w:tc>
+          <w:tcPr>
+            <w:tcW w:type="dxa" w:w="450"/>
+          </w:tcPr>
+          <w:p>
+            <w:pPr>
+              <w:spacing w:after="60" w:before="60" w:line="240" w:lineRule="auto"/>
+              <w:jc w:val="center"/>
+            </w:pPr>
+            <w:r>
+              <w:rPr>
+                <w:rFonts w:ascii="Arial" w:hAnsi="Arial"/>
+                <w:sz w:val="14"/>
+              </w:rPr>
+              <w:t>14</w:t>
+            </w:r>
+          </w:p>
+        </w:tc>
+        <w:tc>
+          <w:tcPr>
+            <w:tcW w:type="dxa" w:w="450"/>
+          </w:tcPr>
+          <w:p>
+            <w:pPr>
+              <w:spacing w:after="60" w:before="60" w:line="240" w:lineRule="auto"/>
+              <w:jc w:val="center"/>
+            </w:pPr>
+            <w:r>
+              <w:rPr>
+                <w:rFonts w:ascii="Arial" w:hAnsi="Arial"/>
+                <w:sz w:val="14"/>
+              </w:rPr>
+              <w:t>15</w:t>
+            </w:r>
+          </w:p>
+        </w:tc>
+        <w:tc>
+          <w:tcPr>
+            <w:tcW w:type="dxa" w:w="450"/>
+          </w:tcPr>
+          <w:p>
+            <w:pPr>
+              <w:spacing w:after="60" w:before="60" w:line="240" w:lineRule="auto"/>
+              <w:jc w:val="center"/>
+            </w:pPr>
+            <w:r>
+              <w:rPr>
+                <w:rFonts w:ascii="Arial" w:hAnsi="Arial"/>
+                <w:sz w:val="14"/>
+              </w:rPr>
+              <w:t>16</w:t>
+            </w:r>
+          </w:p>
+        </w:tc>
+        <w:tc>
+          <w:tcPr>
+            <w:tcW w:type="dxa" w:w="450"/>
+          </w:tcPr>
+          <w:p>
+            <w:pPr>
+              <w:spacing w:after="60" w:before="60" w:line="240" w:lineRule="auto"/>
+              <w:jc w:val="center"/>
+            </w:pPr>
+            <w:r>
+              <w:rPr>
+                <w:rFonts w:ascii="Arial" w:hAnsi="Arial"/>
+                <w:sz w:val="14"/>
+              </w:rPr>
+              <w:t>17</w:t>
+            </w:r>
+          </w:p>
+        </w:tc>
+        <w:tc>
+          <w:tcPr>
+            <w:tcW w:type="dxa" w:w="450"/>
+          </w:tcPr>
+          <w:p>
+            <w:pPr>
+              <w:spacing w:after="60" w:before="60" w:line="240" w:lineRule="auto"/>
+              <w:jc w:val="center"/>
+            </w:pPr>
+            <w:r>
+              <w:rPr>
+                <w:rFonts w:ascii="Arial" w:hAnsi="Arial"/>
+                <w:sz w:val="14"/>
+              </w:rPr>
+              <w:t>18</w:t>
             </w:r>
           </w:p>
         </w:tc>
       </w:tr>
       <w:tr>
         <w:trPr>
-          <w:gridAfter w:val="1"/>
-          <w:trHeight w:val="294"/>
+          <w:cantSplit/>
         </w:trPr>
         <w:tc>
           <w:tcPr>
-            <w:tcW w:w="1351" w:type="dxa"/>
-            <w:tcBorders>
-              <w:top w:val="single" w:sz="4" w:space="0" w:color="000000"/>
-              <w:left w:val="single" w:sz="4" w:space="0" w:color="000000"/>
-              <w:bottom w:val="single" w:sz="4" w:space="0" w:color="000000"/>
-              <w:right w:val="single" w:sz="5" w:space="0" w:color="000000"/>
-            </w:tcBorders>
-          </w:tcPr>
-          <w:p>
-            <w:pPr>
-              <w:spacing w:line="360" w:lineRule="auto"/>
-              <w:jc w:val="both"/>
-              <w:rPr>
-                <w:b/>
-                <w:bCs/>
-                <w:sz w:val="16"/>
-                <w:szCs w:val="16"/>
-              </w:rPr>
-            </w:pPr>
-            <w:r>
-              <w:rPr>
-                <w:b/>
-                <w:bCs/>
-                <w:sz w:val="16"/>
-                <w:szCs w:val="16"/>
-              </w:rPr>
-              <w:t>Planificación y requerimientos</w:t>
-            </w:r>
-          </w:p>
-        </w:tc>
-        <w:tc>
-          <w:tcPr>
-            <w:tcW w:w="536" w:type="dxa"/>
-            <w:tcBorders>
-              <w:top w:val="single" w:sz="5" w:space="0" w:color="000000"/>
-              <w:left w:val="single" w:sz="5" w:space="0" w:color="000000"/>
-              <w:bottom w:val="single" w:sz="5" w:space="0" w:color="000000"/>
-              <w:right w:val="single" w:sz="5" w:space="0" w:color="000000"/>
-            </w:tcBorders>
-            <w:tcMar>
-              <w:top w:w="20" w:type="dxa"/>
-              <w:left w:w="100" w:type="dxa"/>
-              <w:bottom w:w="20" w:type="dxa"/>
-              <w:right w:w="100" w:type="dxa"/>
-            </w:tcMar>
-            <w:vAlign w:val="center"/>
-          </w:tcPr>
-          <w:p>
-            <w:pPr>
-              <w:spacing w:after="0" w:line="240" w:lineRule="auto"/>
-              <w:jc w:val="center"/>
-              <w:rPr>
-                <w:rFonts w:ascii="Arial" w:eastAsia="Arial" w:hAnsi="Arial" w:cs="Arial"/>
-                <w:b/>
-                <w:bCs/>
-                <w:sz w:val="14"/>
-                <w:szCs w:val="14"/>
-              </w:rPr>
-            </w:pPr>
-            <w:r>
-              <w:rPr>
-                <w:rFonts w:ascii="Arial" w:eastAsia="Arial" w:hAnsi="Arial" w:cs="Arial"/>
-                <w:b/>
-                <w:bCs/>
-                <w:sz w:val="14"/>
-                <w:szCs w:val="14"/>
+            <w:tcW w:type="dxa" w:w="2500"/>
+          </w:tcPr>
+          <w:p>
+            <w:pPr>
+              <w:spacing w:after="60" w:before="60" w:line="240" w:lineRule="auto"/>
+              <w:jc w:val="left"/>
+            </w:pPr>
+            <w:r>
+              <w:rPr>
+                <w:rFonts w:ascii="Arial" w:hAnsi="Arial"/>
+                <w:sz w:val="14"/>
+              </w:rPr>
+              <w:t>A1 Planificación y requisitos</w:t>
+            </w:r>
+          </w:p>
+        </w:tc>
+        <w:tc>
+          <w:tcPr>
+            <w:tcW w:type="dxa" w:w="450"/>
+          </w:tcPr>
+          <w:p>
+            <w:pPr>
+              <w:spacing w:after="60" w:before="60" w:line="240" w:lineRule="auto"/>
+              <w:jc w:val="center"/>
+            </w:pPr>
+            <w:r>
+              <w:rPr>
+                <w:rFonts w:ascii="Arial" w:hAnsi="Arial"/>
+                <w:sz w:val="14"/>
               </w:rPr>
               <w:t>X</w:t>
             </w:r>
@@ -7084,40 +5838,17 @@
         </w:tc>
         <w:tc>
           <w:tcPr>
-            <w:tcW w:w="522" w:type="dxa"/>
-            <w:tcBorders>
-              <w:top w:val="single" w:sz="5" w:space="0" w:color="000000"/>
-              <w:left w:val="single" w:sz="5" w:space="0" w:color="000000"/>
-              <w:bottom w:val="single" w:sz="5" w:space="0" w:color="000000"/>
-              <w:right w:val="single" w:sz="5" w:space="0" w:color="000000"/>
-            </w:tcBorders>
-            <w:tcMar>
-              <w:top w:w="20" w:type="dxa"/>
-              <w:left w:w="100" w:type="dxa"/>
-              <w:bottom w:w="20" w:type="dxa"/>
-              <w:right w:w="100" w:type="dxa"/>
-            </w:tcMar>
-            <w:vAlign w:val="center"/>
-          </w:tcPr>
-          <w:p>
-            <w:pPr>
-              <w:spacing w:after="0" w:line="240" w:lineRule="auto"/>
-              <w:jc w:val="center"/>
-              <w:rPr>
-                <w:rFonts w:ascii="Arial" w:eastAsia="Arial" w:hAnsi="Arial" w:cs="Arial"/>
-                <w:b/>
-                <w:bCs/>
-                <w:sz w:val="14"/>
-                <w:szCs w:val="14"/>
-              </w:rPr>
-            </w:pPr>
-            <w:r>
-              <w:rPr>
-                <w:rFonts w:ascii="Arial" w:eastAsia="Arial" w:hAnsi="Arial" w:cs="Arial"/>
-                <w:b/>
-                <w:bCs/>
-                <w:sz w:val="14"/>
-                <w:szCs w:val="14"/>
+            <w:tcW w:type="dxa" w:w="450"/>
+          </w:tcPr>
+          <w:p>
+            <w:pPr>
+              <w:spacing w:after="60" w:before="60" w:line="240" w:lineRule="auto"/>
+              <w:jc w:val="center"/>
+            </w:pPr>
+            <w:r>
+              <w:rPr>
+                <w:rFonts w:ascii="Arial" w:hAnsi="Arial"/>
+                <w:sz w:val="14"/>
               </w:rPr>
               <w:t>X</w:t>
             </w:r>
@@ -7125,40 +5856,17 @@
         </w:tc>
         <w:tc>
           <w:tcPr>
-            <w:tcW w:w="523" w:type="dxa"/>
-            <w:tcBorders>
-              <w:top w:val="single" w:sz="5" w:space="0" w:color="000000"/>
-              <w:left w:val="single" w:sz="5" w:space="0" w:color="000000"/>
-              <w:bottom w:val="single" w:sz="5" w:space="0" w:color="000000"/>
-              <w:right w:val="single" w:sz="5" w:space="0" w:color="000000"/>
-            </w:tcBorders>
-            <w:tcMar>
-              <w:top w:w="20" w:type="dxa"/>
-              <w:left w:w="100" w:type="dxa"/>
-              <w:bottom w:w="20" w:type="dxa"/>
-              <w:right w:w="100" w:type="dxa"/>
-            </w:tcMar>
-            <w:vAlign w:val="center"/>
-          </w:tcPr>
-          <w:p>
-            <w:pPr>
-              <w:spacing w:after="0" w:line="240" w:lineRule="auto"/>
-              <w:jc w:val="center"/>
-              <w:rPr>
-                <w:rFonts w:ascii="Arial" w:eastAsia="Arial" w:hAnsi="Arial" w:cs="Arial"/>
-                <w:b/>
-                <w:bCs/>
-                <w:sz w:val="14"/>
-                <w:szCs w:val="14"/>
-              </w:rPr>
-            </w:pPr>
-            <w:r>
-              <w:rPr>
-                <w:rFonts w:ascii="Arial" w:eastAsia="Arial" w:hAnsi="Arial" w:cs="Arial"/>
-                <w:b/>
-                <w:bCs/>
-                <w:sz w:val="14"/>
-                <w:szCs w:val="14"/>
+            <w:tcW w:type="dxa" w:w="450"/>
+          </w:tcPr>
+          <w:p>
+            <w:pPr>
+              <w:spacing w:after="60" w:before="60" w:line="240" w:lineRule="auto"/>
+              <w:jc w:val="center"/>
+            </w:pPr>
+            <w:r>
+              <w:rPr>
+                <w:rFonts w:ascii="Arial" w:hAnsi="Arial"/>
+                <w:sz w:val="14"/>
               </w:rPr>
               <w:t>X</w:t>
             </w:r>
@@ -7166,453 +5874,312 @@
         </w:tc>
         <w:tc>
           <w:tcPr>
-            <w:tcW w:w="526" w:type="dxa"/>
-            <w:tcBorders>
-              <w:top w:val="single" w:sz="4" w:space="0" w:color="000000"/>
-              <w:left w:val="single" w:sz="5" w:space="0" w:color="000000"/>
-              <w:bottom w:val="single" w:sz="5" w:space="0" w:color="000000"/>
-              <w:right w:val="single" w:sz="4" w:space="0" w:color="000000"/>
-            </w:tcBorders>
-          </w:tcPr>
-          <w:p>
-            <w:pPr>
-              <w:spacing w:line="360" w:lineRule="auto"/>
-              <w:jc w:val="both"/>
-              <w:rPr>
-                <w:b/>
-                <w:bCs/>
-                <w:sz w:val="16"/>
-                <w:szCs w:val="16"/>
-              </w:rPr>
-            </w:pPr>
-          </w:p>
-        </w:tc>
-        <w:tc>
-          <w:tcPr>
-            <w:tcW w:w="523" w:type="dxa"/>
-            <w:tcBorders>
-              <w:top w:val="single" w:sz="4" w:space="0" w:color="000000"/>
-              <w:left w:val="single" w:sz="4" w:space="0" w:color="000000"/>
-              <w:bottom w:val="single" w:sz="4" w:space="0" w:color="000000"/>
-              <w:right w:val="single" w:sz="4" w:space="0" w:color="000000"/>
-            </w:tcBorders>
-          </w:tcPr>
-          <w:p>
-            <w:pPr>
-              <w:spacing w:line="360" w:lineRule="auto"/>
-              <w:jc w:val="both"/>
-              <w:rPr>
-                <w:b/>
-                <w:bCs/>
-                <w:sz w:val="16"/>
-                <w:szCs w:val="16"/>
-              </w:rPr>
-            </w:pPr>
-          </w:p>
-        </w:tc>
-        <w:tc>
-          <w:tcPr>
-            <w:tcW w:w="523" w:type="dxa"/>
-            <w:tcBorders>
-              <w:top w:val="single" w:sz="4" w:space="0" w:color="000000"/>
-              <w:left w:val="single" w:sz="4" w:space="0" w:color="000000"/>
-              <w:bottom w:val="single" w:sz="4" w:space="0" w:color="000000"/>
-              <w:right w:val="single" w:sz="4" w:space="0" w:color="000000"/>
-            </w:tcBorders>
-          </w:tcPr>
-          <w:p>
-            <w:pPr>
-              <w:spacing w:line="360" w:lineRule="auto"/>
-              <w:jc w:val="both"/>
-              <w:rPr>
-                <w:b/>
-                <w:bCs/>
-                <w:sz w:val="16"/>
-                <w:szCs w:val="16"/>
-              </w:rPr>
-            </w:pPr>
-          </w:p>
-        </w:tc>
-        <w:tc>
-          <w:tcPr>
-            <w:tcW w:w="523" w:type="dxa"/>
-            <w:tcBorders>
-              <w:top w:val="single" w:sz="4" w:space="0" w:color="000000"/>
-              <w:left w:val="single" w:sz="4" w:space="0" w:color="000000"/>
-              <w:bottom w:val="single" w:sz="4" w:space="0" w:color="000000"/>
-              <w:right w:val="single" w:sz="4" w:space="0" w:color="000000"/>
-            </w:tcBorders>
-          </w:tcPr>
-          <w:p>
-            <w:pPr>
-              <w:spacing w:line="360" w:lineRule="auto"/>
-              <w:jc w:val="both"/>
-              <w:rPr>
-                <w:b/>
-                <w:bCs/>
-                <w:sz w:val="16"/>
-                <w:szCs w:val="16"/>
-              </w:rPr>
-            </w:pPr>
-          </w:p>
-        </w:tc>
-        <w:tc>
-          <w:tcPr>
-            <w:tcW w:w="523" w:type="dxa"/>
-            <w:tcBorders>
-              <w:top w:val="single" w:sz="4" w:space="0" w:color="000000"/>
-              <w:left w:val="single" w:sz="4" w:space="0" w:color="000000"/>
-              <w:bottom w:val="single" w:sz="4" w:space="0" w:color="000000"/>
-              <w:right w:val="single" w:sz="4" w:space="0" w:color="000000"/>
-            </w:tcBorders>
-          </w:tcPr>
-          <w:p>
-            <w:pPr>
-              <w:spacing w:line="360" w:lineRule="auto"/>
-              <w:jc w:val="both"/>
-              <w:rPr>
-                <w:b/>
-                <w:bCs/>
-                <w:sz w:val="16"/>
-                <w:szCs w:val="16"/>
-              </w:rPr>
-            </w:pPr>
-          </w:p>
-        </w:tc>
-        <w:tc>
-          <w:tcPr>
-            <w:tcW w:w="523" w:type="dxa"/>
-            <w:tcBorders>
-              <w:top w:val="single" w:sz="4" w:space="0" w:color="000000"/>
-              <w:left w:val="single" w:sz="4" w:space="0" w:color="000000"/>
-              <w:bottom w:val="single" w:sz="4" w:space="0" w:color="000000"/>
-              <w:right w:val="single" w:sz="4" w:space="0" w:color="000000"/>
-            </w:tcBorders>
-          </w:tcPr>
-          <w:p>
-            <w:pPr>
-              <w:spacing w:line="360" w:lineRule="auto"/>
-              <w:jc w:val="both"/>
-              <w:rPr>
-                <w:b/>
-                <w:bCs/>
-                <w:sz w:val="16"/>
-                <w:szCs w:val="16"/>
-              </w:rPr>
-            </w:pPr>
-          </w:p>
-        </w:tc>
-        <w:tc>
-          <w:tcPr>
-            <w:tcW w:w="523" w:type="dxa"/>
-            <w:tcBorders>
-              <w:top w:val="single" w:sz="4" w:space="0" w:color="000000"/>
-              <w:left w:val="single" w:sz="4" w:space="0" w:color="000000"/>
-              <w:bottom w:val="single" w:sz="4" w:space="0" w:color="000000"/>
-              <w:right w:val="single" w:sz="4" w:space="0" w:color="000000"/>
-            </w:tcBorders>
-          </w:tcPr>
-          <w:p>
-            <w:pPr>
-              <w:spacing w:line="360" w:lineRule="auto"/>
-              <w:jc w:val="both"/>
-              <w:rPr>
-                <w:b/>
-                <w:bCs/>
-                <w:sz w:val="16"/>
-                <w:szCs w:val="16"/>
-              </w:rPr>
-            </w:pPr>
-          </w:p>
-        </w:tc>
-        <w:tc>
-          <w:tcPr>
-            <w:tcW w:w="523" w:type="dxa"/>
-            <w:tcBorders>
-              <w:top w:val="single" w:sz="4" w:space="0" w:color="000000"/>
-              <w:left w:val="single" w:sz="4" w:space="0" w:color="000000"/>
-              <w:bottom w:val="single" w:sz="4" w:space="0" w:color="000000"/>
-              <w:right w:val="single" w:sz="4" w:space="0" w:color="000000"/>
-            </w:tcBorders>
-          </w:tcPr>
-          <w:p>
-            <w:pPr>
-              <w:spacing w:line="360" w:lineRule="auto"/>
-              <w:jc w:val="both"/>
-              <w:rPr>
-                <w:b/>
-                <w:bCs/>
-                <w:sz w:val="16"/>
-                <w:szCs w:val="16"/>
-              </w:rPr>
-            </w:pPr>
-          </w:p>
-        </w:tc>
-        <w:tc>
-          <w:tcPr>
-            <w:tcW w:w="523" w:type="dxa"/>
-            <w:tcBorders>
-              <w:top w:val="single" w:sz="4" w:space="0" w:color="000000"/>
-              <w:left w:val="single" w:sz="4" w:space="0" w:color="000000"/>
-              <w:bottom w:val="single" w:sz="4" w:space="0" w:color="000000"/>
-              <w:right w:val="single" w:sz="4" w:space="0" w:color="000000"/>
-            </w:tcBorders>
-          </w:tcPr>
-          <w:p>
-            <w:pPr>
-              <w:spacing w:line="360" w:lineRule="auto"/>
-              <w:jc w:val="both"/>
-              <w:rPr>
-                <w:b/>
-                <w:bCs/>
-                <w:sz w:val="16"/>
-                <w:szCs w:val="16"/>
-              </w:rPr>
-            </w:pPr>
-          </w:p>
-        </w:tc>
-        <w:tc>
-          <w:tcPr>
-            <w:tcW w:w="525" w:type="dxa"/>
-            <w:tcBorders>
-              <w:top w:val="single" w:sz="4" w:space="0" w:color="000000"/>
-              <w:left w:val="single" w:sz="4" w:space="0" w:color="000000"/>
-              <w:bottom w:val="single" w:sz="4" w:space="0" w:color="000000"/>
-              <w:right w:val="single" w:sz="4" w:space="0" w:color="000000"/>
-            </w:tcBorders>
-          </w:tcPr>
-          <w:p>
-            <w:pPr>
-              <w:spacing w:line="360" w:lineRule="auto"/>
-              <w:jc w:val="both"/>
-              <w:rPr>
-                <w:b/>
-                <w:bCs/>
-                <w:sz w:val="16"/>
-                <w:szCs w:val="16"/>
-              </w:rPr>
-            </w:pPr>
-          </w:p>
-        </w:tc>
-        <w:tc>
-          <w:tcPr>
-            <w:tcW w:w="525" w:type="dxa"/>
-            <w:tcBorders>
-              <w:top w:val="single" w:sz="4" w:space="0" w:color="000000"/>
-              <w:left w:val="single" w:sz="4" w:space="0" w:color="000000"/>
-              <w:bottom w:val="single" w:sz="4" w:space="0" w:color="000000"/>
-              <w:right w:val="single" w:sz="4" w:space="0" w:color="000000"/>
-            </w:tcBorders>
-          </w:tcPr>
-          <w:p>
-            <w:pPr>
-              <w:spacing w:line="360" w:lineRule="auto"/>
-              <w:jc w:val="both"/>
-              <w:rPr>
-                <w:b/>
-                <w:bCs/>
-                <w:sz w:val="16"/>
-                <w:szCs w:val="16"/>
-              </w:rPr>
-            </w:pPr>
-          </w:p>
-        </w:tc>
-        <w:tc>
-          <w:tcPr>
-            <w:tcW w:w="525" w:type="dxa"/>
-            <w:tcBorders>
-              <w:top w:val="single" w:sz="4" w:space="0" w:color="000000"/>
-              <w:left w:val="single" w:sz="4" w:space="0" w:color="000000"/>
-              <w:bottom w:val="single" w:sz="4" w:space="0" w:color="000000"/>
-              <w:right w:val="single" w:sz="4" w:space="0" w:color="000000"/>
-            </w:tcBorders>
-          </w:tcPr>
-          <w:p>
-            <w:pPr>
-              <w:spacing w:line="360" w:lineRule="auto"/>
-              <w:jc w:val="both"/>
-              <w:rPr>
-                <w:b/>
-                <w:bCs/>
-                <w:sz w:val="16"/>
-                <w:szCs w:val="16"/>
-              </w:rPr>
-            </w:pPr>
-          </w:p>
-        </w:tc>
-        <w:tc>
-          <w:tcPr>
-            <w:tcW w:w="518" w:type="dxa"/>
-            <w:tcBorders>
-              <w:top w:val="single" w:sz="4" w:space="0" w:color="000000"/>
-              <w:left w:val="single" w:sz="4" w:space="0" w:color="000000"/>
-              <w:bottom w:val="single" w:sz="4" w:space="0" w:color="000000"/>
-              <w:right w:val="single" w:sz="4" w:space="0" w:color="000000"/>
-            </w:tcBorders>
-          </w:tcPr>
-          <w:p>
-            <w:pPr>
-              <w:widowControl w:val="0"/>
-              <w:pBdr>
-                <w:top w:val="nil"/>
-                <w:left w:val="nil"/>
-                <w:bottom w:val="nil"/>
-                <w:right w:val="nil"/>
-                <w:between w:val="nil"/>
-              </w:pBdr>
-              <w:spacing w:after="0" w:line="276" w:lineRule="auto"/>
-              <w:rPr>
-                <w:b/>
-                <w:bCs/>
-                <w:sz w:val="16"/>
-                <w:szCs w:val="16"/>
-              </w:rPr>
-            </w:pPr>
-          </w:p>
-        </w:tc>
-        <w:tc>
-          <w:tcPr>
-            <w:tcW w:w="525" w:type="dxa"/>
-            <w:tcBorders>
-              <w:top w:val="single" w:sz="4" w:space="0" w:color="000000"/>
-              <w:left w:val="single" w:sz="4" w:space="0" w:color="000000"/>
-              <w:bottom w:val="single" w:sz="4" w:space="0" w:color="000000"/>
-              <w:right w:val="single" w:sz="4" w:space="0" w:color="000000"/>
-            </w:tcBorders>
-          </w:tcPr>
-          <w:p>
-            <w:pPr>
-              <w:spacing w:line="360" w:lineRule="auto"/>
-              <w:jc w:val="both"/>
-              <w:rPr>
-                <w:b/>
-                <w:bCs/>
-                <w:sz w:val="16"/>
-                <w:szCs w:val="16"/>
-              </w:rPr>
-            </w:pPr>
-          </w:p>
-        </w:tc>
-        <w:tc>
-          <w:tcPr>
-            <w:tcW w:w="525" w:type="dxa"/>
-            <w:tcBorders>
-              <w:top w:val="single" w:sz="4" w:space="0" w:color="000000"/>
-              <w:left w:val="single" w:sz="4" w:space="0" w:color="000000"/>
-              <w:bottom w:val="single" w:sz="4" w:space="0" w:color="000000"/>
-              <w:right w:val="single" w:sz="4" w:space="0" w:color="000000"/>
-            </w:tcBorders>
-          </w:tcPr>
-          <w:p>
-            <w:pPr>
-              <w:spacing w:line="360" w:lineRule="auto"/>
-              <w:jc w:val="both"/>
-              <w:rPr>
-                <w:b/>
-                <w:bCs/>
-                <w:sz w:val="16"/>
-                <w:szCs w:val="16"/>
-              </w:rPr>
-            </w:pPr>
+            <w:tcW w:type="dxa" w:w="450"/>
+          </w:tcPr>
+          <w:p>
+            <w:pPr>
+              <w:spacing w:after="60" w:before="60" w:line="240" w:lineRule="auto"/>
+              <w:jc w:val="center"/>
+            </w:pPr>
+            <w:r>
+              <w:rPr>
+                <w:rFonts w:ascii="Arial" w:hAnsi="Arial"/>
+                <w:sz w:val="14"/>
+              </w:rPr>
+            </w:r>
+          </w:p>
+        </w:tc>
+        <w:tc>
+          <w:tcPr>
+            <w:tcW w:type="dxa" w:w="450"/>
+          </w:tcPr>
+          <w:p>
+            <w:pPr>
+              <w:spacing w:after="60" w:before="60" w:line="240" w:lineRule="auto"/>
+              <w:jc w:val="center"/>
+            </w:pPr>
+            <w:r>
+              <w:rPr>
+                <w:rFonts w:ascii="Arial" w:hAnsi="Arial"/>
+                <w:sz w:val="14"/>
+              </w:rPr>
+            </w:r>
+          </w:p>
+        </w:tc>
+        <w:tc>
+          <w:tcPr>
+            <w:tcW w:type="dxa" w:w="450"/>
+          </w:tcPr>
+          <w:p>
+            <w:pPr>
+              <w:spacing w:after="60" w:before="60" w:line="240" w:lineRule="auto"/>
+              <w:jc w:val="center"/>
+            </w:pPr>
+            <w:r>
+              <w:rPr>
+                <w:rFonts w:ascii="Arial" w:hAnsi="Arial"/>
+                <w:sz w:val="14"/>
+              </w:rPr>
+            </w:r>
+          </w:p>
+        </w:tc>
+        <w:tc>
+          <w:tcPr>
+            <w:tcW w:type="dxa" w:w="450"/>
+          </w:tcPr>
+          <w:p>
+            <w:pPr>
+              <w:spacing w:after="60" w:before="60" w:line="240" w:lineRule="auto"/>
+              <w:jc w:val="center"/>
+            </w:pPr>
+            <w:r>
+              <w:rPr>
+                <w:rFonts w:ascii="Arial" w:hAnsi="Arial"/>
+                <w:sz w:val="14"/>
+              </w:rPr>
+            </w:r>
+          </w:p>
+        </w:tc>
+        <w:tc>
+          <w:tcPr>
+            <w:tcW w:type="dxa" w:w="450"/>
+          </w:tcPr>
+          <w:p>
+            <w:pPr>
+              <w:spacing w:after="60" w:before="60" w:line="240" w:lineRule="auto"/>
+              <w:jc w:val="center"/>
+            </w:pPr>
+            <w:r>
+              <w:rPr>
+                <w:rFonts w:ascii="Arial" w:hAnsi="Arial"/>
+                <w:sz w:val="14"/>
+              </w:rPr>
+            </w:r>
+          </w:p>
+        </w:tc>
+        <w:tc>
+          <w:tcPr>
+            <w:tcW w:type="dxa" w:w="450"/>
+          </w:tcPr>
+          <w:p>
+            <w:pPr>
+              <w:spacing w:after="60" w:before="60" w:line="240" w:lineRule="auto"/>
+              <w:jc w:val="center"/>
+            </w:pPr>
+            <w:r>
+              <w:rPr>
+                <w:rFonts w:ascii="Arial" w:hAnsi="Arial"/>
+                <w:sz w:val="14"/>
+              </w:rPr>
+            </w:r>
+          </w:p>
+        </w:tc>
+        <w:tc>
+          <w:tcPr>
+            <w:tcW w:type="dxa" w:w="450"/>
+          </w:tcPr>
+          <w:p>
+            <w:pPr>
+              <w:spacing w:after="60" w:before="60" w:line="240" w:lineRule="auto"/>
+              <w:jc w:val="center"/>
+            </w:pPr>
+            <w:r>
+              <w:rPr>
+                <w:rFonts w:ascii="Arial" w:hAnsi="Arial"/>
+                <w:sz w:val="14"/>
+              </w:rPr>
+            </w:r>
+          </w:p>
+        </w:tc>
+        <w:tc>
+          <w:tcPr>
+            <w:tcW w:type="dxa" w:w="450"/>
+          </w:tcPr>
+          <w:p>
+            <w:pPr>
+              <w:spacing w:after="60" w:before="60" w:line="240" w:lineRule="auto"/>
+              <w:jc w:val="center"/>
+            </w:pPr>
+            <w:r>
+              <w:rPr>
+                <w:rFonts w:ascii="Arial" w:hAnsi="Arial"/>
+                <w:sz w:val="14"/>
+              </w:rPr>
+            </w:r>
+          </w:p>
+        </w:tc>
+        <w:tc>
+          <w:tcPr>
+            <w:tcW w:type="dxa" w:w="450"/>
+          </w:tcPr>
+          <w:p>
+            <w:pPr>
+              <w:spacing w:after="60" w:before="60" w:line="240" w:lineRule="auto"/>
+              <w:jc w:val="center"/>
+            </w:pPr>
+            <w:r>
+              <w:rPr>
+                <w:rFonts w:ascii="Arial" w:hAnsi="Arial"/>
+                <w:sz w:val="14"/>
+              </w:rPr>
+            </w:r>
+          </w:p>
+        </w:tc>
+        <w:tc>
+          <w:tcPr>
+            <w:tcW w:type="dxa" w:w="450"/>
+          </w:tcPr>
+          <w:p>
+            <w:pPr>
+              <w:spacing w:after="60" w:before="60" w:line="240" w:lineRule="auto"/>
+              <w:jc w:val="center"/>
+            </w:pPr>
+            <w:r>
+              <w:rPr>
+                <w:rFonts w:ascii="Arial" w:hAnsi="Arial"/>
+                <w:sz w:val="14"/>
+              </w:rPr>
+            </w:r>
+          </w:p>
+        </w:tc>
+        <w:tc>
+          <w:tcPr>
+            <w:tcW w:type="dxa" w:w="450"/>
+          </w:tcPr>
+          <w:p>
+            <w:pPr>
+              <w:spacing w:after="60" w:before="60" w:line="240" w:lineRule="auto"/>
+              <w:jc w:val="center"/>
+            </w:pPr>
+            <w:r>
+              <w:rPr>
+                <w:rFonts w:ascii="Arial" w:hAnsi="Arial"/>
+                <w:sz w:val="14"/>
+              </w:rPr>
+            </w:r>
+          </w:p>
+        </w:tc>
+        <w:tc>
+          <w:tcPr>
+            <w:tcW w:type="dxa" w:w="450"/>
+          </w:tcPr>
+          <w:p>
+            <w:pPr>
+              <w:spacing w:after="60" w:before="60" w:line="240" w:lineRule="auto"/>
+              <w:jc w:val="center"/>
+            </w:pPr>
+            <w:r>
+              <w:rPr>
+                <w:rFonts w:ascii="Arial" w:hAnsi="Arial"/>
+                <w:sz w:val="14"/>
+              </w:rPr>
+            </w:r>
+          </w:p>
+        </w:tc>
+        <w:tc>
+          <w:tcPr>
+            <w:tcW w:type="dxa" w:w="450"/>
+          </w:tcPr>
+          <w:p>
+            <w:pPr>
+              <w:spacing w:after="60" w:before="60" w:line="240" w:lineRule="auto"/>
+              <w:jc w:val="center"/>
+            </w:pPr>
+            <w:r>
+              <w:rPr>
+                <w:rFonts w:ascii="Arial" w:hAnsi="Arial"/>
+                <w:sz w:val="14"/>
+              </w:rPr>
+            </w:r>
+          </w:p>
+        </w:tc>
+        <w:tc>
+          <w:tcPr>
+            <w:tcW w:type="dxa" w:w="450"/>
+          </w:tcPr>
+          <w:p>
+            <w:pPr>
+              <w:spacing w:after="60" w:before="60" w:line="240" w:lineRule="auto"/>
+              <w:jc w:val="center"/>
+            </w:pPr>
+            <w:r>
+              <w:rPr>
+                <w:rFonts w:ascii="Arial" w:hAnsi="Arial"/>
+                <w:sz w:val="14"/>
+              </w:rPr>
+            </w:r>
+          </w:p>
+        </w:tc>
+        <w:tc>
+          <w:tcPr>
+            <w:tcW w:type="dxa" w:w="450"/>
+          </w:tcPr>
+          <w:p>
+            <w:pPr>
+              <w:spacing w:after="60" w:before="60" w:line="240" w:lineRule="auto"/>
+              <w:jc w:val="center"/>
+            </w:pPr>
+            <w:r>
+              <w:rPr>
+                <w:rFonts w:ascii="Arial" w:hAnsi="Arial"/>
+                <w:sz w:val="14"/>
+              </w:rPr>
+            </w:r>
           </w:p>
         </w:tc>
       </w:tr>
       <w:tr>
         <w:trPr>
-          <w:gridAfter w:val="1"/>
-          <w:trHeight w:val="303"/>
+          <w:cantSplit/>
         </w:trPr>
         <w:tc>
           <w:tcPr>
-            <w:tcW w:w="1351" w:type="dxa"/>
-            <w:tcBorders>
-              <w:top w:val="single" w:sz="4" w:space="0" w:color="000000"/>
-              <w:left w:val="single" w:sz="4" w:space="0" w:color="000000"/>
-              <w:bottom w:val="single" w:sz="4" w:space="0" w:color="000000"/>
-              <w:right w:val="single" w:sz="4" w:space="0" w:color="000000"/>
-            </w:tcBorders>
-          </w:tcPr>
-          <w:p>
-            <w:pPr>
-              <w:spacing w:line="360" w:lineRule="auto"/>
-              <w:jc w:val="both"/>
-              <w:rPr>
-                <w:b/>
-                <w:bCs/>
-                <w:sz w:val="16"/>
-                <w:szCs w:val="16"/>
-              </w:rPr>
-            </w:pPr>
-            <w:r>
-              <w:rPr>
-                <w:b/>
-                <w:bCs/>
-                <w:sz w:val="16"/>
-                <w:szCs w:val="16"/>
-              </w:rPr>
-              <w:t>Diseño de arquitectura y modelo de datos</w:t>
-            </w:r>
-          </w:p>
-        </w:tc>
-        <w:tc>
-          <w:tcPr>
-            <w:tcW w:w="536" w:type="dxa"/>
-            <w:tcBorders>
-              <w:top w:val="single" w:sz="5" w:space="0" w:color="000000"/>
-              <w:left w:val="single" w:sz="4" w:space="0" w:color="000000"/>
-              <w:bottom w:val="single" w:sz="4" w:space="0" w:color="000000"/>
-              <w:right w:val="single" w:sz="5" w:space="0" w:color="000000"/>
-            </w:tcBorders>
-          </w:tcPr>
-          <w:p>
-            <w:pPr>
-              <w:spacing w:line="360" w:lineRule="auto"/>
-              <w:jc w:val="both"/>
-              <w:rPr>
-                <w:b/>
-                <w:bCs/>
-                <w:sz w:val="16"/>
-                <w:szCs w:val="16"/>
-              </w:rPr>
-            </w:pPr>
-          </w:p>
-        </w:tc>
-        <w:tc>
-          <w:tcPr>
-            <w:tcW w:w="522" w:type="dxa"/>
-            <w:tcBorders>
-              <w:top w:val="single" w:sz="5" w:space="0" w:color="000000"/>
-              <w:left w:val="single" w:sz="5" w:space="0" w:color="000000"/>
-              <w:bottom w:val="single" w:sz="5" w:space="0" w:color="000000"/>
-              <w:right w:val="single" w:sz="5" w:space="0" w:color="000000"/>
-            </w:tcBorders>
-            <w:tcMar>
-              <w:top w:w="20" w:type="dxa"/>
-              <w:left w:w="100" w:type="dxa"/>
-              <w:bottom w:w="20" w:type="dxa"/>
-              <w:right w:w="100" w:type="dxa"/>
-            </w:tcMar>
-            <w:vAlign w:val="center"/>
-          </w:tcPr>
-          <w:p>
-            <w:pPr>
-              <w:spacing w:after="0" w:line="240" w:lineRule="auto"/>
-              <w:jc w:val="center"/>
-              <w:rPr>
-                <w:rFonts w:ascii="Arial" w:eastAsia="Arial" w:hAnsi="Arial" w:cs="Arial"/>
-                <w:b/>
-                <w:bCs/>
-                <w:sz w:val="14"/>
-                <w:szCs w:val="14"/>
-              </w:rPr>
-            </w:pPr>
-            <w:r>
-              <w:rPr>
-                <w:rFonts w:ascii="Arial" w:eastAsia="Arial" w:hAnsi="Arial" w:cs="Arial"/>
-                <w:b/>
-                <w:bCs/>
-                <w:sz w:val="14"/>
-                <w:szCs w:val="14"/>
+            <w:tcW w:type="dxa" w:w="2500"/>
+          </w:tcPr>
+          <w:p>
+            <w:pPr>
+              <w:spacing w:after="60" w:before="60" w:line="240" w:lineRule="auto"/>
+              <w:jc w:val="left"/>
+            </w:pPr>
+            <w:r>
+              <w:rPr>
+                <w:rFonts w:ascii="Arial" w:hAnsi="Arial"/>
+                <w:sz w:val="14"/>
+              </w:rPr>
+              <w:t>A2 Arquitectura, datos y clúster</w:t>
+            </w:r>
+          </w:p>
+        </w:tc>
+        <w:tc>
+          <w:tcPr>
+            <w:tcW w:type="dxa" w:w="450"/>
+          </w:tcPr>
+          <w:p>
+            <w:pPr>
+              <w:spacing w:after="60" w:before="60" w:line="240" w:lineRule="auto"/>
+              <w:jc w:val="center"/>
+            </w:pPr>
+            <w:r>
+              <w:rPr>
+                <w:rFonts w:ascii="Arial" w:hAnsi="Arial"/>
+                <w:sz w:val="14"/>
+              </w:rPr>
+            </w:r>
+          </w:p>
+        </w:tc>
+        <w:tc>
+          <w:tcPr>
+            <w:tcW w:type="dxa" w:w="450"/>
+          </w:tcPr>
+          <w:p>
+            <w:pPr>
+              <w:spacing w:after="60" w:before="60" w:line="240" w:lineRule="auto"/>
+              <w:jc w:val="center"/>
+            </w:pPr>
+            <w:r>
+              <w:rPr>
+                <w:rFonts w:ascii="Arial" w:hAnsi="Arial"/>
+                <w:sz w:val="14"/>
               </w:rPr>
               <w:t>X</w:t>
             </w:r>
@@ -7620,40 +6187,17 @@
         </w:tc>
         <w:tc>
           <w:tcPr>
-            <w:tcW w:w="523" w:type="dxa"/>
-            <w:tcBorders>
-              <w:top w:val="single" w:sz="5" w:space="0" w:color="000000"/>
-              <w:left w:val="single" w:sz="5" w:space="0" w:color="000000"/>
-              <w:bottom w:val="single" w:sz="5" w:space="0" w:color="000000"/>
-              <w:right w:val="single" w:sz="5" w:space="0" w:color="000000"/>
-            </w:tcBorders>
-            <w:tcMar>
-              <w:top w:w="20" w:type="dxa"/>
-              <w:left w:w="100" w:type="dxa"/>
-              <w:bottom w:w="20" w:type="dxa"/>
-              <w:right w:w="100" w:type="dxa"/>
-            </w:tcMar>
-            <w:vAlign w:val="center"/>
-          </w:tcPr>
-          <w:p>
-            <w:pPr>
-              <w:spacing w:after="0" w:line="240" w:lineRule="auto"/>
-              <w:jc w:val="center"/>
-              <w:rPr>
-                <w:rFonts w:ascii="Arial" w:eastAsia="Arial" w:hAnsi="Arial" w:cs="Arial"/>
-                <w:b/>
-                <w:bCs/>
-                <w:sz w:val="14"/>
-                <w:szCs w:val="14"/>
-              </w:rPr>
-            </w:pPr>
-            <w:r>
-              <w:rPr>
-                <w:rFonts w:ascii="Arial" w:eastAsia="Arial" w:hAnsi="Arial" w:cs="Arial"/>
-                <w:b/>
-                <w:bCs/>
-                <w:sz w:val="14"/>
-                <w:szCs w:val="14"/>
+            <w:tcW w:type="dxa" w:w="450"/>
+          </w:tcPr>
+          <w:p>
+            <w:pPr>
+              <w:spacing w:after="60" w:before="60" w:line="240" w:lineRule="auto"/>
+              <w:jc w:val="center"/>
+            </w:pPr>
+            <w:r>
+              <w:rPr>
+                <w:rFonts w:ascii="Arial" w:hAnsi="Arial"/>
+                <w:sz w:val="14"/>
               </w:rPr>
               <w:t>X</w:t>
             </w:r>
@@ -7661,40 +6205,17 @@
         </w:tc>
         <w:tc>
           <w:tcPr>
-            <w:tcW w:w="526" w:type="dxa"/>
-            <w:tcBorders>
-              <w:top w:val="single" w:sz="5" w:space="0" w:color="000000"/>
-              <w:left w:val="single" w:sz="5" w:space="0" w:color="000000"/>
-              <w:bottom w:val="single" w:sz="5" w:space="0" w:color="000000"/>
-              <w:right w:val="single" w:sz="5" w:space="0" w:color="000000"/>
-            </w:tcBorders>
-            <w:tcMar>
-              <w:top w:w="20" w:type="dxa"/>
-              <w:left w:w="100" w:type="dxa"/>
-              <w:bottom w:w="20" w:type="dxa"/>
-              <w:right w:w="100" w:type="dxa"/>
-            </w:tcMar>
-            <w:vAlign w:val="center"/>
-          </w:tcPr>
-          <w:p>
-            <w:pPr>
-              <w:spacing w:after="0" w:line="240" w:lineRule="auto"/>
-              <w:jc w:val="center"/>
-              <w:rPr>
-                <w:rFonts w:ascii="Arial" w:eastAsia="Arial" w:hAnsi="Arial" w:cs="Arial"/>
-                <w:b/>
-                <w:bCs/>
-                <w:sz w:val="14"/>
-                <w:szCs w:val="14"/>
-              </w:rPr>
-            </w:pPr>
-            <w:r>
-              <w:rPr>
-                <w:rFonts w:ascii="Arial" w:eastAsia="Arial" w:hAnsi="Arial" w:cs="Arial"/>
-                <w:b/>
-                <w:bCs/>
-                <w:sz w:val="14"/>
-                <w:szCs w:val="14"/>
+            <w:tcW w:type="dxa" w:w="450"/>
+          </w:tcPr>
+          <w:p>
+            <w:pPr>
+              <w:spacing w:after="60" w:before="60" w:line="240" w:lineRule="auto"/>
+              <w:jc w:val="center"/>
+            </w:pPr>
+            <w:r>
+              <w:rPr>
+                <w:rFonts w:ascii="Arial" w:hAnsi="Arial"/>
+                <w:sz w:val="14"/>
               </w:rPr>
               <w:t>X</w:t>
             </w:r>
@@ -7702,453 +6223,306 @@
         </w:tc>
         <w:tc>
           <w:tcPr>
-            <w:tcW w:w="523" w:type="dxa"/>
-            <w:tcBorders>
-              <w:top w:val="single" w:sz="4" w:space="0" w:color="000000"/>
-              <w:left w:val="single" w:sz="5" w:space="0" w:color="000000"/>
-              <w:bottom w:val="single" w:sz="5" w:space="0" w:color="000000"/>
-              <w:right w:val="single" w:sz="4" w:space="0" w:color="000000"/>
-            </w:tcBorders>
-          </w:tcPr>
-          <w:p>
-            <w:pPr>
-              <w:spacing w:line="360" w:lineRule="auto"/>
-              <w:jc w:val="both"/>
-              <w:rPr>
-                <w:b/>
-                <w:bCs/>
-                <w:sz w:val="16"/>
-                <w:szCs w:val="16"/>
-              </w:rPr>
-            </w:pPr>
-          </w:p>
-        </w:tc>
-        <w:tc>
-          <w:tcPr>
-            <w:tcW w:w="523" w:type="dxa"/>
-            <w:tcBorders>
-              <w:top w:val="single" w:sz="4" w:space="0" w:color="000000"/>
-              <w:left w:val="single" w:sz="4" w:space="0" w:color="000000"/>
-              <w:bottom w:val="single" w:sz="4" w:space="0" w:color="000000"/>
-              <w:right w:val="single" w:sz="4" w:space="0" w:color="000000"/>
-            </w:tcBorders>
-          </w:tcPr>
-          <w:p>
-            <w:pPr>
-              <w:spacing w:line="360" w:lineRule="auto"/>
-              <w:jc w:val="both"/>
-              <w:rPr>
-                <w:b/>
-                <w:bCs/>
-                <w:sz w:val="16"/>
-                <w:szCs w:val="16"/>
-              </w:rPr>
-            </w:pPr>
-          </w:p>
-        </w:tc>
-        <w:tc>
-          <w:tcPr>
-            <w:tcW w:w="523" w:type="dxa"/>
-            <w:tcBorders>
-              <w:top w:val="single" w:sz="4" w:space="0" w:color="000000"/>
-              <w:left w:val="single" w:sz="4" w:space="0" w:color="000000"/>
-              <w:bottom w:val="single" w:sz="4" w:space="0" w:color="000000"/>
-              <w:right w:val="single" w:sz="4" w:space="0" w:color="000000"/>
-            </w:tcBorders>
-          </w:tcPr>
-          <w:p>
-            <w:pPr>
-              <w:spacing w:line="360" w:lineRule="auto"/>
-              <w:jc w:val="both"/>
-              <w:rPr>
-                <w:b/>
-                <w:bCs/>
-                <w:sz w:val="16"/>
-                <w:szCs w:val="16"/>
-              </w:rPr>
-            </w:pPr>
-          </w:p>
-        </w:tc>
-        <w:tc>
-          <w:tcPr>
-            <w:tcW w:w="523" w:type="dxa"/>
-            <w:tcBorders>
-              <w:top w:val="single" w:sz="4" w:space="0" w:color="000000"/>
-              <w:left w:val="single" w:sz="4" w:space="0" w:color="000000"/>
-              <w:bottom w:val="single" w:sz="4" w:space="0" w:color="000000"/>
-              <w:right w:val="single" w:sz="4" w:space="0" w:color="000000"/>
-            </w:tcBorders>
-          </w:tcPr>
-          <w:p>
-            <w:pPr>
-              <w:spacing w:line="360" w:lineRule="auto"/>
-              <w:jc w:val="both"/>
-              <w:rPr>
-                <w:b/>
-                <w:bCs/>
-                <w:sz w:val="16"/>
-                <w:szCs w:val="16"/>
-              </w:rPr>
-            </w:pPr>
-          </w:p>
-        </w:tc>
-        <w:tc>
-          <w:tcPr>
-            <w:tcW w:w="523" w:type="dxa"/>
-            <w:tcBorders>
-              <w:top w:val="single" w:sz="4" w:space="0" w:color="000000"/>
-              <w:left w:val="single" w:sz="4" w:space="0" w:color="000000"/>
-              <w:bottom w:val="single" w:sz="4" w:space="0" w:color="000000"/>
-              <w:right w:val="single" w:sz="4" w:space="0" w:color="000000"/>
-            </w:tcBorders>
-          </w:tcPr>
-          <w:p>
-            <w:pPr>
-              <w:spacing w:line="360" w:lineRule="auto"/>
-              <w:jc w:val="both"/>
-              <w:rPr>
-                <w:b/>
-                <w:bCs/>
-                <w:sz w:val="16"/>
-                <w:szCs w:val="16"/>
-              </w:rPr>
-            </w:pPr>
-          </w:p>
-        </w:tc>
-        <w:tc>
-          <w:tcPr>
-            <w:tcW w:w="523" w:type="dxa"/>
-            <w:tcBorders>
-              <w:top w:val="single" w:sz="4" w:space="0" w:color="000000"/>
-              <w:left w:val="single" w:sz="4" w:space="0" w:color="000000"/>
-              <w:bottom w:val="single" w:sz="4" w:space="0" w:color="000000"/>
-              <w:right w:val="single" w:sz="4" w:space="0" w:color="000000"/>
-            </w:tcBorders>
-          </w:tcPr>
-          <w:p>
-            <w:pPr>
-              <w:spacing w:line="360" w:lineRule="auto"/>
-              <w:jc w:val="both"/>
-              <w:rPr>
-                <w:b/>
-                <w:bCs/>
-                <w:sz w:val="16"/>
-                <w:szCs w:val="16"/>
-              </w:rPr>
-            </w:pPr>
-          </w:p>
-        </w:tc>
-        <w:tc>
-          <w:tcPr>
-            <w:tcW w:w="523" w:type="dxa"/>
-            <w:tcBorders>
-              <w:top w:val="single" w:sz="4" w:space="0" w:color="000000"/>
-              <w:left w:val="single" w:sz="4" w:space="0" w:color="000000"/>
-              <w:bottom w:val="single" w:sz="4" w:space="0" w:color="000000"/>
-              <w:right w:val="single" w:sz="4" w:space="0" w:color="000000"/>
-            </w:tcBorders>
-          </w:tcPr>
-          <w:p>
-            <w:pPr>
-              <w:spacing w:line="360" w:lineRule="auto"/>
-              <w:jc w:val="both"/>
-              <w:rPr>
-                <w:b/>
-                <w:bCs/>
-                <w:sz w:val="16"/>
-                <w:szCs w:val="16"/>
-              </w:rPr>
-            </w:pPr>
-          </w:p>
-        </w:tc>
-        <w:tc>
-          <w:tcPr>
-            <w:tcW w:w="523" w:type="dxa"/>
-            <w:tcBorders>
-              <w:top w:val="single" w:sz="4" w:space="0" w:color="000000"/>
-              <w:left w:val="single" w:sz="4" w:space="0" w:color="000000"/>
-              <w:bottom w:val="single" w:sz="4" w:space="0" w:color="000000"/>
-              <w:right w:val="single" w:sz="4" w:space="0" w:color="000000"/>
-            </w:tcBorders>
-          </w:tcPr>
-          <w:p>
-            <w:pPr>
-              <w:spacing w:line="360" w:lineRule="auto"/>
-              <w:jc w:val="both"/>
-              <w:rPr>
-                <w:b/>
-                <w:bCs/>
-                <w:sz w:val="16"/>
-                <w:szCs w:val="16"/>
-              </w:rPr>
-            </w:pPr>
-          </w:p>
-        </w:tc>
-        <w:tc>
-          <w:tcPr>
-            <w:tcW w:w="525" w:type="dxa"/>
-            <w:tcBorders>
-              <w:top w:val="single" w:sz="4" w:space="0" w:color="000000"/>
-              <w:left w:val="single" w:sz="4" w:space="0" w:color="000000"/>
-              <w:bottom w:val="single" w:sz="4" w:space="0" w:color="000000"/>
-              <w:right w:val="single" w:sz="4" w:space="0" w:color="000000"/>
-            </w:tcBorders>
-          </w:tcPr>
-          <w:p>
-            <w:pPr>
-              <w:spacing w:line="360" w:lineRule="auto"/>
-              <w:jc w:val="both"/>
-              <w:rPr>
-                <w:b/>
-                <w:bCs/>
-                <w:sz w:val="16"/>
-                <w:szCs w:val="16"/>
-              </w:rPr>
-            </w:pPr>
-          </w:p>
-        </w:tc>
-        <w:tc>
-          <w:tcPr>
-            <w:tcW w:w="525" w:type="dxa"/>
-            <w:tcBorders>
-              <w:top w:val="single" w:sz="4" w:space="0" w:color="000000"/>
-              <w:left w:val="single" w:sz="4" w:space="0" w:color="000000"/>
-              <w:bottom w:val="single" w:sz="4" w:space="0" w:color="000000"/>
-              <w:right w:val="single" w:sz="4" w:space="0" w:color="000000"/>
-            </w:tcBorders>
-          </w:tcPr>
-          <w:p>
-            <w:pPr>
-              <w:spacing w:line="360" w:lineRule="auto"/>
-              <w:jc w:val="both"/>
-              <w:rPr>
-                <w:b/>
-                <w:bCs/>
-                <w:sz w:val="16"/>
-                <w:szCs w:val="16"/>
-              </w:rPr>
-            </w:pPr>
-          </w:p>
-        </w:tc>
-        <w:tc>
-          <w:tcPr>
-            <w:tcW w:w="525" w:type="dxa"/>
-            <w:tcBorders>
-              <w:top w:val="single" w:sz="4" w:space="0" w:color="000000"/>
-              <w:left w:val="single" w:sz="4" w:space="0" w:color="000000"/>
-              <w:bottom w:val="single" w:sz="4" w:space="0" w:color="000000"/>
-              <w:right w:val="single" w:sz="4" w:space="0" w:color="000000"/>
-            </w:tcBorders>
-          </w:tcPr>
-          <w:p>
-            <w:pPr>
-              <w:spacing w:line="360" w:lineRule="auto"/>
-              <w:jc w:val="both"/>
-              <w:rPr>
-                <w:b/>
-                <w:bCs/>
-                <w:sz w:val="16"/>
-                <w:szCs w:val="16"/>
-              </w:rPr>
-            </w:pPr>
-          </w:p>
-        </w:tc>
-        <w:tc>
-          <w:tcPr>
-            <w:tcW w:w="518" w:type="dxa"/>
-            <w:tcBorders>
-              <w:top w:val="single" w:sz="4" w:space="0" w:color="000000"/>
-              <w:left w:val="single" w:sz="4" w:space="0" w:color="000000"/>
-              <w:bottom w:val="single" w:sz="4" w:space="0" w:color="000000"/>
-              <w:right w:val="single" w:sz="4" w:space="0" w:color="000000"/>
-            </w:tcBorders>
-          </w:tcPr>
-          <w:p>
-            <w:pPr>
-              <w:widowControl w:val="0"/>
-              <w:pBdr>
-                <w:top w:val="nil"/>
-                <w:left w:val="nil"/>
-                <w:bottom w:val="nil"/>
-                <w:right w:val="nil"/>
-                <w:between w:val="nil"/>
-              </w:pBdr>
-              <w:spacing w:after="0" w:line="276" w:lineRule="auto"/>
-              <w:rPr>
-                <w:b/>
-                <w:bCs/>
-                <w:sz w:val="16"/>
-                <w:szCs w:val="16"/>
-              </w:rPr>
-            </w:pPr>
-          </w:p>
-        </w:tc>
-        <w:tc>
-          <w:tcPr>
-            <w:tcW w:w="525" w:type="dxa"/>
-            <w:tcBorders>
-              <w:top w:val="single" w:sz="4" w:space="0" w:color="000000"/>
-              <w:left w:val="single" w:sz="4" w:space="0" w:color="000000"/>
-              <w:bottom w:val="single" w:sz="4" w:space="0" w:color="000000"/>
-              <w:right w:val="single" w:sz="4" w:space="0" w:color="000000"/>
-            </w:tcBorders>
-          </w:tcPr>
-          <w:p>
-            <w:pPr>
-              <w:spacing w:line="360" w:lineRule="auto"/>
-              <w:jc w:val="both"/>
-              <w:rPr>
-                <w:b/>
-                <w:bCs/>
-                <w:sz w:val="16"/>
-                <w:szCs w:val="16"/>
-              </w:rPr>
-            </w:pPr>
-          </w:p>
-        </w:tc>
-        <w:tc>
-          <w:tcPr>
-            <w:tcW w:w="525" w:type="dxa"/>
-            <w:tcBorders>
-              <w:top w:val="single" w:sz="4" w:space="0" w:color="000000"/>
-              <w:left w:val="single" w:sz="4" w:space="0" w:color="000000"/>
-              <w:bottom w:val="single" w:sz="4" w:space="0" w:color="000000"/>
-              <w:right w:val="single" w:sz="4" w:space="0" w:color="000000"/>
-            </w:tcBorders>
-          </w:tcPr>
-          <w:p>
-            <w:pPr>
-              <w:spacing w:line="360" w:lineRule="auto"/>
-              <w:jc w:val="both"/>
-              <w:rPr>
-                <w:b/>
-                <w:bCs/>
-                <w:sz w:val="16"/>
-                <w:szCs w:val="16"/>
-              </w:rPr>
-            </w:pPr>
+            <w:tcW w:type="dxa" w:w="450"/>
+          </w:tcPr>
+          <w:p>
+            <w:pPr>
+              <w:spacing w:after="60" w:before="60" w:line="240" w:lineRule="auto"/>
+              <w:jc w:val="center"/>
+            </w:pPr>
+            <w:r>
+              <w:rPr>
+                <w:rFonts w:ascii="Arial" w:hAnsi="Arial"/>
+                <w:sz w:val="14"/>
+              </w:rPr>
+              <w:t>X</w:t>
+            </w:r>
+          </w:p>
+        </w:tc>
+        <w:tc>
+          <w:tcPr>
+            <w:tcW w:type="dxa" w:w="450"/>
+          </w:tcPr>
+          <w:p>
+            <w:pPr>
+              <w:spacing w:after="60" w:before="60" w:line="240" w:lineRule="auto"/>
+              <w:jc w:val="center"/>
+            </w:pPr>
+            <w:r>
+              <w:rPr>
+                <w:rFonts w:ascii="Arial" w:hAnsi="Arial"/>
+                <w:sz w:val="14"/>
+              </w:rPr>
+              <w:t>X</w:t>
+            </w:r>
+          </w:p>
+        </w:tc>
+        <w:tc>
+          <w:tcPr>
+            <w:tcW w:type="dxa" w:w="450"/>
+          </w:tcPr>
+          <w:p>
+            <w:pPr>
+              <w:spacing w:after="60" w:before="60" w:line="240" w:lineRule="auto"/>
+              <w:jc w:val="center"/>
+            </w:pPr>
+            <w:r>
+              <w:rPr>
+                <w:rFonts w:ascii="Arial" w:hAnsi="Arial"/>
+                <w:sz w:val="14"/>
+              </w:rPr>
+              <w:t>X</w:t>
+            </w:r>
+          </w:p>
+        </w:tc>
+        <w:tc>
+          <w:tcPr>
+            <w:tcW w:type="dxa" w:w="450"/>
+          </w:tcPr>
+          <w:p>
+            <w:pPr>
+              <w:spacing w:after="60" w:before="60" w:line="240" w:lineRule="auto"/>
+              <w:jc w:val="center"/>
+            </w:pPr>
+            <w:r>
+              <w:rPr>
+                <w:rFonts w:ascii="Arial" w:hAnsi="Arial"/>
+                <w:sz w:val="14"/>
+              </w:rPr>
+              <w:t>X</w:t>
+            </w:r>
+          </w:p>
+        </w:tc>
+        <w:tc>
+          <w:tcPr>
+            <w:tcW w:type="dxa" w:w="450"/>
+          </w:tcPr>
+          <w:p>
+            <w:pPr>
+              <w:spacing w:after="60" w:before="60" w:line="240" w:lineRule="auto"/>
+              <w:jc w:val="center"/>
+            </w:pPr>
+            <w:r>
+              <w:rPr>
+                <w:rFonts w:ascii="Arial" w:hAnsi="Arial"/>
+                <w:sz w:val="14"/>
+              </w:rPr>
+              <w:t>X</w:t>
+            </w:r>
+          </w:p>
+        </w:tc>
+        <w:tc>
+          <w:tcPr>
+            <w:tcW w:type="dxa" w:w="450"/>
+          </w:tcPr>
+          <w:p>
+            <w:pPr>
+              <w:spacing w:after="60" w:before="60" w:line="240" w:lineRule="auto"/>
+              <w:jc w:val="center"/>
+            </w:pPr>
+            <w:r>
+              <w:rPr>
+                <w:rFonts w:ascii="Arial" w:hAnsi="Arial"/>
+                <w:sz w:val="14"/>
+              </w:rPr>
+              <w:t>X</w:t>
+            </w:r>
+          </w:p>
+        </w:tc>
+        <w:tc>
+          <w:tcPr>
+            <w:tcW w:type="dxa" w:w="450"/>
+          </w:tcPr>
+          <w:p>
+            <w:pPr>
+              <w:spacing w:after="60" w:before="60" w:line="240" w:lineRule="auto"/>
+              <w:jc w:val="center"/>
+            </w:pPr>
+            <w:r>
+              <w:rPr>
+                <w:rFonts w:ascii="Arial" w:hAnsi="Arial"/>
+                <w:sz w:val="14"/>
+              </w:rPr>
+              <w:t>X</w:t>
+            </w:r>
+          </w:p>
+        </w:tc>
+        <w:tc>
+          <w:tcPr>
+            <w:tcW w:type="dxa" w:w="450"/>
+          </w:tcPr>
+          <w:p>
+            <w:pPr>
+              <w:spacing w:after="60" w:before="60" w:line="240" w:lineRule="auto"/>
+              <w:jc w:val="center"/>
+            </w:pPr>
+            <w:r>
+              <w:rPr>
+                <w:rFonts w:ascii="Arial" w:hAnsi="Arial"/>
+                <w:sz w:val="14"/>
+              </w:rPr>
+              <w:t>X</w:t>
+            </w:r>
+          </w:p>
+        </w:tc>
+        <w:tc>
+          <w:tcPr>
+            <w:tcW w:type="dxa" w:w="450"/>
+          </w:tcPr>
+          <w:p>
+            <w:pPr>
+              <w:spacing w:after="60" w:before="60" w:line="240" w:lineRule="auto"/>
+              <w:jc w:val="center"/>
+            </w:pPr>
+            <w:r>
+              <w:rPr>
+                <w:rFonts w:ascii="Arial" w:hAnsi="Arial"/>
+                <w:sz w:val="14"/>
+              </w:rPr>
+              <w:t>X</w:t>
+            </w:r>
+          </w:p>
+        </w:tc>
+        <w:tc>
+          <w:tcPr>
+            <w:tcW w:type="dxa" w:w="450"/>
+          </w:tcPr>
+          <w:p>
+            <w:pPr>
+              <w:spacing w:after="60" w:before="60" w:line="240" w:lineRule="auto"/>
+              <w:jc w:val="center"/>
+            </w:pPr>
+            <w:r>
+              <w:rPr>
+                <w:rFonts w:ascii="Arial" w:hAnsi="Arial"/>
+                <w:sz w:val="14"/>
+              </w:rPr>
+              <w:t>X</w:t>
+            </w:r>
+          </w:p>
+        </w:tc>
+        <w:tc>
+          <w:tcPr>
+            <w:tcW w:type="dxa" w:w="450"/>
+          </w:tcPr>
+          <w:p>
+            <w:pPr>
+              <w:spacing w:after="60" w:before="60" w:line="240" w:lineRule="auto"/>
+              <w:jc w:val="center"/>
+            </w:pPr>
+            <w:r>
+              <w:rPr>
+                <w:rFonts w:ascii="Arial" w:hAnsi="Arial"/>
+                <w:sz w:val="14"/>
+              </w:rPr>
+              <w:t>X</w:t>
+            </w:r>
+          </w:p>
+        </w:tc>
+        <w:tc>
+          <w:tcPr>
+            <w:tcW w:type="dxa" w:w="450"/>
+          </w:tcPr>
+          <w:p>
+            <w:pPr>
+              <w:spacing w:after="60" w:before="60" w:line="240" w:lineRule="auto"/>
+              <w:jc w:val="center"/>
+            </w:pPr>
+            <w:r>
+              <w:rPr>
+                <w:rFonts w:ascii="Arial" w:hAnsi="Arial"/>
+                <w:sz w:val="14"/>
+              </w:rPr>
+            </w:r>
+          </w:p>
+        </w:tc>
+        <w:tc>
+          <w:tcPr>
+            <w:tcW w:type="dxa" w:w="450"/>
+          </w:tcPr>
+          <w:p>
+            <w:pPr>
+              <w:spacing w:after="60" w:before="60" w:line="240" w:lineRule="auto"/>
+              <w:jc w:val="center"/>
+            </w:pPr>
+            <w:r>
+              <w:rPr>
+                <w:rFonts w:ascii="Arial" w:hAnsi="Arial"/>
+                <w:sz w:val="14"/>
+              </w:rPr>
+            </w:r>
+          </w:p>
+        </w:tc>
+        <w:tc>
+          <w:tcPr>
+            <w:tcW w:type="dxa" w:w="450"/>
+          </w:tcPr>
+          <w:p>
+            <w:pPr>
+              <w:spacing w:after="60" w:before="60" w:line="240" w:lineRule="auto"/>
+              <w:jc w:val="center"/>
+            </w:pPr>
+            <w:r>
+              <w:rPr>
+                <w:rFonts w:ascii="Arial" w:hAnsi="Arial"/>
+                <w:sz w:val="14"/>
+              </w:rPr>
+            </w:r>
           </w:p>
         </w:tc>
       </w:tr>
       <w:tr>
         <w:trPr>
-          <w:gridAfter w:val="1"/>
-          <w:trHeight w:val="294"/>
+          <w:cantSplit/>
         </w:trPr>
         <w:tc>
           <w:tcPr>
-            <w:tcW w:w="1351" w:type="dxa"/>
-            <w:tcBorders>
-              <w:top w:val="single" w:sz="4" w:space="0" w:color="000000"/>
-              <w:left w:val="single" w:sz="4" w:space="0" w:color="000000"/>
-              <w:bottom w:val="single" w:sz="4" w:space="0" w:color="000000"/>
-              <w:right w:val="single" w:sz="4" w:space="0" w:color="000000"/>
-            </w:tcBorders>
-          </w:tcPr>
-          <w:p>
-            <w:pPr>
-              <w:spacing w:line="360" w:lineRule="auto"/>
-              <w:jc w:val="both"/>
-              <w:rPr>
-                <w:b/>
-                <w:bCs/>
-                <w:sz w:val="16"/>
-                <w:szCs w:val="16"/>
-              </w:rPr>
-            </w:pPr>
-            <w:r>
-              <w:rPr>
-                <w:b/>
-                <w:bCs/>
-                <w:sz w:val="16"/>
-                <w:szCs w:val="16"/>
-              </w:rPr>
-              <w:t>Prototipado de interfaces</w:t>
-            </w:r>
-          </w:p>
-        </w:tc>
-        <w:tc>
-          <w:tcPr>
-            <w:tcW w:w="536" w:type="dxa"/>
-            <w:tcBorders>
-              <w:top w:val="single" w:sz="4" w:space="0" w:color="000000"/>
-              <w:left w:val="single" w:sz="4" w:space="0" w:color="000000"/>
-              <w:bottom w:val="single" w:sz="4" w:space="0" w:color="000000"/>
-              <w:right w:val="single" w:sz="4" w:space="0" w:color="000000"/>
-            </w:tcBorders>
-          </w:tcPr>
-          <w:p>
-            <w:pPr>
-              <w:spacing w:line="360" w:lineRule="auto"/>
-              <w:jc w:val="both"/>
-              <w:rPr>
-                <w:b/>
-                <w:bCs/>
-                <w:sz w:val="16"/>
-                <w:szCs w:val="16"/>
-              </w:rPr>
-            </w:pPr>
-          </w:p>
-        </w:tc>
-        <w:tc>
-          <w:tcPr>
-            <w:tcW w:w="522" w:type="dxa"/>
-            <w:tcBorders>
-              <w:top w:val="single" w:sz="5" w:space="0" w:color="000000"/>
-              <w:left w:val="single" w:sz="4" w:space="0" w:color="000000"/>
-              <w:bottom w:val="single" w:sz="4" w:space="0" w:color="000000"/>
-              <w:right w:val="single" w:sz="5" w:space="0" w:color="000000"/>
-            </w:tcBorders>
-          </w:tcPr>
-          <w:p>
-            <w:pPr>
-              <w:spacing w:line="360" w:lineRule="auto"/>
-              <w:jc w:val="both"/>
-              <w:rPr>
-                <w:b/>
-                <w:bCs/>
-                <w:sz w:val="16"/>
-                <w:szCs w:val="16"/>
-              </w:rPr>
-            </w:pPr>
-          </w:p>
-        </w:tc>
-        <w:tc>
-          <w:tcPr>
-            <w:tcW w:w="523" w:type="dxa"/>
-            <w:tcBorders>
-              <w:top w:val="single" w:sz="5" w:space="0" w:color="000000"/>
-              <w:left w:val="single" w:sz="5" w:space="0" w:color="000000"/>
-              <w:bottom w:val="single" w:sz="5" w:space="0" w:color="000000"/>
-              <w:right w:val="single" w:sz="5" w:space="0" w:color="000000"/>
-            </w:tcBorders>
-            <w:tcMar>
-              <w:top w:w="20" w:type="dxa"/>
-              <w:left w:w="100" w:type="dxa"/>
-              <w:bottom w:w="20" w:type="dxa"/>
-              <w:right w:w="100" w:type="dxa"/>
-            </w:tcMar>
-            <w:vAlign w:val="center"/>
-          </w:tcPr>
-          <w:p>
-            <w:pPr>
-              <w:spacing w:after="0" w:line="240" w:lineRule="auto"/>
-              <w:jc w:val="center"/>
-              <w:rPr>
-                <w:rFonts w:ascii="Arial" w:eastAsia="Arial" w:hAnsi="Arial" w:cs="Arial"/>
-                <w:b/>
-                <w:bCs/>
-                <w:sz w:val="14"/>
-                <w:szCs w:val="14"/>
-              </w:rPr>
-            </w:pPr>
-            <w:r>
-              <w:rPr>
-                <w:rFonts w:ascii="Arial" w:eastAsia="Arial" w:hAnsi="Arial" w:cs="Arial"/>
-                <w:b/>
-                <w:bCs/>
-                <w:sz w:val="14"/>
-                <w:szCs w:val="14"/>
+            <w:tcW w:type="dxa" w:w="2500"/>
+          </w:tcPr>
+          <w:p>
+            <w:pPr>
+              <w:spacing w:after="60" w:before="60" w:line="240" w:lineRule="auto"/>
+              <w:jc w:val="left"/>
+            </w:pPr>
+            <w:r>
+              <w:rPr>
+                <w:rFonts w:ascii="Arial" w:hAnsi="Arial"/>
+                <w:sz w:val="14"/>
+              </w:rPr>
+              <w:t>A3 Prototipos</w:t>
+            </w:r>
+          </w:p>
+        </w:tc>
+        <w:tc>
+          <w:tcPr>
+            <w:tcW w:type="dxa" w:w="450"/>
+          </w:tcPr>
+          <w:p>
+            <w:pPr>
+              <w:spacing w:after="60" w:before="60" w:line="240" w:lineRule="auto"/>
+              <w:jc w:val="center"/>
+            </w:pPr>
+            <w:r>
+              <w:rPr>
+                <w:rFonts w:ascii="Arial" w:hAnsi="Arial"/>
+                <w:sz w:val="14"/>
+              </w:rPr>
+            </w:r>
+          </w:p>
+        </w:tc>
+        <w:tc>
+          <w:tcPr>
+            <w:tcW w:type="dxa" w:w="450"/>
+          </w:tcPr>
+          <w:p>
+            <w:pPr>
+              <w:spacing w:after="60" w:before="60" w:line="240" w:lineRule="auto"/>
+              <w:jc w:val="center"/>
+            </w:pPr>
+            <w:r>
+              <w:rPr>
+                <w:rFonts w:ascii="Arial" w:hAnsi="Arial"/>
+                <w:sz w:val="14"/>
               </w:rPr>
               <w:t>X</w:t>
             </w:r>
@@ -8156,40 +6530,17 @@
         </w:tc>
         <w:tc>
           <w:tcPr>
-            <w:tcW w:w="526" w:type="dxa"/>
-            <w:tcBorders>
-              <w:top w:val="single" w:sz="5" w:space="0" w:color="000000"/>
-              <w:left w:val="single" w:sz="5" w:space="0" w:color="000000"/>
-              <w:bottom w:val="single" w:sz="5" w:space="0" w:color="000000"/>
-              <w:right w:val="single" w:sz="5" w:space="0" w:color="000000"/>
-            </w:tcBorders>
-            <w:tcMar>
-              <w:top w:w="20" w:type="dxa"/>
-              <w:left w:w="100" w:type="dxa"/>
-              <w:bottom w:w="20" w:type="dxa"/>
-              <w:right w:w="100" w:type="dxa"/>
-            </w:tcMar>
-            <w:vAlign w:val="center"/>
-          </w:tcPr>
-          <w:p>
-            <w:pPr>
-              <w:spacing w:after="0" w:line="240" w:lineRule="auto"/>
-              <w:jc w:val="center"/>
-              <w:rPr>
-                <w:rFonts w:ascii="Arial" w:eastAsia="Arial" w:hAnsi="Arial" w:cs="Arial"/>
-                <w:b/>
-                <w:bCs/>
-                <w:sz w:val="14"/>
-                <w:szCs w:val="14"/>
-              </w:rPr>
-            </w:pPr>
-            <w:r>
-              <w:rPr>
-                <w:rFonts w:ascii="Arial" w:eastAsia="Arial" w:hAnsi="Arial" w:cs="Arial"/>
-                <w:b/>
-                <w:bCs/>
-                <w:sz w:val="14"/>
-                <w:szCs w:val="14"/>
+            <w:tcW w:type="dxa" w:w="450"/>
+          </w:tcPr>
+          <w:p>
+            <w:pPr>
+              <w:spacing w:after="60" w:before="60" w:line="240" w:lineRule="auto"/>
+              <w:jc w:val="center"/>
+            </w:pPr>
+            <w:r>
+              <w:rPr>
+                <w:rFonts w:ascii="Arial" w:hAnsi="Arial"/>
+                <w:sz w:val="14"/>
               </w:rPr>
               <w:t>X</w:t>
             </w:r>
@@ -8197,40 +6548,17 @@
         </w:tc>
         <w:tc>
           <w:tcPr>
-            <w:tcW w:w="523" w:type="dxa"/>
-            <w:tcBorders>
-              <w:top w:val="single" w:sz="5" w:space="0" w:color="000000"/>
-              <w:left w:val="single" w:sz="5" w:space="0" w:color="000000"/>
-              <w:bottom w:val="single" w:sz="5" w:space="0" w:color="000000"/>
-              <w:right w:val="single" w:sz="5" w:space="0" w:color="000000"/>
-            </w:tcBorders>
-            <w:tcMar>
-              <w:top w:w="20" w:type="dxa"/>
-              <w:left w:w="100" w:type="dxa"/>
-              <w:bottom w:w="20" w:type="dxa"/>
-              <w:right w:w="100" w:type="dxa"/>
-            </w:tcMar>
-            <w:vAlign w:val="center"/>
-          </w:tcPr>
-          <w:p>
-            <w:pPr>
-              <w:spacing w:after="0" w:line="240" w:lineRule="auto"/>
-              <w:jc w:val="center"/>
-              <w:rPr>
-                <w:rFonts w:ascii="Arial" w:eastAsia="Arial" w:hAnsi="Arial" w:cs="Arial"/>
-                <w:b/>
-                <w:bCs/>
-                <w:sz w:val="14"/>
-                <w:szCs w:val="14"/>
-              </w:rPr>
-            </w:pPr>
-            <w:r>
-              <w:rPr>
-                <w:rFonts w:ascii="Arial" w:eastAsia="Arial" w:hAnsi="Arial" w:cs="Arial"/>
-                <w:b/>
-                <w:bCs/>
-                <w:sz w:val="14"/>
-                <w:szCs w:val="14"/>
+            <w:tcW w:type="dxa" w:w="450"/>
+          </w:tcPr>
+          <w:p>
+            <w:pPr>
+              <w:spacing w:after="60" w:before="60" w:line="240" w:lineRule="auto"/>
+              <w:jc w:val="center"/>
+            </w:pPr>
+            <w:r>
+              <w:rPr>
+                <w:rFonts w:ascii="Arial" w:hAnsi="Arial"/>
+                <w:sz w:val="14"/>
               </w:rPr>
               <w:t>X</w:t>
             </w:r>
@@ -8238,476 +6566,330 @@
         </w:tc>
         <w:tc>
           <w:tcPr>
-            <w:tcW w:w="523" w:type="dxa"/>
-            <w:tcBorders>
-              <w:top w:val="single" w:sz="4" w:space="0" w:color="000000"/>
-              <w:left w:val="single" w:sz="5" w:space="0" w:color="000000"/>
-              <w:bottom w:val="single" w:sz="5" w:space="0" w:color="000000"/>
-              <w:right w:val="single" w:sz="4" w:space="0" w:color="000000"/>
-            </w:tcBorders>
-          </w:tcPr>
-          <w:p>
-            <w:pPr>
-              <w:spacing w:line="360" w:lineRule="auto"/>
-              <w:jc w:val="both"/>
-              <w:rPr>
-                <w:b/>
-                <w:bCs/>
-                <w:sz w:val="16"/>
-                <w:szCs w:val="16"/>
-              </w:rPr>
-            </w:pPr>
-          </w:p>
-        </w:tc>
-        <w:tc>
-          <w:tcPr>
-            <w:tcW w:w="523" w:type="dxa"/>
-            <w:tcBorders>
-              <w:top w:val="single" w:sz="4" w:space="0" w:color="000000"/>
-              <w:left w:val="single" w:sz="4" w:space="0" w:color="000000"/>
-              <w:bottom w:val="single" w:sz="5" w:space="0" w:color="000000"/>
-              <w:right w:val="single" w:sz="4" w:space="0" w:color="000000"/>
-            </w:tcBorders>
-          </w:tcPr>
-          <w:p>
-            <w:pPr>
-              <w:spacing w:line="360" w:lineRule="auto"/>
-              <w:jc w:val="both"/>
-              <w:rPr>
-                <w:b/>
-                <w:bCs/>
-                <w:sz w:val="16"/>
-                <w:szCs w:val="16"/>
-              </w:rPr>
-            </w:pPr>
-          </w:p>
-        </w:tc>
-        <w:tc>
-          <w:tcPr>
-            <w:tcW w:w="523" w:type="dxa"/>
-            <w:tcBorders>
-              <w:top w:val="single" w:sz="4" w:space="0" w:color="000000"/>
-              <w:left w:val="single" w:sz="4" w:space="0" w:color="000000"/>
-              <w:bottom w:val="single" w:sz="5" w:space="0" w:color="000000"/>
-              <w:right w:val="single" w:sz="4" w:space="0" w:color="000000"/>
-            </w:tcBorders>
-          </w:tcPr>
-          <w:p>
-            <w:pPr>
-              <w:spacing w:line="360" w:lineRule="auto"/>
-              <w:jc w:val="both"/>
-              <w:rPr>
-                <w:b/>
-                <w:bCs/>
-                <w:sz w:val="16"/>
-                <w:szCs w:val="16"/>
-              </w:rPr>
-            </w:pPr>
-          </w:p>
-        </w:tc>
-        <w:tc>
-          <w:tcPr>
-            <w:tcW w:w="523" w:type="dxa"/>
-            <w:tcBorders>
-              <w:top w:val="single" w:sz="4" w:space="0" w:color="000000"/>
-              <w:left w:val="single" w:sz="4" w:space="0" w:color="000000"/>
-              <w:bottom w:val="single" w:sz="5" w:space="0" w:color="000000"/>
-              <w:right w:val="single" w:sz="4" w:space="0" w:color="000000"/>
-            </w:tcBorders>
-          </w:tcPr>
-          <w:p>
-            <w:pPr>
-              <w:spacing w:line="360" w:lineRule="auto"/>
-              <w:jc w:val="both"/>
-              <w:rPr>
-                <w:b/>
-                <w:bCs/>
-                <w:sz w:val="16"/>
-                <w:szCs w:val="16"/>
-              </w:rPr>
-            </w:pPr>
-          </w:p>
-        </w:tc>
-        <w:tc>
-          <w:tcPr>
-            <w:tcW w:w="523" w:type="dxa"/>
-            <w:tcBorders>
-              <w:top w:val="single" w:sz="4" w:space="0" w:color="000000"/>
-              <w:left w:val="single" w:sz="4" w:space="0" w:color="000000"/>
-              <w:bottom w:val="single" w:sz="5" w:space="0" w:color="000000"/>
-              <w:right w:val="single" w:sz="4" w:space="0" w:color="000000"/>
-            </w:tcBorders>
-          </w:tcPr>
-          <w:p>
-            <w:pPr>
-              <w:spacing w:line="360" w:lineRule="auto"/>
-              <w:jc w:val="both"/>
-              <w:rPr>
-                <w:b/>
-                <w:bCs/>
-                <w:sz w:val="16"/>
-                <w:szCs w:val="16"/>
-              </w:rPr>
-            </w:pPr>
-          </w:p>
-        </w:tc>
-        <w:tc>
-          <w:tcPr>
-            <w:tcW w:w="523" w:type="dxa"/>
-            <w:tcBorders>
-              <w:top w:val="single" w:sz="4" w:space="0" w:color="000000"/>
-              <w:left w:val="single" w:sz="4" w:space="0" w:color="000000"/>
-              <w:bottom w:val="single" w:sz="5" w:space="0" w:color="000000"/>
-              <w:right w:val="single" w:sz="4" w:space="0" w:color="000000"/>
-            </w:tcBorders>
-          </w:tcPr>
-          <w:p>
-            <w:pPr>
-              <w:spacing w:line="360" w:lineRule="auto"/>
-              <w:jc w:val="both"/>
-              <w:rPr>
-                <w:b/>
-                <w:bCs/>
-                <w:sz w:val="16"/>
-                <w:szCs w:val="16"/>
-              </w:rPr>
-            </w:pPr>
-          </w:p>
-        </w:tc>
-        <w:tc>
-          <w:tcPr>
-            <w:tcW w:w="523" w:type="dxa"/>
-            <w:tcBorders>
-              <w:top w:val="single" w:sz="4" w:space="0" w:color="000000"/>
-              <w:left w:val="single" w:sz="4" w:space="0" w:color="000000"/>
-              <w:bottom w:val="single" w:sz="5" w:space="0" w:color="000000"/>
-              <w:right w:val="single" w:sz="4" w:space="0" w:color="000000"/>
-            </w:tcBorders>
-          </w:tcPr>
-          <w:p>
-            <w:pPr>
-              <w:spacing w:line="360" w:lineRule="auto"/>
-              <w:jc w:val="both"/>
-              <w:rPr>
-                <w:b/>
-                <w:bCs/>
-                <w:sz w:val="16"/>
-                <w:szCs w:val="16"/>
-              </w:rPr>
-            </w:pPr>
-          </w:p>
-        </w:tc>
-        <w:tc>
-          <w:tcPr>
-            <w:tcW w:w="525" w:type="dxa"/>
-            <w:tcBorders>
-              <w:top w:val="single" w:sz="4" w:space="0" w:color="000000"/>
-              <w:left w:val="single" w:sz="4" w:space="0" w:color="000000"/>
-              <w:bottom w:val="single" w:sz="5" w:space="0" w:color="000000"/>
-              <w:right w:val="single" w:sz="4" w:space="0" w:color="000000"/>
-            </w:tcBorders>
-          </w:tcPr>
-          <w:p>
-            <w:pPr>
-              <w:spacing w:line="360" w:lineRule="auto"/>
-              <w:jc w:val="both"/>
-              <w:rPr>
-                <w:b/>
-                <w:bCs/>
-                <w:sz w:val="16"/>
-                <w:szCs w:val="16"/>
-              </w:rPr>
-            </w:pPr>
-          </w:p>
-        </w:tc>
-        <w:tc>
-          <w:tcPr>
-            <w:tcW w:w="525" w:type="dxa"/>
-            <w:tcBorders>
-              <w:top w:val="single" w:sz="4" w:space="0" w:color="000000"/>
-              <w:left w:val="single" w:sz="4" w:space="0" w:color="000000"/>
-              <w:bottom w:val="single" w:sz="4" w:space="0" w:color="000000"/>
-              <w:right w:val="single" w:sz="4" w:space="0" w:color="000000"/>
-            </w:tcBorders>
-          </w:tcPr>
-          <w:p>
-            <w:pPr>
-              <w:spacing w:line="360" w:lineRule="auto"/>
-              <w:jc w:val="both"/>
-              <w:rPr>
-                <w:b/>
-                <w:bCs/>
-                <w:sz w:val="16"/>
-                <w:szCs w:val="16"/>
-              </w:rPr>
-            </w:pPr>
-          </w:p>
-        </w:tc>
-        <w:tc>
-          <w:tcPr>
-            <w:tcW w:w="525" w:type="dxa"/>
-            <w:tcBorders>
-              <w:top w:val="single" w:sz="4" w:space="0" w:color="000000"/>
-              <w:left w:val="single" w:sz="4" w:space="0" w:color="000000"/>
-              <w:bottom w:val="single" w:sz="4" w:space="0" w:color="000000"/>
-              <w:right w:val="single" w:sz="4" w:space="0" w:color="000000"/>
-            </w:tcBorders>
-          </w:tcPr>
-          <w:p>
-            <w:pPr>
-              <w:spacing w:line="360" w:lineRule="auto"/>
-              <w:jc w:val="both"/>
-              <w:rPr>
-                <w:b/>
-                <w:bCs/>
-                <w:sz w:val="16"/>
-                <w:szCs w:val="16"/>
-              </w:rPr>
-            </w:pPr>
-          </w:p>
-        </w:tc>
-        <w:tc>
-          <w:tcPr>
-            <w:tcW w:w="518" w:type="dxa"/>
-            <w:tcBorders>
-              <w:top w:val="single" w:sz="4" w:space="0" w:color="000000"/>
-              <w:left w:val="single" w:sz="4" w:space="0" w:color="000000"/>
-              <w:bottom w:val="single" w:sz="4" w:space="0" w:color="000000"/>
-              <w:right w:val="single" w:sz="4" w:space="0" w:color="000000"/>
-            </w:tcBorders>
-          </w:tcPr>
-          <w:p>
-            <w:pPr>
-              <w:widowControl w:val="0"/>
-              <w:pBdr>
-                <w:top w:val="nil"/>
-                <w:left w:val="nil"/>
-                <w:bottom w:val="nil"/>
-                <w:right w:val="nil"/>
-                <w:between w:val="nil"/>
-              </w:pBdr>
-              <w:spacing w:after="0" w:line="276" w:lineRule="auto"/>
-              <w:rPr>
-                <w:b/>
-                <w:bCs/>
-                <w:sz w:val="16"/>
-                <w:szCs w:val="16"/>
-              </w:rPr>
-            </w:pPr>
-          </w:p>
-        </w:tc>
-        <w:tc>
-          <w:tcPr>
-            <w:tcW w:w="525" w:type="dxa"/>
-            <w:tcBorders>
-              <w:top w:val="single" w:sz="4" w:space="0" w:color="000000"/>
-              <w:left w:val="single" w:sz="4" w:space="0" w:color="000000"/>
-              <w:bottom w:val="single" w:sz="4" w:space="0" w:color="000000"/>
-              <w:right w:val="single" w:sz="4" w:space="0" w:color="000000"/>
-            </w:tcBorders>
-          </w:tcPr>
-          <w:p>
-            <w:pPr>
-              <w:spacing w:line="360" w:lineRule="auto"/>
-              <w:jc w:val="both"/>
-              <w:rPr>
-                <w:b/>
-                <w:bCs/>
-                <w:sz w:val="16"/>
-                <w:szCs w:val="16"/>
-              </w:rPr>
-            </w:pPr>
-          </w:p>
-        </w:tc>
-        <w:tc>
-          <w:tcPr>
-            <w:tcW w:w="525" w:type="dxa"/>
-            <w:tcBorders>
-              <w:top w:val="single" w:sz="4" w:space="0" w:color="000000"/>
-              <w:left w:val="single" w:sz="4" w:space="0" w:color="000000"/>
-              <w:bottom w:val="single" w:sz="4" w:space="0" w:color="000000"/>
-              <w:right w:val="single" w:sz="4" w:space="0" w:color="000000"/>
-            </w:tcBorders>
-          </w:tcPr>
-          <w:p>
-            <w:pPr>
-              <w:spacing w:line="360" w:lineRule="auto"/>
-              <w:jc w:val="both"/>
-              <w:rPr>
-                <w:b/>
-                <w:bCs/>
-                <w:sz w:val="16"/>
-                <w:szCs w:val="16"/>
-              </w:rPr>
-            </w:pPr>
+            <w:tcW w:type="dxa" w:w="450"/>
+          </w:tcPr>
+          <w:p>
+            <w:pPr>
+              <w:spacing w:after="60" w:before="60" w:line="240" w:lineRule="auto"/>
+              <w:jc w:val="center"/>
+            </w:pPr>
+            <w:r>
+              <w:rPr>
+                <w:rFonts w:ascii="Arial" w:hAnsi="Arial"/>
+                <w:sz w:val="14"/>
+              </w:rPr>
+              <w:t>X</w:t>
+            </w:r>
+          </w:p>
+        </w:tc>
+        <w:tc>
+          <w:tcPr>
+            <w:tcW w:type="dxa" w:w="450"/>
+          </w:tcPr>
+          <w:p>
+            <w:pPr>
+              <w:spacing w:after="60" w:before="60" w:line="240" w:lineRule="auto"/>
+              <w:jc w:val="center"/>
+            </w:pPr>
+            <w:r>
+              <w:rPr>
+                <w:rFonts w:ascii="Arial" w:hAnsi="Arial"/>
+                <w:sz w:val="14"/>
+              </w:rPr>
+            </w:r>
+          </w:p>
+        </w:tc>
+        <w:tc>
+          <w:tcPr>
+            <w:tcW w:type="dxa" w:w="450"/>
+          </w:tcPr>
+          <w:p>
+            <w:pPr>
+              <w:spacing w:after="60" w:before="60" w:line="240" w:lineRule="auto"/>
+              <w:jc w:val="center"/>
+            </w:pPr>
+            <w:r>
+              <w:rPr>
+                <w:rFonts w:ascii="Arial" w:hAnsi="Arial"/>
+                <w:sz w:val="14"/>
+              </w:rPr>
+            </w:r>
+          </w:p>
+        </w:tc>
+        <w:tc>
+          <w:tcPr>
+            <w:tcW w:type="dxa" w:w="450"/>
+          </w:tcPr>
+          <w:p>
+            <w:pPr>
+              <w:spacing w:after="60" w:before="60" w:line="240" w:lineRule="auto"/>
+              <w:jc w:val="center"/>
+            </w:pPr>
+            <w:r>
+              <w:rPr>
+                <w:rFonts w:ascii="Arial" w:hAnsi="Arial"/>
+                <w:sz w:val="14"/>
+              </w:rPr>
+            </w:r>
+          </w:p>
+        </w:tc>
+        <w:tc>
+          <w:tcPr>
+            <w:tcW w:type="dxa" w:w="450"/>
+          </w:tcPr>
+          <w:p>
+            <w:pPr>
+              <w:spacing w:after="60" w:before="60" w:line="240" w:lineRule="auto"/>
+              <w:jc w:val="center"/>
+            </w:pPr>
+            <w:r>
+              <w:rPr>
+                <w:rFonts w:ascii="Arial" w:hAnsi="Arial"/>
+                <w:sz w:val="14"/>
+              </w:rPr>
+            </w:r>
+          </w:p>
+        </w:tc>
+        <w:tc>
+          <w:tcPr>
+            <w:tcW w:type="dxa" w:w="450"/>
+          </w:tcPr>
+          <w:p>
+            <w:pPr>
+              <w:spacing w:after="60" w:before="60" w:line="240" w:lineRule="auto"/>
+              <w:jc w:val="center"/>
+            </w:pPr>
+            <w:r>
+              <w:rPr>
+                <w:rFonts w:ascii="Arial" w:hAnsi="Arial"/>
+                <w:sz w:val="14"/>
+              </w:rPr>
+            </w:r>
+          </w:p>
+        </w:tc>
+        <w:tc>
+          <w:tcPr>
+            <w:tcW w:type="dxa" w:w="450"/>
+          </w:tcPr>
+          <w:p>
+            <w:pPr>
+              <w:spacing w:after="60" w:before="60" w:line="240" w:lineRule="auto"/>
+              <w:jc w:val="center"/>
+            </w:pPr>
+            <w:r>
+              <w:rPr>
+                <w:rFonts w:ascii="Arial" w:hAnsi="Arial"/>
+                <w:sz w:val="14"/>
+              </w:rPr>
+            </w:r>
+          </w:p>
+        </w:tc>
+        <w:tc>
+          <w:tcPr>
+            <w:tcW w:type="dxa" w:w="450"/>
+          </w:tcPr>
+          <w:p>
+            <w:pPr>
+              <w:spacing w:after="60" w:before="60" w:line="240" w:lineRule="auto"/>
+              <w:jc w:val="center"/>
+            </w:pPr>
+            <w:r>
+              <w:rPr>
+                <w:rFonts w:ascii="Arial" w:hAnsi="Arial"/>
+                <w:sz w:val="14"/>
+              </w:rPr>
+            </w:r>
+          </w:p>
+        </w:tc>
+        <w:tc>
+          <w:tcPr>
+            <w:tcW w:type="dxa" w:w="450"/>
+          </w:tcPr>
+          <w:p>
+            <w:pPr>
+              <w:spacing w:after="60" w:before="60" w:line="240" w:lineRule="auto"/>
+              <w:jc w:val="center"/>
+            </w:pPr>
+            <w:r>
+              <w:rPr>
+                <w:rFonts w:ascii="Arial" w:hAnsi="Arial"/>
+                <w:sz w:val="14"/>
+              </w:rPr>
+            </w:r>
+          </w:p>
+        </w:tc>
+        <w:tc>
+          <w:tcPr>
+            <w:tcW w:type="dxa" w:w="450"/>
+          </w:tcPr>
+          <w:p>
+            <w:pPr>
+              <w:spacing w:after="60" w:before="60" w:line="240" w:lineRule="auto"/>
+              <w:jc w:val="center"/>
+            </w:pPr>
+            <w:r>
+              <w:rPr>
+                <w:rFonts w:ascii="Arial" w:hAnsi="Arial"/>
+                <w:sz w:val="14"/>
+              </w:rPr>
+            </w:r>
+          </w:p>
+        </w:tc>
+        <w:tc>
+          <w:tcPr>
+            <w:tcW w:type="dxa" w:w="450"/>
+          </w:tcPr>
+          <w:p>
+            <w:pPr>
+              <w:spacing w:after="60" w:before="60" w:line="240" w:lineRule="auto"/>
+              <w:jc w:val="center"/>
+            </w:pPr>
+            <w:r>
+              <w:rPr>
+                <w:rFonts w:ascii="Arial" w:hAnsi="Arial"/>
+                <w:sz w:val="14"/>
+              </w:rPr>
+            </w:r>
+          </w:p>
+        </w:tc>
+        <w:tc>
+          <w:tcPr>
+            <w:tcW w:type="dxa" w:w="450"/>
+          </w:tcPr>
+          <w:p>
+            <w:pPr>
+              <w:spacing w:after="60" w:before="60" w:line="240" w:lineRule="auto"/>
+              <w:jc w:val="center"/>
+            </w:pPr>
+            <w:r>
+              <w:rPr>
+                <w:rFonts w:ascii="Arial" w:hAnsi="Arial"/>
+                <w:sz w:val="14"/>
+              </w:rPr>
+            </w:r>
+          </w:p>
+        </w:tc>
+        <w:tc>
+          <w:tcPr>
+            <w:tcW w:type="dxa" w:w="450"/>
+          </w:tcPr>
+          <w:p>
+            <w:pPr>
+              <w:spacing w:after="60" w:before="60" w:line="240" w:lineRule="auto"/>
+              <w:jc w:val="center"/>
+            </w:pPr>
+            <w:r>
+              <w:rPr>
+                <w:rFonts w:ascii="Arial" w:hAnsi="Arial"/>
+                <w:sz w:val="14"/>
+              </w:rPr>
+            </w:r>
+          </w:p>
+        </w:tc>
+        <w:tc>
+          <w:tcPr>
+            <w:tcW w:type="dxa" w:w="450"/>
+          </w:tcPr>
+          <w:p>
+            <w:pPr>
+              <w:spacing w:after="60" w:before="60" w:line="240" w:lineRule="auto"/>
+              <w:jc w:val="center"/>
+            </w:pPr>
+            <w:r>
+              <w:rPr>
+                <w:rFonts w:ascii="Arial" w:hAnsi="Arial"/>
+                <w:sz w:val="14"/>
+              </w:rPr>
+            </w:r>
           </w:p>
         </w:tc>
       </w:tr>
       <w:tr>
         <w:trPr>
-          <w:gridAfter w:val="1"/>
-          <w:trHeight w:val="294"/>
+          <w:cantSplit/>
         </w:trPr>
         <w:tc>
           <w:tcPr>
-            <w:tcW w:w="1351" w:type="dxa"/>
-            <w:tcBorders>
-              <w:top w:val="single" w:sz="4" w:space="0" w:color="000000"/>
-              <w:left w:val="single" w:sz="4" w:space="0" w:color="000000"/>
-              <w:bottom w:val="single" w:sz="4" w:space="0" w:color="000000"/>
-              <w:right w:val="single" w:sz="4" w:space="0" w:color="000000"/>
-            </w:tcBorders>
-          </w:tcPr>
-          <w:p>
-            <w:pPr>
-              <w:spacing w:line="360" w:lineRule="auto"/>
-              <w:jc w:val="both"/>
-              <w:rPr>
-                <w:b/>
-                <w:bCs/>
-                <w:sz w:val="16"/>
-                <w:szCs w:val="16"/>
-              </w:rPr>
-            </w:pPr>
-            <w:r>
-              <w:rPr>
-                <w:b/>
-                <w:bCs/>
-                <w:sz w:val="16"/>
-                <w:szCs w:val="16"/>
-              </w:rPr>
-              <w:t>Desarrollo web y móvil</w:t>
-            </w:r>
-          </w:p>
-        </w:tc>
-        <w:tc>
-          <w:tcPr>
-            <w:tcW w:w="536" w:type="dxa"/>
-            <w:tcBorders>
-              <w:top w:val="single" w:sz="4" w:space="0" w:color="000000"/>
-              <w:left w:val="single" w:sz="4" w:space="0" w:color="000000"/>
-              <w:bottom w:val="single" w:sz="4" w:space="0" w:color="000000"/>
-              <w:right w:val="single" w:sz="4" w:space="0" w:color="000000"/>
-            </w:tcBorders>
-          </w:tcPr>
-          <w:p>
-            <w:pPr>
-              <w:spacing w:line="360" w:lineRule="auto"/>
-              <w:jc w:val="both"/>
-              <w:rPr>
-                <w:b/>
-                <w:bCs/>
-                <w:sz w:val="16"/>
-                <w:szCs w:val="16"/>
-              </w:rPr>
-            </w:pPr>
-          </w:p>
-        </w:tc>
-        <w:tc>
-          <w:tcPr>
-            <w:tcW w:w="522" w:type="dxa"/>
-            <w:tcBorders>
-              <w:top w:val="single" w:sz="4" w:space="0" w:color="000000"/>
-              <w:left w:val="single" w:sz="4" w:space="0" w:color="000000"/>
-              <w:bottom w:val="single" w:sz="4" w:space="0" w:color="000000"/>
-              <w:right w:val="single" w:sz="4" w:space="0" w:color="000000"/>
-            </w:tcBorders>
-          </w:tcPr>
-          <w:p>
-            <w:pPr>
-              <w:spacing w:line="360" w:lineRule="auto"/>
-              <w:jc w:val="both"/>
-              <w:rPr>
-                <w:b/>
-                <w:bCs/>
-                <w:sz w:val="16"/>
-                <w:szCs w:val="16"/>
-              </w:rPr>
-            </w:pPr>
-          </w:p>
-        </w:tc>
-        <w:tc>
-          <w:tcPr>
-            <w:tcW w:w="523" w:type="dxa"/>
-            <w:tcBorders>
-              <w:top w:val="single" w:sz="5" w:space="0" w:color="000000"/>
-              <w:left w:val="single" w:sz="4" w:space="0" w:color="000000"/>
-              <w:bottom w:val="single" w:sz="4" w:space="0" w:color="000000"/>
-              <w:right w:val="single" w:sz="4" w:space="0" w:color="000000"/>
-            </w:tcBorders>
-          </w:tcPr>
-          <w:p>
-            <w:pPr>
-              <w:spacing w:line="360" w:lineRule="auto"/>
-              <w:jc w:val="both"/>
-              <w:rPr>
-                <w:b/>
-                <w:bCs/>
-                <w:sz w:val="16"/>
-                <w:szCs w:val="16"/>
-              </w:rPr>
-            </w:pPr>
-          </w:p>
-        </w:tc>
-        <w:tc>
-          <w:tcPr>
-            <w:tcW w:w="526" w:type="dxa"/>
-            <w:tcBorders>
-              <w:top w:val="single" w:sz="5" w:space="0" w:color="000000"/>
-              <w:left w:val="single" w:sz="4" w:space="0" w:color="000000"/>
-              <w:bottom w:val="single" w:sz="4" w:space="0" w:color="000000"/>
-              <w:right w:val="single" w:sz="5" w:space="0" w:color="000000"/>
-            </w:tcBorders>
-          </w:tcPr>
-          <w:p>
-            <w:pPr>
-              <w:spacing w:line="360" w:lineRule="auto"/>
-              <w:jc w:val="both"/>
-              <w:rPr>
-                <w:b/>
-                <w:bCs/>
-                <w:sz w:val="16"/>
-                <w:szCs w:val="16"/>
-              </w:rPr>
-            </w:pPr>
-          </w:p>
-        </w:tc>
-        <w:tc>
-          <w:tcPr>
-            <w:tcW w:w="523" w:type="dxa"/>
-            <w:tcBorders>
-              <w:top w:val="single" w:sz="5" w:space="0" w:color="000000"/>
-              <w:left w:val="single" w:sz="5" w:space="0" w:color="000000"/>
-              <w:bottom w:val="single" w:sz="5" w:space="0" w:color="000000"/>
-              <w:right w:val="single" w:sz="5" w:space="0" w:color="000000"/>
-            </w:tcBorders>
-            <w:tcMar>
-              <w:top w:w="20" w:type="dxa"/>
-              <w:left w:w="100" w:type="dxa"/>
-              <w:bottom w:w="20" w:type="dxa"/>
-              <w:right w:w="100" w:type="dxa"/>
-            </w:tcMar>
-            <w:vAlign w:val="center"/>
-          </w:tcPr>
-          <w:p>
-            <w:pPr>
-              <w:spacing w:after="0" w:line="240" w:lineRule="auto"/>
-              <w:jc w:val="center"/>
-              <w:rPr>
-                <w:rFonts w:ascii="Arial" w:eastAsia="Arial" w:hAnsi="Arial" w:cs="Arial"/>
-                <w:b/>
-                <w:bCs/>
-                <w:sz w:val="14"/>
-                <w:szCs w:val="14"/>
-              </w:rPr>
-            </w:pPr>
-            <w:r>
-              <w:rPr>
-                <w:rFonts w:ascii="Arial" w:eastAsia="Arial" w:hAnsi="Arial" w:cs="Arial"/>
-                <w:b/>
-                <w:bCs/>
-                <w:sz w:val="14"/>
-                <w:szCs w:val="14"/>
+            <w:tcW w:type="dxa" w:w="2500"/>
+          </w:tcPr>
+          <w:p>
+            <w:pPr>
+              <w:spacing w:after="60" w:before="60" w:line="240" w:lineRule="auto"/>
+              <w:jc w:val="left"/>
+            </w:pPr>
+            <w:r>
+              <w:rPr>
+                <w:rFonts w:ascii="Arial" w:hAnsi="Arial"/>
+                <w:sz w:val="14"/>
+              </w:rPr>
+              <w:t>A4 Web, API y móvil</w:t>
+            </w:r>
+          </w:p>
+        </w:tc>
+        <w:tc>
+          <w:tcPr>
+            <w:tcW w:type="dxa" w:w="450"/>
+          </w:tcPr>
+          <w:p>
+            <w:pPr>
+              <w:spacing w:after="60" w:before="60" w:line="240" w:lineRule="auto"/>
+              <w:jc w:val="center"/>
+            </w:pPr>
+            <w:r>
+              <w:rPr>
+                <w:rFonts w:ascii="Arial" w:hAnsi="Arial"/>
+                <w:sz w:val="14"/>
+              </w:rPr>
+            </w:r>
+          </w:p>
+        </w:tc>
+        <w:tc>
+          <w:tcPr>
+            <w:tcW w:type="dxa" w:w="450"/>
+          </w:tcPr>
+          <w:p>
+            <w:pPr>
+              <w:spacing w:after="60" w:before="60" w:line="240" w:lineRule="auto"/>
+              <w:jc w:val="center"/>
+            </w:pPr>
+            <w:r>
+              <w:rPr>
+                <w:rFonts w:ascii="Arial" w:hAnsi="Arial"/>
+                <w:sz w:val="14"/>
+              </w:rPr>
+            </w:r>
+          </w:p>
+        </w:tc>
+        <w:tc>
+          <w:tcPr>
+            <w:tcW w:type="dxa" w:w="450"/>
+          </w:tcPr>
+          <w:p>
+            <w:pPr>
+              <w:spacing w:after="60" w:before="60" w:line="240" w:lineRule="auto"/>
+              <w:jc w:val="center"/>
+            </w:pPr>
+            <w:r>
+              <w:rPr>
+                <w:rFonts w:ascii="Arial" w:hAnsi="Arial"/>
+                <w:sz w:val="14"/>
+              </w:rPr>
+            </w:r>
+          </w:p>
+        </w:tc>
+        <w:tc>
+          <w:tcPr>
+            <w:tcW w:type="dxa" w:w="450"/>
+          </w:tcPr>
+          <w:p>
+            <w:pPr>
+              <w:spacing w:after="60" w:before="60" w:line="240" w:lineRule="auto"/>
+              <w:jc w:val="center"/>
+            </w:pPr>
+            <w:r>
+              <w:rPr>
+                <w:rFonts w:ascii="Arial" w:hAnsi="Arial"/>
+                <w:sz w:val="14"/>
               </w:rPr>
               <w:t>X</w:t>
             </w:r>
@@ -8715,40 +6897,17 @@
         </w:tc>
         <w:tc>
           <w:tcPr>
-            <w:tcW w:w="523" w:type="dxa"/>
-            <w:tcBorders>
-              <w:top w:val="single" w:sz="5" w:space="0" w:color="000000"/>
-              <w:left w:val="single" w:sz="5" w:space="0" w:color="000000"/>
-              <w:bottom w:val="single" w:sz="5" w:space="0" w:color="000000"/>
-              <w:right w:val="single" w:sz="5" w:space="0" w:color="000000"/>
-            </w:tcBorders>
-            <w:tcMar>
-              <w:top w:w="20" w:type="dxa"/>
-              <w:left w:w="100" w:type="dxa"/>
-              <w:bottom w:w="20" w:type="dxa"/>
-              <w:right w:w="100" w:type="dxa"/>
-            </w:tcMar>
-            <w:vAlign w:val="center"/>
-          </w:tcPr>
-          <w:p>
-            <w:pPr>
-              <w:spacing w:after="0" w:line="240" w:lineRule="auto"/>
-              <w:jc w:val="center"/>
-              <w:rPr>
-                <w:rFonts w:ascii="Arial" w:eastAsia="Arial" w:hAnsi="Arial" w:cs="Arial"/>
-                <w:b/>
-                <w:bCs/>
-                <w:sz w:val="14"/>
-                <w:szCs w:val="14"/>
-              </w:rPr>
-            </w:pPr>
-            <w:r>
-              <w:rPr>
-                <w:rFonts w:ascii="Arial" w:eastAsia="Arial" w:hAnsi="Arial" w:cs="Arial"/>
-                <w:b/>
-                <w:bCs/>
-                <w:sz w:val="14"/>
-                <w:szCs w:val="14"/>
+            <w:tcW w:type="dxa" w:w="450"/>
+          </w:tcPr>
+          <w:p>
+            <w:pPr>
+              <w:spacing w:after="60" w:before="60" w:line="240" w:lineRule="auto"/>
+              <w:jc w:val="center"/>
+            </w:pPr>
+            <w:r>
+              <w:rPr>
+                <w:rFonts w:ascii="Arial" w:hAnsi="Arial"/>
+                <w:sz w:val="14"/>
               </w:rPr>
               <w:t>X</w:t>
             </w:r>
@@ -8756,40 +6915,17 @@
         </w:tc>
         <w:tc>
           <w:tcPr>
-            <w:tcW w:w="523" w:type="dxa"/>
-            <w:tcBorders>
-              <w:top w:val="single" w:sz="5" w:space="0" w:color="000000"/>
-              <w:left w:val="single" w:sz="5" w:space="0" w:color="000000"/>
-              <w:bottom w:val="single" w:sz="5" w:space="0" w:color="000000"/>
-              <w:right w:val="single" w:sz="5" w:space="0" w:color="000000"/>
-            </w:tcBorders>
-            <w:tcMar>
-              <w:top w:w="20" w:type="dxa"/>
-              <w:left w:w="100" w:type="dxa"/>
-              <w:bottom w:w="20" w:type="dxa"/>
-              <w:right w:w="100" w:type="dxa"/>
-            </w:tcMar>
-            <w:vAlign w:val="center"/>
-          </w:tcPr>
-          <w:p>
-            <w:pPr>
-              <w:spacing w:after="0" w:line="240" w:lineRule="auto"/>
-              <w:jc w:val="center"/>
-              <w:rPr>
-                <w:rFonts w:ascii="Arial" w:eastAsia="Arial" w:hAnsi="Arial" w:cs="Arial"/>
-                <w:b/>
-                <w:bCs/>
-                <w:sz w:val="14"/>
-                <w:szCs w:val="14"/>
-              </w:rPr>
-            </w:pPr>
-            <w:r>
-              <w:rPr>
-                <w:rFonts w:ascii="Arial" w:eastAsia="Arial" w:hAnsi="Arial" w:cs="Arial"/>
-                <w:b/>
-                <w:bCs/>
-                <w:sz w:val="14"/>
-                <w:szCs w:val="14"/>
+            <w:tcW w:type="dxa" w:w="450"/>
+          </w:tcPr>
+          <w:p>
+            <w:pPr>
+              <w:spacing w:after="60" w:before="60" w:line="240" w:lineRule="auto"/>
+              <w:jc w:val="center"/>
+            </w:pPr>
+            <w:r>
+              <w:rPr>
+                <w:rFonts w:ascii="Arial" w:hAnsi="Arial"/>
+                <w:sz w:val="14"/>
               </w:rPr>
               <w:t>X</w:t>
             </w:r>
@@ -8797,40 +6933,17 @@
         </w:tc>
         <w:tc>
           <w:tcPr>
-            <w:tcW w:w="523" w:type="dxa"/>
-            <w:tcBorders>
-              <w:top w:val="single" w:sz="5" w:space="0" w:color="000000"/>
-              <w:left w:val="single" w:sz="5" w:space="0" w:color="000000"/>
-              <w:bottom w:val="single" w:sz="5" w:space="0" w:color="000000"/>
-              <w:right w:val="single" w:sz="5" w:space="0" w:color="000000"/>
-            </w:tcBorders>
-            <w:tcMar>
-              <w:top w:w="20" w:type="dxa"/>
-              <w:left w:w="100" w:type="dxa"/>
-              <w:bottom w:w="20" w:type="dxa"/>
-              <w:right w:w="100" w:type="dxa"/>
-            </w:tcMar>
-            <w:vAlign w:val="center"/>
-          </w:tcPr>
-          <w:p>
-            <w:pPr>
-              <w:spacing w:after="0" w:line="240" w:lineRule="auto"/>
-              <w:jc w:val="center"/>
-              <w:rPr>
-                <w:rFonts w:ascii="Arial" w:eastAsia="Arial" w:hAnsi="Arial" w:cs="Arial"/>
-                <w:b/>
-                <w:bCs/>
-                <w:sz w:val="14"/>
-                <w:szCs w:val="14"/>
-              </w:rPr>
-            </w:pPr>
-            <w:r>
-              <w:rPr>
-                <w:rFonts w:ascii="Arial" w:eastAsia="Arial" w:hAnsi="Arial" w:cs="Arial"/>
-                <w:b/>
-                <w:bCs/>
-                <w:sz w:val="14"/>
-                <w:szCs w:val="14"/>
+            <w:tcW w:type="dxa" w:w="450"/>
+          </w:tcPr>
+          <w:p>
+            <w:pPr>
+              <w:spacing w:after="60" w:before="60" w:line="240" w:lineRule="auto"/>
+              <w:jc w:val="center"/>
+            </w:pPr>
+            <w:r>
+              <w:rPr>
+                <w:rFonts w:ascii="Arial" w:hAnsi="Arial"/>
+                <w:sz w:val="14"/>
               </w:rPr>
               <w:t>X</w:t>
             </w:r>
@@ -8838,40 +6951,17 @@
         </w:tc>
         <w:tc>
           <w:tcPr>
-            <w:tcW w:w="523" w:type="dxa"/>
-            <w:tcBorders>
-              <w:top w:val="single" w:sz="5" w:space="0" w:color="000000"/>
-              <w:left w:val="single" w:sz="5" w:space="0" w:color="000000"/>
-              <w:bottom w:val="single" w:sz="5" w:space="0" w:color="000000"/>
-              <w:right w:val="single" w:sz="5" w:space="0" w:color="000000"/>
-            </w:tcBorders>
-            <w:tcMar>
-              <w:top w:w="20" w:type="dxa"/>
-              <w:left w:w="100" w:type="dxa"/>
-              <w:bottom w:w="20" w:type="dxa"/>
-              <w:right w:w="100" w:type="dxa"/>
-            </w:tcMar>
-            <w:vAlign w:val="center"/>
-          </w:tcPr>
-          <w:p>
-            <w:pPr>
-              <w:spacing w:after="0" w:line="240" w:lineRule="auto"/>
-              <w:jc w:val="center"/>
-              <w:rPr>
-                <w:rFonts w:ascii="Arial" w:eastAsia="Arial" w:hAnsi="Arial" w:cs="Arial"/>
-                <w:b/>
-                <w:bCs/>
-                <w:sz w:val="14"/>
-                <w:szCs w:val="14"/>
-              </w:rPr>
-            </w:pPr>
-            <w:r>
-              <w:rPr>
-                <w:rFonts w:ascii="Arial" w:eastAsia="Arial" w:hAnsi="Arial" w:cs="Arial"/>
-                <w:b/>
-                <w:bCs/>
-                <w:sz w:val="14"/>
-                <w:szCs w:val="14"/>
+            <w:tcW w:type="dxa" w:w="450"/>
+          </w:tcPr>
+          <w:p>
+            <w:pPr>
+              <w:spacing w:after="60" w:before="60" w:line="240" w:lineRule="auto"/>
+              <w:jc w:val="center"/>
+            </w:pPr>
+            <w:r>
+              <w:rPr>
+                <w:rFonts w:ascii="Arial" w:hAnsi="Arial"/>
+                <w:sz w:val="14"/>
               </w:rPr>
               <w:t>X</w:t>
             </w:r>
@@ -8879,40 +6969,17 @@
         </w:tc>
         <w:tc>
           <w:tcPr>
-            <w:tcW w:w="523" w:type="dxa"/>
-            <w:tcBorders>
-              <w:top w:val="single" w:sz="5" w:space="0" w:color="000000"/>
-              <w:left w:val="single" w:sz="5" w:space="0" w:color="000000"/>
-              <w:bottom w:val="single" w:sz="5" w:space="0" w:color="000000"/>
-              <w:right w:val="single" w:sz="5" w:space="0" w:color="000000"/>
-            </w:tcBorders>
-            <w:tcMar>
-              <w:top w:w="20" w:type="dxa"/>
-              <w:left w:w="100" w:type="dxa"/>
-              <w:bottom w:w="20" w:type="dxa"/>
-              <w:right w:w="100" w:type="dxa"/>
-            </w:tcMar>
-            <w:vAlign w:val="center"/>
-          </w:tcPr>
-          <w:p>
-            <w:pPr>
-              <w:spacing w:after="0" w:line="240" w:lineRule="auto"/>
-              <w:jc w:val="center"/>
-              <w:rPr>
-                <w:rFonts w:ascii="Arial" w:eastAsia="Arial" w:hAnsi="Arial" w:cs="Arial"/>
-                <w:b/>
-                <w:bCs/>
-                <w:sz w:val="14"/>
-                <w:szCs w:val="14"/>
-              </w:rPr>
-            </w:pPr>
-            <w:r>
-              <w:rPr>
-                <w:rFonts w:ascii="Arial" w:eastAsia="Arial" w:hAnsi="Arial" w:cs="Arial"/>
-                <w:b/>
-                <w:bCs/>
-                <w:sz w:val="14"/>
-                <w:szCs w:val="14"/>
+            <w:tcW w:type="dxa" w:w="450"/>
+          </w:tcPr>
+          <w:p>
+            <w:pPr>
+              <w:spacing w:after="60" w:before="60" w:line="240" w:lineRule="auto"/>
+              <w:jc w:val="center"/>
+            </w:pPr>
+            <w:r>
+              <w:rPr>
+                <w:rFonts w:ascii="Arial" w:hAnsi="Arial"/>
+                <w:sz w:val="14"/>
               </w:rPr>
               <w:t>X</w:t>
             </w:r>
@@ -8920,40 +6987,17 @@
         </w:tc>
         <w:tc>
           <w:tcPr>
-            <w:tcW w:w="523" w:type="dxa"/>
-            <w:tcBorders>
-              <w:top w:val="single" w:sz="5" w:space="0" w:color="000000"/>
-              <w:left w:val="single" w:sz="5" w:space="0" w:color="000000"/>
-              <w:bottom w:val="single" w:sz="5" w:space="0" w:color="000000"/>
-              <w:right w:val="single" w:sz="5" w:space="0" w:color="000000"/>
-            </w:tcBorders>
-            <w:tcMar>
-              <w:top w:w="20" w:type="dxa"/>
-              <w:left w:w="100" w:type="dxa"/>
-              <w:bottom w:w="20" w:type="dxa"/>
-              <w:right w:w="100" w:type="dxa"/>
-            </w:tcMar>
-            <w:vAlign w:val="center"/>
-          </w:tcPr>
-          <w:p>
-            <w:pPr>
-              <w:spacing w:after="0" w:line="240" w:lineRule="auto"/>
-              <w:jc w:val="center"/>
-              <w:rPr>
-                <w:rFonts w:ascii="Arial" w:eastAsia="Arial" w:hAnsi="Arial" w:cs="Arial"/>
-                <w:b/>
-                <w:bCs/>
-                <w:sz w:val="14"/>
-                <w:szCs w:val="14"/>
-              </w:rPr>
-            </w:pPr>
-            <w:r>
-              <w:rPr>
-                <w:rFonts w:ascii="Arial" w:eastAsia="Arial" w:hAnsi="Arial" w:cs="Arial"/>
-                <w:b/>
-                <w:bCs/>
-                <w:sz w:val="14"/>
-                <w:szCs w:val="14"/>
+            <w:tcW w:type="dxa" w:w="450"/>
+          </w:tcPr>
+          <w:p>
+            <w:pPr>
+              <w:spacing w:after="60" w:before="60" w:line="240" w:lineRule="auto"/>
+              <w:jc w:val="center"/>
+            </w:pPr>
+            <w:r>
+              <w:rPr>
+                <w:rFonts w:ascii="Arial" w:hAnsi="Arial"/>
+                <w:sz w:val="14"/>
               </w:rPr>
               <w:t>X</w:t>
             </w:r>
@@ -8961,40 +7005,17 @@
         </w:tc>
         <w:tc>
           <w:tcPr>
-            <w:tcW w:w="523" w:type="dxa"/>
-            <w:tcBorders>
-              <w:top w:val="single" w:sz="5" w:space="0" w:color="000000"/>
-              <w:left w:val="single" w:sz="5" w:space="0" w:color="000000"/>
-              <w:bottom w:val="single" w:sz="5" w:space="0" w:color="000000"/>
-              <w:right w:val="single" w:sz="5" w:space="0" w:color="000000"/>
-            </w:tcBorders>
-            <w:tcMar>
-              <w:top w:w="20" w:type="dxa"/>
-              <w:left w:w="100" w:type="dxa"/>
-              <w:bottom w:w="20" w:type="dxa"/>
-              <w:right w:w="100" w:type="dxa"/>
-            </w:tcMar>
-            <w:vAlign w:val="center"/>
-          </w:tcPr>
-          <w:p>
-            <w:pPr>
-              <w:spacing w:after="0" w:line="240" w:lineRule="auto"/>
-              <w:jc w:val="center"/>
-              <w:rPr>
-                <w:rFonts w:ascii="Arial" w:eastAsia="Arial" w:hAnsi="Arial" w:cs="Arial"/>
-                <w:b/>
-                <w:bCs/>
-                <w:sz w:val="14"/>
-                <w:szCs w:val="14"/>
-              </w:rPr>
-            </w:pPr>
-            <w:r>
-              <w:rPr>
-                <w:rFonts w:ascii="Arial" w:eastAsia="Arial" w:hAnsi="Arial" w:cs="Arial"/>
-                <w:b/>
-                <w:bCs/>
-                <w:sz w:val="14"/>
-                <w:szCs w:val="14"/>
+            <w:tcW w:type="dxa" w:w="450"/>
+          </w:tcPr>
+          <w:p>
+            <w:pPr>
+              <w:spacing w:after="60" w:before="60" w:line="240" w:lineRule="auto"/>
+              <w:jc w:val="center"/>
+            </w:pPr>
+            <w:r>
+              <w:rPr>
+                <w:rFonts w:ascii="Arial" w:hAnsi="Arial"/>
+                <w:sz w:val="14"/>
               </w:rPr>
               <w:t>X</w:t>
             </w:r>
@@ -9002,40 +7023,17 @@
         </w:tc>
         <w:tc>
           <w:tcPr>
-            <w:tcW w:w="525" w:type="dxa"/>
-            <w:tcBorders>
-              <w:top w:val="single" w:sz="5" w:space="0" w:color="000000"/>
-              <w:left w:val="single" w:sz="5" w:space="0" w:color="000000"/>
-              <w:bottom w:val="single" w:sz="5" w:space="0" w:color="000000"/>
-              <w:right w:val="single" w:sz="5" w:space="0" w:color="000000"/>
-            </w:tcBorders>
-            <w:tcMar>
-              <w:top w:w="20" w:type="dxa"/>
-              <w:left w:w="100" w:type="dxa"/>
-              <w:bottom w:w="20" w:type="dxa"/>
-              <w:right w:w="100" w:type="dxa"/>
-            </w:tcMar>
-            <w:vAlign w:val="center"/>
-          </w:tcPr>
-          <w:p>
-            <w:pPr>
-              <w:spacing w:after="0" w:line="240" w:lineRule="auto"/>
-              <w:jc w:val="center"/>
-              <w:rPr>
-                <w:rFonts w:ascii="Arial" w:eastAsia="Arial" w:hAnsi="Arial" w:cs="Arial"/>
-                <w:b/>
-                <w:bCs/>
-                <w:sz w:val="14"/>
-                <w:szCs w:val="14"/>
-              </w:rPr>
-            </w:pPr>
-            <w:r>
-              <w:rPr>
-                <w:rFonts w:ascii="Arial" w:eastAsia="Arial" w:hAnsi="Arial" w:cs="Arial"/>
-                <w:b/>
-                <w:bCs/>
-                <w:sz w:val="14"/>
-                <w:szCs w:val="14"/>
+            <w:tcW w:type="dxa" w:w="450"/>
+          </w:tcPr>
+          <w:p>
+            <w:pPr>
+              <w:spacing w:after="60" w:before="60" w:line="240" w:lineRule="auto"/>
+              <w:jc w:val="center"/>
+            </w:pPr>
+            <w:r>
+              <w:rPr>
+                <w:rFonts w:ascii="Arial" w:hAnsi="Arial"/>
+                <w:sz w:val="14"/>
               </w:rPr>
               <w:t>X</w:t>
             </w:r>
@@ -9043,372 +7041,180 @@
         </w:tc>
         <w:tc>
           <w:tcPr>
-            <w:tcW w:w="525" w:type="dxa"/>
-            <w:tcBorders>
-              <w:top w:val="single" w:sz="4" w:space="0" w:color="000000"/>
-              <w:left w:val="single" w:sz="5" w:space="0" w:color="000000"/>
-              <w:bottom w:val="single" w:sz="5" w:space="0" w:color="000000"/>
-              <w:right w:val="single" w:sz="4" w:space="0" w:color="000000"/>
-            </w:tcBorders>
-          </w:tcPr>
-          <w:p>
-            <w:pPr>
-              <w:spacing w:line="360" w:lineRule="auto"/>
-              <w:jc w:val="both"/>
-              <w:rPr>
-                <w:b/>
-                <w:bCs/>
-                <w:sz w:val="16"/>
-                <w:szCs w:val="16"/>
-              </w:rPr>
-            </w:pPr>
-          </w:p>
-        </w:tc>
-        <w:tc>
-          <w:tcPr>
-            <w:tcW w:w="525" w:type="dxa"/>
-            <w:tcBorders>
-              <w:top w:val="single" w:sz="4" w:space="0" w:color="000000"/>
-              <w:left w:val="single" w:sz="4" w:space="0" w:color="000000"/>
-              <w:bottom w:val="single" w:sz="4" w:space="0" w:color="000000"/>
-              <w:right w:val="single" w:sz="4" w:space="0" w:color="000000"/>
-            </w:tcBorders>
-          </w:tcPr>
-          <w:p>
-            <w:pPr>
-              <w:spacing w:line="360" w:lineRule="auto"/>
-              <w:jc w:val="both"/>
-              <w:rPr>
-                <w:b/>
-                <w:bCs/>
-                <w:sz w:val="16"/>
-                <w:szCs w:val="16"/>
-              </w:rPr>
-            </w:pPr>
-          </w:p>
-        </w:tc>
-        <w:tc>
-          <w:tcPr>
-            <w:tcW w:w="518" w:type="dxa"/>
-            <w:tcBorders>
-              <w:top w:val="single" w:sz="4" w:space="0" w:color="000000"/>
-              <w:left w:val="single" w:sz="4" w:space="0" w:color="000000"/>
-              <w:bottom w:val="single" w:sz="4" w:space="0" w:color="000000"/>
-              <w:right w:val="single" w:sz="4" w:space="0" w:color="000000"/>
-            </w:tcBorders>
-          </w:tcPr>
-          <w:p>
-            <w:pPr>
-              <w:widowControl w:val="0"/>
-              <w:pBdr>
-                <w:top w:val="nil"/>
-                <w:left w:val="nil"/>
-                <w:bottom w:val="nil"/>
-                <w:right w:val="nil"/>
-                <w:between w:val="nil"/>
-              </w:pBdr>
-              <w:spacing w:after="0" w:line="276" w:lineRule="auto"/>
-              <w:rPr>
-                <w:b/>
-                <w:bCs/>
-                <w:sz w:val="16"/>
-                <w:szCs w:val="16"/>
-              </w:rPr>
-            </w:pPr>
-          </w:p>
-        </w:tc>
-        <w:tc>
-          <w:tcPr>
-            <w:tcW w:w="525" w:type="dxa"/>
-            <w:tcBorders>
-              <w:top w:val="single" w:sz="4" w:space="0" w:color="000000"/>
-              <w:left w:val="single" w:sz="4" w:space="0" w:color="000000"/>
-              <w:bottom w:val="single" w:sz="4" w:space="0" w:color="000000"/>
-              <w:right w:val="single" w:sz="4" w:space="0" w:color="000000"/>
-            </w:tcBorders>
-          </w:tcPr>
-          <w:p>
-            <w:pPr>
-              <w:spacing w:line="360" w:lineRule="auto"/>
-              <w:jc w:val="both"/>
-              <w:rPr>
-                <w:b/>
-                <w:bCs/>
-                <w:sz w:val="16"/>
-                <w:szCs w:val="16"/>
-              </w:rPr>
-            </w:pPr>
-          </w:p>
-        </w:tc>
-        <w:tc>
-          <w:tcPr>
-            <w:tcW w:w="525" w:type="dxa"/>
-            <w:tcBorders>
-              <w:top w:val="single" w:sz="4" w:space="0" w:color="000000"/>
-              <w:left w:val="single" w:sz="4" w:space="0" w:color="000000"/>
-              <w:bottom w:val="single" w:sz="4" w:space="0" w:color="000000"/>
-              <w:right w:val="single" w:sz="4" w:space="0" w:color="000000"/>
-            </w:tcBorders>
-          </w:tcPr>
-          <w:p>
-            <w:pPr>
-              <w:spacing w:line="360" w:lineRule="auto"/>
-              <w:jc w:val="both"/>
-              <w:rPr>
-                <w:b/>
-                <w:bCs/>
-                <w:sz w:val="16"/>
-                <w:szCs w:val="16"/>
-              </w:rPr>
-            </w:pPr>
+            <w:tcW w:type="dxa" w:w="450"/>
+          </w:tcPr>
+          <w:p>
+            <w:pPr>
+              <w:spacing w:after="60" w:before="60" w:line="240" w:lineRule="auto"/>
+              <w:jc w:val="center"/>
+            </w:pPr>
+            <w:r>
+              <w:rPr>
+                <w:rFonts w:ascii="Arial" w:hAnsi="Arial"/>
+                <w:sz w:val="14"/>
+              </w:rPr>
+              <w:t>X</w:t>
+            </w:r>
+          </w:p>
+        </w:tc>
+        <w:tc>
+          <w:tcPr>
+            <w:tcW w:type="dxa" w:w="450"/>
+          </w:tcPr>
+          <w:p>
+            <w:pPr>
+              <w:spacing w:after="60" w:before="60" w:line="240" w:lineRule="auto"/>
+              <w:jc w:val="center"/>
+            </w:pPr>
+            <w:r>
+              <w:rPr>
+                <w:rFonts w:ascii="Arial" w:hAnsi="Arial"/>
+                <w:sz w:val="14"/>
+              </w:rPr>
+              <w:t>X</w:t>
+            </w:r>
+          </w:p>
+        </w:tc>
+        <w:tc>
+          <w:tcPr>
+            <w:tcW w:type="dxa" w:w="450"/>
+          </w:tcPr>
+          <w:p>
+            <w:pPr>
+              <w:spacing w:after="60" w:before="60" w:line="240" w:lineRule="auto"/>
+              <w:jc w:val="center"/>
+            </w:pPr>
+            <w:r>
+              <w:rPr>
+                <w:rFonts w:ascii="Arial" w:hAnsi="Arial"/>
+                <w:sz w:val="14"/>
+              </w:rPr>
+              <w:t>X</w:t>
+            </w:r>
+          </w:p>
+        </w:tc>
+        <w:tc>
+          <w:tcPr>
+            <w:tcW w:type="dxa" w:w="450"/>
+          </w:tcPr>
+          <w:p>
+            <w:pPr>
+              <w:spacing w:after="60" w:before="60" w:line="240" w:lineRule="auto"/>
+              <w:jc w:val="center"/>
+            </w:pPr>
+            <w:r>
+              <w:rPr>
+                <w:rFonts w:ascii="Arial" w:hAnsi="Arial"/>
+                <w:sz w:val="14"/>
+              </w:rPr>
+              <w:t>X</w:t>
+            </w:r>
+          </w:p>
+        </w:tc>
+        <w:tc>
+          <w:tcPr>
+            <w:tcW w:type="dxa" w:w="450"/>
+          </w:tcPr>
+          <w:p>
+            <w:pPr>
+              <w:spacing w:after="60" w:before="60" w:line="240" w:lineRule="auto"/>
+              <w:jc w:val="center"/>
+            </w:pPr>
+            <w:r>
+              <w:rPr>
+                <w:rFonts w:ascii="Arial" w:hAnsi="Arial"/>
+                <w:sz w:val="14"/>
+              </w:rPr>
+            </w:r>
+          </w:p>
+        </w:tc>
+        <w:tc>
+          <w:tcPr>
+            <w:tcW w:type="dxa" w:w="450"/>
+          </w:tcPr>
+          <w:p>
+            <w:pPr>
+              <w:spacing w:after="60" w:before="60" w:line="240" w:lineRule="auto"/>
+              <w:jc w:val="center"/>
+            </w:pPr>
+            <w:r>
+              <w:rPr>
+                <w:rFonts w:ascii="Arial" w:hAnsi="Arial"/>
+                <w:sz w:val="14"/>
+              </w:rPr>
+            </w:r>
           </w:p>
         </w:tc>
       </w:tr>
       <w:tr>
         <w:trPr>
-          <w:gridAfter w:val="1"/>
-          <w:trHeight w:val="294"/>
+          <w:cantSplit/>
         </w:trPr>
         <w:tc>
           <w:tcPr>
-            <w:tcW w:w="1351" w:type="dxa"/>
-            <w:tcBorders>
-              <w:top w:val="single" w:sz="4" w:space="0" w:color="000000"/>
-              <w:left w:val="single" w:sz="4" w:space="0" w:color="000000"/>
-              <w:bottom w:val="single" w:sz="4" w:space="0" w:color="000000"/>
-              <w:right w:val="single" w:sz="4" w:space="0" w:color="000000"/>
-            </w:tcBorders>
-          </w:tcPr>
-          <w:p>
-            <w:pPr>
-              <w:spacing w:line="360" w:lineRule="auto"/>
-              <w:jc w:val="both"/>
-              <w:rPr>
-                <w:b/>
-                <w:bCs/>
-                <w:sz w:val="16"/>
-                <w:szCs w:val="16"/>
-              </w:rPr>
-            </w:pPr>
-            <w:r>
-              <w:rPr>
-                <w:b/>
-                <w:bCs/>
-                <w:sz w:val="16"/>
-                <w:szCs w:val="16"/>
-              </w:rPr>
-              <w:t xml:space="preserve">Monitoreo e integraciones </w:t>
-            </w:r>
-            <w:proofErr w:type="spellStart"/>
-            <w:r>
-              <w:rPr>
-                <w:b/>
-                <w:bCs/>
-                <w:sz w:val="16"/>
-                <w:szCs w:val="16"/>
-              </w:rPr>
-              <w:t>IoT</w:t>
-            </w:r>
-            <w:proofErr w:type="spellEnd"/>
-          </w:p>
-        </w:tc>
-        <w:tc>
-          <w:tcPr>
-            <w:tcW w:w="536" w:type="dxa"/>
-            <w:tcBorders>
-              <w:top w:val="single" w:sz="4" w:space="0" w:color="000000"/>
-              <w:left w:val="single" w:sz="4" w:space="0" w:color="000000"/>
-              <w:bottom w:val="single" w:sz="4" w:space="0" w:color="000000"/>
-              <w:right w:val="single" w:sz="4" w:space="0" w:color="000000"/>
-            </w:tcBorders>
-          </w:tcPr>
-          <w:p>
-            <w:pPr>
-              <w:spacing w:line="360" w:lineRule="auto"/>
-              <w:jc w:val="both"/>
-              <w:rPr>
-                <w:b/>
-                <w:bCs/>
-                <w:sz w:val="16"/>
-                <w:szCs w:val="16"/>
-              </w:rPr>
-            </w:pPr>
-          </w:p>
-        </w:tc>
-        <w:tc>
-          <w:tcPr>
-            <w:tcW w:w="522" w:type="dxa"/>
-            <w:tcBorders>
-              <w:top w:val="single" w:sz="4" w:space="0" w:color="000000"/>
-              <w:left w:val="single" w:sz="4" w:space="0" w:color="000000"/>
-              <w:bottom w:val="single" w:sz="4" w:space="0" w:color="000000"/>
-              <w:right w:val="single" w:sz="4" w:space="0" w:color="000000"/>
-            </w:tcBorders>
-          </w:tcPr>
-          <w:p>
-            <w:pPr>
-              <w:spacing w:line="360" w:lineRule="auto"/>
-              <w:jc w:val="both"/>
-              <w:rPr>
-                <w:b/>
-                <w:bCs/>
-                <w:sz w:val="16"/>
-                <w:szCs w:val="16"/>
-              </w:rPr>
-            </w:pPr>
-          </w:p>
-        </w:tc>
-        <w:tc>
-          <w:tcPr>
-            <w:tcW w:w="523" w:type="dxa"/>
-            <w:tcBorders>
-              <w:top w:val="single" w:sz="4" w:space="0" w:color="000000"/>
-              <w:left w:val="single" w:sz="4" w:space="0" w:color="000000"/>
-              <w:bottom w:val="single" w:sz="4" w:space="0" w:color="000000"/>
-              <w:right w:val="single" w:sz="4" w:space="0" w:color="000000"/>
-            </w:tcBorders>
-          </w:tcPr>
-          <w:p>
-            <w:pPr>
-              <w:spacing w:line="360" w:lineRule="auto"/>
-              <w:jc w:val="both"/>
-              <w:rPr>
-                <w:b/>
-                <w:bCs/>
-                <w:sz w:val="16"/>
-                <w:szCs w:val="16"/>
-              </w:rPr>
-            </w:pPr>
-          </w:p>
-        </w:tc>
-        <w:tc>
-          <w:tcPr>
-            <w:tcW w:w="526" w:type="dxa"/>
-            <w:tcBorders>
-              <w:top w:val="single" w:sz="4" w:space="0" w:color="000000"/>
-              <w:left w:val="single" w:sz="4" w:space="0" w:color="000000"/>
-              <w:bottom w:val="single" w:sz="4" w:space="0" w:color="000000"/>
-              <w:right w:val="single" w:sz="4" w:space="0" w:color="000000"/>
-            </w:tcBorders>
-          </w:tcPr>
-          <w:p>
-            <w:pPr>
-              <w:spacing w:line="360" w:lineRule="auto"/>
-              <w:jc w:val="both"/>
-              <w:rPr>
-                <w:b/>
-                <w:bCs/>
-                <w:sz w:val="16"/>
-                <w:szCs w:val="16"/>
-              </w:rPr>
-            </w:pPr>
-          </w:p>
-        </w:tc>
-        <w:tc>
-          <w:tcPr>
-            <w:tcW w:w="523" w:type="dxa"/>
-            <w:tcBorders>
-              <w:top w:val="single" w:sz="5" w:space="0" w:color="000000"/>
-              <w:left w:val="single" w:sz="4" w:space="0" w:color="000000"/>
-              <w:bottom w:val="single" w:sz="4" w:space="0" w:color="000000"/>
-              <w:right w:val="single" w:sz="4" w:space="0" w:color="000000"/>
-            </w:tcBorders>
-          </w:tcPr>
-          <w:p>
-            <w:pPr>
-              <w:spacing w:line="360" w:lineRule="auto"/>
-              <w:jc w:val="both"/>
-              <w:rPr>
-                <w:b/>
-                <w:bCs/>
-                <w:sz w:val="16"/>
-                <w:szCs w:val="16"/>
-              </w:rPr>
-            </w:pPr>
-          </w:p>
-        </w:tc>
-        <w:tc>
-          <w:tcPr>
-            <w:tcW w:w="523" w:type="dxa"/>
-            <w:tcBorders>
-              <w:top w:val="single" w:sz="5" w:space="0" w:color="000000"/>
-              <w:left w:val="single" w:sz="4" w:space="0" w:color="000000"/>
-              <w:bottom w:val="single" w:sz="4" w:space="0" w:color="000000"/>
-              <w:right w:val="single" w:sz="4" w:space="0" w:color="000000"/>
-            </w:tcBorders>
-          </w:tcPr>
-          <w:p>
-            <w:pPr>
-              <w:spacing w:line="360" w:lineRule="auto"/>
-              <w:jc w:val="both"/>
-              <w:rPr>
-                <w:b/>
-                <w:bCs/>
-                <w:sz w:val="16"/>
-                <w:szCs w:val="16"/>
-              </w:rPr>
-            </w:pPr>
-          </w:p>
-        </w:tc>
-        <w:tc>
-          <w:tcPr>
-            <w:tcW w:w="523" w:type="dxa"/>
-            <w:tcBorders>
-              <w:top w:val="single" w:sz="5" w:space="0" w:color="000000"/>
-              <w:left w:val="single" w:sz="4" w:space="0" w:color="000000"/>
-              <w:bottom w:val="single" w:sz="4" w:space="0" w:color="000000"/>
-              <w:right w:val="single" w:sz="5" w:space="0" w:color="000000"/>
-            </w:tcBorders>
-          </w:tcPr>
-          <w:p>
-            <w:pPr>
-              <w:spacing w:line="360" w:lineRule="auto"/>
-              <w:jc w:val="both"/>
-              <w:rPr>
-                <w:b/>
-                <w:bCs/>
-                <w:sz w:val="16"/>
-                <w:szCs w:val="16"/>
-              </w:rPr>
-            </w:pPr>
-          </w:p>
-        </w:tc>
-        <w:tc>
-          <w:tcPr>
-            <w:tcW w:w="523" w:type="dxa"/>
-            <w:tcBorders>
-              <w:top w:val="single" w:sz="5" w:space="0" w:color="000000"/>
-              <w:left w:val="single" w:sz="5" w:space="0" w:color="000000"/>
-              <w:bottom w:val="single" w:sz="5" w:space="0" w:color="000000"/>
-              <w:right w:val="single" w:sz="5" w:space="0" w:color="000000"/>
-            </w:tcBorders>
-            <w:tcMar>
-              <w:top w:w="20" w:type="dxa"/>
-              <w:left w:w="100" w:type="dxa"/>
-              <w:bottom w:w="20" w:type="dxa"/>
-              <w:right w:w="100" w:type="dxa"/>
-            </w:tcMar>
-            <w:vAlign w:val="center"/>
-          </w:tcPr>
-          <w:p>
-            <w:pPr>
-              <w:spacing w:after="0" w:line="240" w:lineRule="auto"/>
-              <w:jc w:val="center"/>
-              <w:rPr>
-                <w:rFonts w:ascii="Arial" w:eastAsia="Arial" w:hAnsi="Arial" w:cs="Arial"/>
-                <w:b/>
-                <w:bCs/>
-                <w:sz w:val="14"/>
-                <w:szCs w:val="14"/>
-              </w:rPr>
-            </w:pPr>
-            <w:r>
-              <w:rPr>
-                <w:rFonts w:ascii="Arial" w:eastAsia="Arial" w:hAnsi="Arial" w:cs="Arial"/>
-                <w:b/>
-                <w:bCs/>
-                <w:sz w:val="14"/>
-                <w:szCs w:val="14"/>
+            <w:tcW w:type="dxa" w:w="2500"/>
+          </w:tcPr>
+          <w:p>
+            <w:pPr>
+              <w:spacing w:after="60" w:before="60" w:line="240" w:lineRule="auto"/>
+              <w:jc w:val="left"/>
+            </w:pPr>
+            <w:r>
+              <w:rPr>
+                <w:rFonts w:ascii="Arial" w:hAnsi="Arial"/>
+                <w:sz w:val="14"/>
+              </w:rPr>
+              <w:t>A5 Monitoreo e integraciones</w:t>
+            </w:r>
+          </w:p>
+        </w:tc>
+        <w:tc>
+          <w:tcPr>
+            <w:tcW w:type="dxa" w:w="450"/>
+          </w:tcPr>
+          <w:p>
+            <w:pPr>
+              <w:spacing w:after="60" w:before="60" w:line="240" w:lineRule="auto"/>
+              <w:jc w:val="center"/>
+            </w:pPr>
+            <w:r>
+              <w:rPr>
+                <w:rFonts w:ascii="Arial" w:hAnsi="Arial"/>
+                <w:sz w:val="14"/>
+              </w:rPr>
+            </w:r>
+          </w:p>
+        </w:tc>
+        <w:tc>
+          <w:tcPr>
+            <w:tcW w:type="dxa" w:w="450"/>
+          </w:tcPr>
+          <w:p>
+            <w:pPr>
+              <w:spacing w:after="60" w:before="60" w:line="240" w:lineRule="auto"/>
+              <w:jc w:val="center"/>
+            </w:pPr>
+            <w:r>
+              <w:rPr>
+                <w:rFonts w:ascii="Arial" w:hAnsi="Arial"/>
+                <w:sz w:val="14"/>
+              </w:rPr>
+            </w:r>
+          </w:p>
+        </w:tc>
+        <w:tc>
+          <w:tcPr>
+            <w:tcW w:type="dxa" w:w="450"/>
+          </w:tcPr>
+          <w:p>
+            <w:pPr>
+              <w:spacing w:after="60" w:before="60" w:line="240" w:lineRule="auto"/>
+              <w:jc w:val="center"/>
+            </w:pPr>
+            <w:r>
+              <w:rPr>
+                <w:rFonts w:ascii="Arial" w:hAnsi="Arial"/>
+                <w:sz w:val="14"/>
               </w:rPr>
               <w:t>X</w:t>
             </w:r>
@@ -9416,40 +7222,17 @@
         </w:tc>
         <w:tc>
           <w:tcPr>
-            <w:tcW w:w="523" w:type="dxa"/>
-            <w:tcBorders>
-              <w:top w:val="single" w:sz="5" w:space="0" w:color="000000"/>
-              <w:left w:val="single" w:sz="5" w:space="0" w:color="000000"/>
-              <w:bottom w:val="single" w:sz="5" w:space="0" w:color="000000"/>
-              <w:right w:val="single" w:sz="5" w:space="0" w:color="000000"/>
-            </w:tcBorders>
-            <w:tcMar>
-              <w:top w:w="20" w:type="dxa"/>
-              <w:left w:w="100" w:type="dxa"/>
-              <w:bottom w:w="20" w:type="dxa"/>
-              <w:right w:w="100" w:type="dxa"/>
-            </w:tcMar>
-            <w:vAlign w:val="center"/>
-          </w:tcPr>
-          <w:p>
-            <w:pPr>
-              <w:spacing w:after="0" w:line="240" w:lineRule="auto"/>
-              <w:jc w:val="center"/>
-              <w:rPr>
-                <w:rFonts w:ascii="Arial" w:eastAsia="Arial" w:hAnsi="Arial" w:cs="Arial"/>
-                <w:b/>
-                <w:bCs/>
-                <w:sz w:val="14"/>
-                <w:szCs w:val="14"/>
-              </w:rPr>
-            </w:pPr>
-            <w:r>
-              <w:rPr>
-                <w:rFonts w:ascii="Arial" w:eastAsia="Arial" w:hAnsi="Arial" w:cs="Arial"/>
-                <w:b/>
-                <w:bCs/>
-                <w:sz w:val="14"/>
-                <w:szCs w:val="14"/>
+            <w:tcW w:type="dxa" w:w="450"/>
+          </w:tcPr>
+          <w:p>
+            <w:pPr>
+              <w:spacing w:after="60" w:before="60" w:line="240" w:lineRule="auto"/>
+              <w:jc w:val="center"/>
+            </w:pPr>
+            <w:r>
+              <w:rPr>
+                <w:rFonts w:ascii="Arial" w:hAnsi="Arial"/>
+                <w:sz w:val="14"/>
               </w:rPr>
               <w:t>X</w:t>
             </w:r>
@@ -9457,40 +7240,17 @@
         </w:tc>
         <w:tc>
           <w:tcPr>
-            <w:tcW w:w="523" w:type="dxa"/>
-            <w:tcBorders>
-              <w:top w:val="single" w:sz="5" w:space="0" w:color="000000"/>
-              <w:left w:val="single" w:sz="5" w:space="0" w:color="000000"/>
-              <w:bottom w:val="single" w:sz="5" w:space="0" w:color="000000"/>
-              <w:right w:val="single" w:sz="5" w:space="0" w:color="000000"/>
-            </w:tcBorders>
-            <w:tcMar>
-              <w:top w:w="20" w:type="dxa"/>
-              <w:left w:w="100" w:type="dxa"/>
-              <w:bottom w:w="20" w:type="dxa"/>
-              <w:right w:w="100" w:type="dxa"/>
-            </w:tcMar>
-            <w:vAlign w:val="center"/>
-          </w:tcPr>
-          <w:p>
-            <w:pPr>
-              <w:spacing w:after="0" w:line="240" w:lineRule="auto"/>
-              <w:jc w:val="center"/>
-              <w:rPr>
-                <w:rFonts w:ascii="Arial" w:eastAsia="Arial" w:hAnsi="Arial" w:cs="Arial"/>
-                <w:b/>
-                <w:bCs/>
-                <w:sz w:val="14"/>
-                <w:szCs w:val="14"/>
-              </w:rPr>
-            </w:pPr>
-            <w:r>
-              <w:rPr>
-                <w:rFonts w:ascii="Arial" w:eastAsia="Arial" w:hAnsi="Arial" w:cs="Arial"/>
-                <w:b/>
-                <w:bCs/>
-                <w:sz w:val="14"/>
-                <w:szCs w:val="14"/>
+            <w:tcW w:type="dxa" w:w="450"/>
+          </w:tcPr>
+          <w:p>
+            <w:pPr>
+              <w:spacing w:after="60" w:before="60" w:line="240" w:lineRule="auto"/>
+              <w:jc w:val="center"/>
+            </w:pPr>
+            <w:r>
+              <w:rPr>
+                <w:rFonts w:ascii="Arial" w:hAnsi="Arial"/>
+                <w:sz w:val="14"/>
               </w:rPr>
               <w:t>X</w:t>
             </w:r>
@@ -9498,40 +7258,17 @@
         </w:tc>
         <w:tc>
           <w:tcPr>
-            <w:tcW w:w="523" w:type="dxa"/>
-            <w:tcBorders>
-              <w:top w:val="single" w:sz="5" w:space="0" w:color="000000"/>
-              <w:left w:val="single" w:sz="5" w:space="0" w:color="000000"/>
-              <w:bottom w:val="single" w:sz="5" w:space="0" w:color="000000"/>
-              <w:right w:val="single" w:sz="5" w:space="0" w:color="000000"/>
-            </w:tcBorders>
-            <w:tcMar>
-              <w:top w:w="20" w:type="dxa"/>
-              <w:left w:w="100" w:type="dxa"/>
-              <w:bottom w:w="20" w:type="dxa"/>
-              <w:right w:w="100" w:type="dxa"/>
-            </w:tcMar>
-            <w:vAlign w:val="center"/>
-          </w:tcPr>
-          <w:p>
-            <w:pPr>
-              <w:spacing w:after="0" w:line="240" w:lineRule="auto"/>
-              <w:jc w:val="center"/>
-              <w:rPr>
-                <w:rFonts w:ascii="Arial" w:eastAsia="Arial" w:hAnsi="Arial" w:cs="Arial"/>
-                <w:b/>
-                <w:bCs/>
-                <w:sz w:val="14"/>
-                <w:szCs w:val="14"/>
-              </w:rPr>
-            </w:pPr>
-            <w:r>
-              <w:rPr>
-                <w:rFonts w:ascii="Arial" w:eastAsia="Arial" w:hAnsi="Arial" w:cs="Arial"/>
-                <w:b/>
-                <w:bCs/>
-                <w:sz w:val="14"/>
-                <w:szCs w:val="14"/>
+            <w:tcW w:type="dxa" w:w="450"/>
+          </w:tcPr>
+          <w:p>
+            <w:pPr>
+              <w:spacing w:after="60" w:before="60" w:line="240" w:lineRule="auto"/>
+              <w:jc w:val="center"/>
+            </w:pPr>
+            <w:r>
+              <w:rPr>
+                <w:rFonts w:ascii="Arial" w:hAnsi="Arial"/>
+                <w:sz w:val="14"/>
               </w:rPr>
               <w:t>X</w:t>
             </w:r>
@@ -9539,40 +7276,17 @@
         </w:tc>
         <w:tc>
           <w:tcPr>
-            <w:tcW w:w="523" w:type="dxa"/>
-            <w:tcBorders>
-              <w:top w:val="single" w:sz="5" w:space="0" w:color="000000"/>
-              <w:left w:val="single" w:sz="5" w:space="0" w:color="000000"/>
-              <w:bottom w:val="single" w:sz="5" w:space="0" w:color="000000"/>
-              <w:right w:val="single" w:sz="5" w:space="0" w:color="000000"/>
-            </w:tcBorders>
-            <w:tcMar>
-              <w:top w:w="20" w:type="dxa"/>
-              <w:left w:w="100" w:type="dxa"/>
-              <w:bottom w:w="20" w:type="dxa"/>
-              <w:right w:w="100" w:type="dxa"/>
-            </w:tcMar>
-            <w:vAlign w:val="center"/>
-          </w:tcPr>
-          <w:p>
-            <w:pPr>
-              <w:spacing w:after="0" w:line="240" w:lineRule="auto"/>
-              <w:jc w:val="center"/>
-              <w:rPr>
-                <w:rFonts w:ascii="Arial" w:eastAsia="Arial" w:hAnsi="Arial" w:cs="Arial"/>
-                <w:b/>
-                <w:bCs/>
-                <w:sz w:val="14"/>
-                <w:szCs w:val="14"/>
-              </w:rPr>
-            </w:pPr>
-            <w:r>
-              <w:rPr>
-                <w:rFonts w:ascii="Arial" w:eastAsia="Arial" w:hAnsi="Arial" w:cs="Arial"/>
-                <w:b/>
-                <w:bCs/>
-                <w:sz w:val="14"/>
-                <w:szCs w:val="14"/>
+            <w:tcW w:type="dxa" w:w="450"/>
+          </w:tcPr>
+          <w:p>
+            <w:pPr>
+              <w:spacing w:after="60" w:before="60" w:line="240" w:lineRule="auto"/>
+              <w:jc w:val="center"/>
+            </w:pPr>
+            <w:r>
+              <w:rPr>
+                <w:rFonts w:ascii="Arial" w:hAnsi="Arial"/>
+                <w:sz w:val="14"/>
               </w:rPr>
               <w:t>X</w:t>
             </w:r>
@@ -9580,40 +7294,17 @@
         </w:tc>
         <w:tc>
           <w:tcPr>
-            <w:tcW w:w="525" w:type="dxa"/>
-            <w:tcBorders>
-              <w:top w:val="single" w:sz="5" w:space="0" w:color="000000"/>
-              <w:left w:val="single" w:sz="5" w:space="0" w:color="000000"/>
-              <w:bottom w:val="single" w:sz="5" w:space="0" w:color="000000"/>
-              <w:right w:val="single" w:sz="5" w:space="0" w:color="000000"/>
-            </w:tcBorders>
-            <w:tcMar>
-              <w:top w:w="20" w:type="dxa"/>
-              <w:left w:w="100" w:type="dxa"/>
-              <w:bottom w:w="20" w:type="dxa"/>
-              <w:right w:w="100" w:type="dxa"/>
-            </w:tcMar>
-            <w:vAlign w:val="center"/>
-          </w:tcPr>
-          <w:p>
-            <w:pPr>
-              <w:spacing w:after="0" w:line="240" w:lineRule="auto"/>
-              <w:jc w:val="center"/>
-              <w:rPr>
-                <w:rFonts w:ascii="Arial" w:eastAsia="Arial" w:hAnsi="Arial" w:cs="Arial"/>
-                <w:b/>
-                <w:bCs/>
-                <w:sz w:val="14"/>
-                <w:szCs w:val="14"/>
-              </w:rPr>
-            </w:pPr>
-            <w:r>
-              <w:rPr>
-                <w:rFonts w:ascii="Arial" w:eastAsia="Arial" w:hAnsi="Arial" w:cs="Arial"/>
-                <w:b/>
-                <w:bCs/>
-                <w:sz w:val="14"/>
-                <w:szCs w:val="14"/>
+            <w:tcW w:type="dxa" w:w="450"/>
+          </w:tcPr>
+          <w:p>
+            <w:pPr>
+              <w:spacing w:after="60" w:before="60" w:line="240" w:lineRule="auto"/>
+              <w:jc w:val="center"/>
+            </w:pPr>
+            <w:r>
+              <w:rPr>
+                <w:rFonts w:ascii="Arial" w:hAnsi="Arial"/>
+                <w:sz w:val="14"/>
               </w:rPr>
               <w:t>X</w:t>
             </w:r>
@@ -9621,40 +7312,17 @@
         </w:tc>
         <w:tc>
           <w:tcPr>
-            <w:tcW w:w="525" w:type="dxa"/>
-            <w:tcBorders>
-              <w:top w:val="single" w:sz="5" w:space="0" w:color="000000"/>
-              <w:left w:val="single" w:sz="5" w:space="0" w:color="000000"/>
-              <w:bottom w:val="single" w:sz="5" w:space="0" w:color="000000"/>
-              <w:right w:val="single" w:sz="5" w:space="0" w:color="000000"/>
-            </w:tcBorders>
-            <w:tcMar>
-              <w:top w:w="20" w:type="dxa"/>
-              <w:left w:w="100" w:type="dxa"/>
-              <w:bottom w:w="20" w:type="dxa"/>
-              <w:right w:w="100" w:type="dxa"/>
-            </w:tcMar>
-            <w:vAlign w:val="center"/>
-          </w:tcPr>
-          <w:p>
-            <w:pPr>
-              <w:spacing w:after="0" w:line="240" w:lineRule="auto"/>
-              <w:jc w:val="center"/>
-              <w:rPr>
-                <w:rFonts w:ascii="Arial" w:eastAsia="Arial" w:hAnsi="Arial" w:cs="Arial"/>
-                <w:b/>
-                <w:bCs/>
-                <w:sz w:val="14"/>
-                <w:szCs w:val="14"/>
-              </w:rPr>
-            </w:pPr>
-            <w:r>
-              <w:rPr>
-                <w:rFonts w:ascii="Arial" w:eastAsia="Arial" w:hAnsi="Arial" w:cs="Arial"/>
-                <w:b/>
-                <w:bCs/>
-                <w:sz w:val="14"/>
-                <w:szCs w:val="14"/>
+            <w:tcW w:type="dxa" w:w="450"/>
+          </w:tcPr>
+          <w:p>
+            <w:pPr>
+              <w:spacing w:after="60" w:before="60" w:line="240" w:lineRule="auto"/>
+              <w:jc w:val="center"/>
+            </w:pPr>
+            <w:r>
+              <w:rPr>
+                <w:rFonts w:ascii="Arial" w:hAnsi="Arial"/>
+                <w:sz w:val="14"/>
               </w:rPr>
               <w:t>X</w:t>
             </w:r>
@@ -9662,338 +7330,217 @@
         </w:tc>
         <w:tc>
           <w:tcPr>
-            <w:tcW w:w="525" w:type="dxa"/>
-            <w:tcBorders>
-              <w:top w:val="single" w:sz="4" w:space="0" w:color="000000"/>
-              <w:left w:val="single" w:sz="5" w:space="0" w:color="000000"/>
-              <w:bottom w:val="single" w:sz="5" w:space="0" w:color="000000"/>
-              <w:right w:val="single" w:sz="4" w:space="0" w:color="000000"/>
-            </w:tcBorders>
-          </w:tcPr>
-          <w:p>
-            <w:pPr>
-              <w:spacing w:line="360" w:lineRule="auto"/>
-              <w:jc w:val="both"/>
-              <w:rPr>
-                <w:b/>
-                <w:bCs/>
-                <w:sz w:val="16"/>
-                <w:szCs w:val="16"/>
-              </w:rPr>
-            </w:pPr>
-          </w:p>
-        </w:tc>
-        <w:tc>
-          <w:tcPr>
-            <w:tcW w:w="518" w:type="dxa"/>
-            <w:tcBorders>
-              <w:top w:val="single" w:sz="4" w:space="0" w:color="000000"/>
-              <w:left w:val="single" w:sz="4" w:space="0" w:color="000000"/>
-              <w:bottom w:val="single" w:sz="4" w:space="0" w:color="000000"/>
-              <w:right w:val="single" w:sz="4" w:space="0" w:color="000000"/>
-            </w:tcBorders>
-          </w:tcPr>
-          <w:p>
-            <w:pPr>
-              <w:widowControl w:val="0"/>
-              <w:pBdr>
-                <w:top w:val="nil"/>
-                <w:left w:val="nil"/>
-                <w:bottom w:val="nil"/>
-                <w:right w:val="nil"/>
-                <w:between w:val="nil"/>
-              </w:pBdr>
-              <w:spacing w:after="0" w:line="276" w:lineRule="auto"/>
-              <w:rPr>
-                <w:b/>
-                <w:bCs/>
-                <w:sz w:val="16"/>
-                <w:szCs w:val="16"/>
-              </w:rPr>
-            </w:pPr>
-          </w:p>
-        </w:tc>
-        <w:tc>
-          <w:tcPr>
-            <w:tcW w:w="525" w:type="dxa"/>
-            <w:tcBorders>
-              <w:top w:val="single" w:sz="4" w:space="0" w:color="000000"/>
-              <w:left w:val="single" w:sz="4" w:space="0" w:color="000000"/>
-              <w:bottom w:val="single" w:sz="4" w:space="0" w:color="000000"/>
-              <w:right w:val="single" w:sz="4" w:space="0" w:color="000000"/>
-            </w:tcBorders>
-          </w:tcPr>
-          <w:p>
-            <w:pPr>
-              <w:spacing w:line="360" w:lineRule="auto"/>
-              <w:jc w:val="both"/>
-              <w:rPr>
-                <w:b/>
-                <w:bCs/>
-                <w:sz w:val="16"/>
-                <w:szCs w:val="16"/>
-              </w:rPr>
-            </w:pPr>
-          </w:p>
-        </w:tc>
-        <w:tc>
-          <w:tcPr>
-            <w:tcW w:w="525" w:type="dxa"/>
-            <w:tcBorders>
-              <w:top w:val="single" w:sz="4" w:space="0" w:color="000000"/>
-              <w:left w:val="single" w:sz="4" w:space="0" w:color="000000"/>
-              <w:bottom w:val="single" w:sz="4" w:space="0" w:color="000000"/>
-              <w:right w:val="single" w:sz="4" w:space="0" w:color="000000"/>
-            </w:tcBorders>
-          </w:tcPr>
-          <w:p>
-            <w:pPr>
-              <w:spacing w:line="360" w:lineRule="auto"/>
-              <w:jc w:val="both"/>
-              <w:rPr>
-                <w:b/>
-                <w:bCs/>
-                <w:sz w:val="16"/>
-                <w:szCs w:val="16"/>
-              </w:rPr>
-            </w:pPr>
+            <w:tcW w:type="dxa" w:w="450"/>
+          </w:tcPr>
+          <w:p>
+            <w:pPr>
+              <w:spacing w:after="60" w:before="60" w:line="240" w:lineRule="auto"/>
+              <w:jc w:val="center"/>
+            </w:pPr>
+            <w:r>
+              <w:rPr>
+                <w:rFonts w:ascii="Arial" w:hAnsi="Arial"/>
+                <w:sz w:val="14"/>
+              </w:rPr>
+              <w:t>X</w:t>
+            </w:r>
+          </w:p>
+        </w:tc>
+        <w:tc>
+          <w:tcPr>
+            <w:tcW w:type="dxa" w:w="450"/>
+          </w:tcPr>
+          <w:p>
+            <w:pPr>
+              <w:spacing w:after="60" w:before="60" w:line="240" w:lineRule="auto"/>
+              <w:jc w:val="center"/>
+            </w:pPr>
+            <w:r>
+              <w:rPr>
+                <w:rFonts w:ascii="Arial" w:hAnsi="Arial"/>
+                <w:sz w:val="14"/>
+              </w:rPr>
+              <w:t>X</w:t>
+            </w:r>
+          </w:p>
+        </w:tc>
+        <w:tc>
+          <w:tcPr>
+            <w:tcW w:type="dxa" w:w="450"/>
+          </w:tcPr>
+          <w:p>
+            <w:pPr>
+              <w:spacing w:after="60" w:before="60" w:line="240" w:lineRule="auto"/>
+              <w:jc w:val="center"/>
+            </w:pPr>
+            <w:r>
+              <w:rPr>
+                <w:rFonts w:ascii="Arial" w:hAnsi="Arial"/>
+                <w:sz w:val="14"/>
+              </w:rPr>
+              <w:t>X</w:t>
+            </w:r>
+          </w:p>
+        </w:tc>
+        <w:tc>
+          <w:tcPr>
+            <w:tcW w:type="dxa" w:w="450"/>
+          </w:tcPr>
+          <w:p>
+            <w:pPr>
+              <w:spacing w:after="60" w:before="60" w:line="240" w:lineRule="auto"/>
+              <w:jc w:val="center"/>
+            </w:pPr>
+            <w:r>
+              <w:rPr>
+                <w:rFonts w:ascii="Arial" w:hAnsi="Arial"/>
+                <w:sz w:val="14"/>
+              </w:rPr>
+              <w:t>X</w:t>
+            </w:r>
+          </w:p>
+        </w:tc>
+        <w:tc>
+          <w:tcPr>
+            <w:tcW w:type="dxa" w:w="450"/>
+          </w:tcPr>
+          <w:p>
+            <w:pPr>
+              <w:spacing w:after="60" w:before="60" w:line="240" w:lineRule="auto"/>
+              <w:jc w:val="center"/>
+            </w:pPr>
+            <w:r>
+              <w:rPr>
+                <w:rFonts w:ascii="Arial" w:hAnsi="Arial"/>
+                <w:sz w:val="14"/>
+              </w:rPr>
+              <w:t>X</w:t>
+            </w:r>
+          </w:p>
+        </w:tc>
+        <w:tc>
+          <w:tcPr>
+            <w:tcW w:type="dxa" w:w="450"/>
+          </w:tcPr>
+          <w:p>
+            <w:pPr>
+              <w:spacing w:after="60" w:before="60" w:line="240" w:lineRule="auto"/>
+              <w:jc w:val="center"/>
+            </w:pPr>
+            <w:r>
+              <w:rPr>
+                <w:rFonts w:ascii="Arial" w:hAnsi="Arial"/>
+                <w:sz w:val="14"/>
+              </w:rPr>
+              <w:t>X</w:t>
+            </w:r>
+          </w:p>
+        </w:tc>
+        <w:tc>
+          <w:tcPr>
+            <w:tcW w:type="dxa" w:w="450"/>
+          </w:tcPr>
+          <w:p>
+            <w:pPr>
+              <w:spacing w:after="60" w:before="60" w:line="240" w:lineRule="auto"/>
+              <w:jc w:val="center"/>
+            </w:pPr>
+            <w:r>
+              <w:rPr>
+                <w:rFonts w:ascii="Arial" w:hAnsi="Arial"/>
+                <w:sz w:val="14"/>
+              </w:rPr>
+              <w:t>X</w:t>
+            </w:r>
+          </w:p>
+        </w:tc>
+        <w:tc>
+          <w:tcPr>
+            <w:tcW w:type="dxa" w:w="450"/>
+          </w:tcPr>
+          <w:p>
+            <w:pPr>
+              <w:spacing w:after="60" w:before="60" w:line="240" w:lineRule="auto"/>
+              <w:jc w:val="center"/>
+            </w:pPr>
+            <w:r>
+              <w:rPr>
+                <w:rFonts w:ascii="Arial" w:hAnsi="Arial"/>
+                <w:sz w:val="14"/>
+              </w:rPr>
+            </w:r>
+          </w:p>
+        </w:tc>
+        <w:tc>
+          <w:tcPr>
+            <w:tcW w:type="dxa" w:w="450"/>
+          </w:tcPr>
+          <w:p>
+            <w:pPr>
+              <w:spacing w:after="60" w:before="60" w:line="240" w:lineRule="auto"/>
+              <w:jc w:val="center"/>
+            </w:pPr>
+            <w:r>
+              <w:rPr>
+                <w:rFonts w:ascii="Arial" w:hAnsi="Arial"/>
+                <w:sz w:val="14"/>
+              </w:rPr>
+            </w:r>
           </w:p>
         </w:tc>
       </w:tr>
       <w:tr>
         <w:trPr>
-          <w:gridAfter w:val="1"/>
-          <w:trHeight w:val="294"/>
+          <w:cantSplit/>
         </w:trPr>
         <w:tc>
           <w:tcPr>
-            <w:tcW w:w="1351" w:type="dxa"/>
-            <w:tcBorders>
-              <w:top w:val="single" w:sz="4" w:space="0" w:color="000000"/>
-              <w:left w:val="single" w:sz="4" w:space="0" w:color="000000"/>
-              <w:bottom w:val="single" w:sz="4" w:space="0" w:color="000000"/>
-              <w:right w:val="single" w:sz="4" w:space="0" w:color="000000"/>
-            </w:tcBorders>
-          </w:tcPr>
-          <w:p>
-            <w:pPr>
-              <w:spacing w:line="360" w:lineRule="auto"/>
-              <w:jc w:val="both"/>
-              <w:rPr>
-                <w:b/>
-                <w:bCs/>
-                <w:sz w:val="16"/>
-                <w:szCs w:val="16"/>
-              </w:rPr>
-            </w:pPr>
-            <w:r>
-              <w:rPr>
-                <w:b/>
-                <w:bCs/>
-                <w:sz w:val="16"/>
-                <w:szCs w:val="16"/>
-              </w:rPr>
-              <w:t>Aplicación de medidas de seguridad</w:t>
-            </w:r>
-          </w:p>
-        </w:tc>
-        <w:tc>
-          <w:tcPr>
-            <w:tcW w:w="536" w:type="dxa"/>
-            <w:tcBorders>
-              <w:top w:val="single" w:sz="4" w:space="0" w:color="000000"/>
-              <w:left w:val="single" w:sz="4" w:space="0" w:color="000000"/>
-              <w:bottom w:val="single" w:sz="4" w:space="0" w:color="000000"/>
-              <w:right w:val="single" w:sz="4" w:space="0" w:color="000000"/>
-            </w:tcBorders>
-          </w:tcPr>
-          <w:p>
-            <w:pPr>
-              <w:spacing w:line="360" w:lineRule="auto"/>
-              <w:jc w:val="both"/>
-              <w:rPr>
-                <w:b/>
-                <w:bCs/>
-                <w:sz w:val="16"/>
-                <w:szCs w:val="16"/>
-              </w:rPr>
-            </w:pPr>
-          </w:p>
-        </w:tc>
-        <w:tc>
-          <w:tcPr>
-            <w:tcW w:w="522" w:type="dxa"/>
-            <w:tcBorders>
-              <w:top w:val="single" w:sz="4" w:space="0" w:color="000000"/>
-              <w:left w:val="single" w:sz="4" w:space="0" w:color="000000"/>
-              <w:bottom w:val="single" w:sz="4" w:space="0" w:color="000000"/>
-              <w:right w:val="single" w:sz="4" w:space="0" w:color="000000"/>
-            </w:tcBorders>
-          </w:tcPr>
-          <w:p>
-            <w:pPr>
-              <w:spacing w:line="360" w:lineRule="auto"/>
-              <w:jc w:val="both"/>
-              <w:rPr>
-                <w:b/>
-                <w:bCs/>
-                <w:sz w:val="16"/>
-                <w:szCs w:val="16"/>
-              </w:rPr>
-            </w:pPr>
-          </w:p>
-        </w:tc>
-        <w:tc>
-          <w:tcPr>
-            <w:tcW w:w="523" w:type="dxa"/>
-            <w:tcBorders>
-              <w:top w:val="single" w:sz="4" w:space="0" w:color="000000"/>
-              <w:left w:val="single" w:sz="4" w:space="0" w:color="000000"/>
-              <w:bottom w:val="single" w:sz="4" w:space="0" w:color="000000"/>
-              <w:right w:val="single" w:sz="4" w:space="0" w:color="000000"/>
-            </w:tcBorders>
-          </w:tcPr>
-          <w:p>
-            <w:pPr>
-              <w:spacing w:line="360" w:lineRule="auto"/>
-              <w:jc w:val="both"/>
-              <w:rPr>
-                <w:b/>
-                <w:bCs/>
-                <w:sz w:val="16"/>
-                <w:szCs w:val="16"/>
-              </w:rPr>
-            </w:pPr>
-          </w:p>
-        </w:tc>
-        <w:tc>
-          <w:tcPr>
-            <w:tcW w:w="526" w:type="dxa"/>
-            <w:tcBorders>
-              <w:top w:val="single" w:sz="4" w:space="0" w:color="000000"/>
-              <w:left w:val="single" w:sz="4" w:space="0" w:color="000000"/>
-              <w:bottom w:val="single" w:sz="4" w:space="0" w:color="000000"/>
-              <w:right w:val="single" w:sz="4" w:space="0" w:color="000000"/>
-            </w:tcBorders>
-          </w:tcPr>
-          <w:p>
-            <w:pPr>
-              <w:spacing w:line="360" w:lineRule="auto"/>
-              <w:jc w:val="both"/>
-              <w:rPr>
-                <w:b/>
-                <w:bCs/>
-                <w:sz w:val="16"/>
-                <w:szCs w:val="16"/>
-              </w:rPr>
-            </w:pPr>
-          </w:p>
-        </w:tc>
-        <w:tc>
-          <w:tcPr>
-            <w:tcW w:w="523" w:type="dxa"/>
-            <w:tcBorders>
-              <w:top w:val="single" w:sz="4" w:space="0" w:color="000000"/>
-              <w:left w:val="single" w:sz="4" w:space="0" w:color="000000"/>
-              <w:bottom w:val="single" w:sz="4" w:space="0" w:color="000000"/>
-              <w:right w:val="single" w:sz="4" w:space="0" w:color="000000"/>
-            </w:tcBorders>
-          </w:tcPr>
-          <w:p>
-            <w:pPr>
-              <w:spacing w:line="360" w:lineRule="auto"/>
-              <w:jc w:val="both"/>
-              <w:rPr>
-                <w:b/>
-                <w:bCs/>
-                <w:sz w:val="16"/>
-                <w:szCs w:val="16"/>
-              </w:rPr>
-            </w:pPr>
-          </w:p>
-        </w:tc>
-        <w:tc>
-          <w:tcPr>
-            <w:tcW w:w="523" w:type="dxa"/>
-            <w:tcBorders>
-              <w:top w:val="single" w:sz="4" w:space="0" w:color="000000"/>
-              <w:left w:val="single" w:sz="4" w:space="0" w:color="000000"/>
-              <w:bottom w:val="single" w:sz="5" w:space="0" w:color="000000"/>
-              <w:right w:val="single" w:sz="4" w:space="0" w:color="000000"/>
-            </w:tcBorders>
-          </w:tcPr>
-          <w:p>
-            <w:pPr>
-              <w:spacing w:line="360" w:lineRule="auto"/>
-              <w:jc w:val="both"/>
-              <w:rPr>
-                <w:b/>
-                <w:bCs/>
-                <w:sz w:val="16"/>
-                <w:szCs w:val="16"/>
-              </w:rPr>
-            </w:pPr>
-          </w:p>
-        </w:tc>
-        <w:tc>
-          <w:tcPr>
-            <w:tcW w:w="523" w:type="dxa"/>
-            <w:tcBorders>
-              <w:top w:val="single" w:sz="4" w:space="0" w:color="000000"/>
-              <w:left w:val="single" w:sz="4" w:space="0" w:color="000000"/>
-              <w:bottom w:val="single" w:sz="5" w:space="0" w:color="000000"/>
-              <w:right w:val="single" w:sz="5" w:space="0" w:color="000000"/>
-            </w:tcBorders>
-          </w:tcPr>
-          <w:p>
-            <w:pPr>
-              <w:spacing w:line="360" w:lineRule="auto"/>
-              <w:jc w:val="both"/>
-              <w:rPr>
-                <w:b/>
-                <w:bCs/>
-                <w:sz w:val="16"/>
-                <w:szCs w:val="16"/>
-              </w:rPr>
-            </w:pPr>
-          </w:p>
-        </w:tc>
-        <w:tc>
-          <w:tcPr>
-            <w:tcW w:w="523" w:type="dxa"/>
-            <w:tcBorders>
-              <w:top w:val="single" w:sz="5" w:space="0" w:color="000000"/>
-              <w:left w:val="single" w:sz="5" w:space="0" w:color="000000"/>
-              <w:bottom w:val="single" w:sz="5" w:space="0" w:color="000000"/>
-              <w:right w:val="single" w:sz="5" w:space="0" w:color="000000"/>
-            </w:tcBorders>
-            <w:tcMar>
-              <w:top w:w="20" w:type="dxa"/>
-              <w:left w:w="100" w:type="dxa"/>
-              <w:bottom w:w="20" w:type="dxa"/>
-              <w:right w:w="100" w:type="dxa"/>
-            </w:tcMar>
-            <w:vAlign w:val="center"/>
-          </w:tcPr>
-          <w:p>
-            <w:pPr>
-              <w:spacing w:after="0" w:line="240" w:lineRule="auto"/>
-              <w:jc w:val="center"/>
-              <w:rPr>
-                <w:rFonts w:ascii="Arial" w:eastAsia="Arial" w:hAnsi="Arial" w:cs="Arial"/>
-                <w:b/>
-                <w:bCs/>
-                <w:sz w:val="14"/>
-                <w:szCs w:val="14"/>
-              </w:rPr>
-            </w:pPr>
-            <w:r>
-              <w:rPr>
-                <w:rFonts w:ascii="Arial" w:eastAsia="Arial" w:hAnsi="Arial" w:cs="Arial"/>
-                <w:b/>
-                <w:bCs/>
-                <w:sz w:val="14"/>
-                <w:szCs w:val="14"/>
+            <w:tcW w:type="dxa" w:w="2500"/>
+          </w:tcPr>
+          <w:p>
+            <w:pPr>
+              <w:spacing w:after="60" w:before="60" w:line="240" w:lineRule="auto"/>
+              <w:jc w:val="left"/>
+            </w:pPr>
+            <w:r>
+              <w:rPr>
+                <w:rFonts w:ascii="Arial" w:hAnsi="Arial"/>
+                <w:sz w:val="14"/>
+              </w:rPr>
+              <w:t>A6 Seguridad y despliegue</w:t>
+            </w:r>
+          </w:p>
+        </w:tc>
+        <w:tc>
+          <w:tcPr>
+            <w:tcW w:type="dxa" w:w="450"/>
+          </w:tcPr>
+          <w:p>
+            <w:pPr>
+              <w:spacing w:after="60" w:before="60" w:line="240" w:lineRule="auto"/>
+              <w:jc w:val="center"/>
+            </w:pPr>
+            <w:r>
+              <w:rPr>
+                <w:rFonts w:ascii="Arial" w:hAnsi="Arial"/>
+                <w:sz w:val="14"/>
+              </w:rPr>
+            </w:r>
+          </w:p>
+        </w:tc>
+        <w:tc>
+          <w:tcPr>
+            <w:tcW w:type="dxa" w:w="450"/>
+          </w:tcPr>
+          <w:p>
+            <w:pPr>
+              <w:spacing w:after="60" w:before="60" w:line="240" w:lineRule="auto"/>
+              <w:jc w:val="center"/>
+            </w:pPr>
+            <w:r>
+              <w:rPr>
+                <w:rFonts w:ascii="Arial" w:hAnsi="Arial"/>
+                <w:sz w:val="14"/>
               </w:rPr>
               <w:t>X</w:t>
             </w:r>
@@ -10001,40 +7548,17 @@
         </w:tc>
         <w:tc>
           <w:tcPr>
-            <w:tcW w:w="523" w:type="dxa"/>
-            <w:tcBorders>
-              <w:top w:val="single" w:sz="5" w:space="0" w:color="000000"/>
-              <w:left w:val="single" w:sz="5" w:space="0" w:color="000000"/>
-              <w:bottom w:val="single" w:sz="5" w:space="0" w:color="000000"/>
-              <w:right w:val="single" w:sz="5" w:space="0" w:color="000000"/>
-            </w:tcBorders>
-            <w:tcMar>
-              <w:top w:w="20" w:type="dxa"/>
-              <w:left w:w="100" w:type="dxa"/>
-              <w:bottom w:w="20" w:type="dxa"/>
-              <w:right w:w="100" w:type="dxa"/>
-            </w:tcMar>
-            <w:vAlign w:val="center"/>
-          </w:tcPr>
-          <w:p>
-            <w:pPr>
-              <w:spacing w:after="0" w:line="240" w:lineRule="auto"/>
-              <w:jc w:val="center"/>
-              <w:rPr>
-                <w:rFonts w:ascii="Arial" w:eastAsia="Arial" w:hAnsi="Arial" w:cs="Arial"/>
-                <w:b/>
-                <w:bCs/>
-                <w:sz w:val="14"/>
-                <w:szCs w:val="14"/>
-              </w:rPr>
-            </w:pPr>
-            <w:r>
-              <w:rPr>
-                <w:rFonts w:ascii="Arial" w:eastAsia="Arial" w:hAnsi="Arial" w:cs="Arial"/>
-                <w:b/>
-                <w:bCs/>
-                <w:sz w:val="14"/>
-                <w:szCs w:val="14"/>
+            <w:tcW w:type="dxa" w:w="450"/>
+          </w:tcPr>
+          <w:p>
+            <w:pPr>
+              <w:spacing w:after="60" w:before="60" w:line="240" w:lineRule="auto"/>
+              <w:jc w:val="center"/>
+            </w:pPr>
+            <w:r>
+              <w:rPr>
+                <w:rFonts w:ascii="Arial" w:hAnsi="Arial"/>
+                <w:sz w:val="14"/>
               </w:rPr>
               <w:t>X</w:t>
             </w:r>
@@ -10042,40 +7566,17 @@
         </w:tc>
         <w:tc>
           <w:tcPr>
-            <w:tcW w:w="523" w:type="dxa"/>
-            <w:tcBorders>
-              <w:top w:val="single" w:sz="5" w:space="0" w:color="000000"/>
-              <w:left w:val="single" w:sz="5" w:space="0" w:color="000000"/>
-              <w:bottom w:val="single" w:sz="5" w:space="0" w:color="000000"/>
-              <w:right w:val="single" w:sz="5" w:space="0" w:color="000000"/>
-            </w:tcBorders>
-            <w:tcMar>
-              <w:top w:w="20" w:type="dxa"/>
-              <w:left w:w="100" w:type="dxa"/>
-              <w:bottom w:w="20" w:type="dxa"/>
-              <w:right w:w="100" w:type="dxa"/>
-            </w:tcMar>
-            <w:vAlign w:val="center"/>
-          </w:tcPr>
-          <w:p>
-            <w:pPr>
-              <w:spacing w:after="0" w:line="240" w:lineRule="auto"/>
-              <w:jc w:val="center"/>
-              <w:rPr>
-                <w:rFonts w:ascii="Arial" w:eastAsia="Arial" w:hAnsi="Arial" w:cs="Arial"/>
-                <w:b/>
-                <w:bCs/>
-                <w:sz w:val="14"/>
-                <w:szCs w:val="14"/>
-              </w:rPr>
-            </w:pPr>
-            <w:r>
-              <w:rPr>
-                <w:rFonts w:ascii="Arial" w:eastAsia="Arial" w:hAnsi="Arial" w:cs="Arial"/>
-                <w:b/>
-                <w:bCs/>
-                <w:sz w:val="14"/>
-                <w:szCs w:val="14"/>
+            <w:tcW w:type="dxa" w:w="450"/>
+          </w:tcPr>
+          <w:p>
+            <w:pPr>
+              <w:spacing w:after="60" w:before="60" w:line="240" w:lineRule="auto"/>
+              <w:jc w:val="center"/>
+            </w:pPr>
+            <w:r>
+              <w:rPr>
+                <w:rFonts w:ascii="Arial" w:hAnsi="Arial"/>
+                <w:sz w:val="14"/>
               </w:rPr>
               <w:t>X</w:t>
             </w:r>
@@ -10083,40 +7584,17 @@
         </w:tc>
         <w:tc>
           <w:tcPr>
-            <w:tcW w:w="523" w:type="dxa"/>
-            <w:tcBorders>
-              <w:top w:val="single" w:sz="5" w:space="0" w:color="000000"/>
-              <w:left w:val="single" w:sz="5" w:space="0" w:color="000000"/>
-              <w:bottom w:val="single" w:sz="5" w:space="0" w:color="000000"/>
-              <w:right w:val="single" w:sz="5" w:space="0" w:color="000000"/>
-            </w:tcBorders>
-            <w:tcMar>
-              <w:top w:w="20" w:type="dxa"/>
-              <w:left w:w="100" w:type="dxa"/>
-              <w:bottom w:w="20" w:type="dxa"/>
-              <w:right w:w="100" w:type="dxa"/>
-            </w:tcMar>
-            <w:vAlign w:val="center"/>
-          </w:tcPr>
-          <w:p>
-            <w:pPr>
-              <w:spacing w:after="0" w:line="240" w:lineRule="auto"/>
-              <w:jc w:val="center"/>
-              <w:rPr>
-                <w:rFonts w:ascii="Arial" w:eastAsia="Arial" w:hAnsi="Arial" w:cs="Arial"/>
-                <w:b/>
-                <w:bCs/>
-                <w:sz w:val="14"/>
-                <w:szCs w:val="14"/>
-              </w:rPr>
-            </w:pPr>
-            <w:r>
-              <w:rPr>
-                <w:rFonts w:ascii="Arial" w:eastAsia="Arial" w:hAnsi="Arial" w:cs="Arial"/>
-                <w:b/>
-                <w:bCs/>
-                <w:sz w:val="14"/>
-                <w:szCs w:val="14"/>
+            <w:tcW w:type="dxa" w:w="450"/>
+          </w:tcPr>
+          <w:p>
+            <w:pPr>
+              <w:spacing w:after="60" w:before="60" w:line="240" w:lineRule="auto"/>
+              <w:jc w:val="center"/>
+            </w:pPr>
+            <w:r>
+              <w:rPr>
+                <w:rFonts w:ascii="Arial" w:hAnsi="Arial"/>
+                <w:sz w:val="14"/>
               </w:rPr>
               <w:t>X</w:t>
             </w:r>
@@ -10124,40 +7602,17 @@
         </w:tc>
         <w:tc>
           <w:tcPr>
-            <w:tcW w:w="523" w:type="dxa"/>
-            <w:tcBorders>
-              <w:top w:val="single" w:sz="5" w:space="0" w:color="000000"/>
-              <w:left w:val="single" w:sz="5" w:space="0" w:color="000000"/>
-              <w:bottom w:val="single" w:sz="5" w:space="0" w:color="000000"/>
-              <w:right w:val="single" w:sz="5" w:space="0" w:color="000000"/>
-            </w:tcBorders>
-            <w:tcMar>
-              <w:top w:w="20" w:type="dxa"/>
-              <w:left w:w="100" w:type="dxa"/>
-              <w:bottom w:w="20" w:type="dxa"/>
-              <w:right w:w="100" w:type="dxa"/>
-            </w:tcMar>
-            <w:vAlign w:val="center"/>
-          </w:tcPr>
-          <w:p>
-            <w:pPr>
-              <w:spacing w:after="0" w:line="240" w:lineRule="auto"/>
-              <w:jc w:val="center"/>
-              <w:rPr>
-                <w:rFonts w:ascii="Arial" w:eastAsia="Arial" w:hAnsi="Arial" w:cs="Arial"/>
-                <w:b/>
-                <w:bCs/>
-                <w:sz w:val="14"/>
-                <w:szCs w:val="14"/>
-              </w:rPr>
-            </w:pPr>
-            <w:r>
-              <w:rPr>
-                <w:rFonts w:ascii="Arial" w:eastAsia="Arial" w:hAnsi="Arial" w:cs="Arial"/>
-                <w:b/>
-                <w:bCs/>
-                <w:sz w:val="14"/>
-                <w:szCs w:val="14"/>
+            <w:tcW w:type="dxa" w:w="450"/>
+          </w:tcPr>
+          <w:p>
+            <w:pPr>
+              <w:spacing w:after="60" w:before="60" w:line="240" w:lineRule="auto"/>
+              <w:jc w:val="center"/>
+            </w:pPr>
+            <w:r>
+              <w:rPr>
+                <w:rFonts w:ascii="Arial" w:hAnsi="Arial"/>
+                <w:sz w:val="14"/>
               </w:rPr>
               <w:t>X</w:t>
             </w:r>
@@ -10165,40 +7620,17 @@
         </w:tc>
         <w:tc>
           <w:tcPr>
-            <w:tcW w:w="525" w:type="dxa"/>
-            <w:tcBorders>
-              <w:top w:val="single" w:sz="5" w:space="0" w:color="000000"/>
-              <w:left w:val="single" w:sz="5" w:space="0" w:color="000000"/>
-              <w:bottom w:val="single" w:sz="5" w:space="0" w:color="000000"/>
-              <w:right w:val="single" w:sz="5" w:space="0" w:color="000000"/>
-            </w:tcBorders>
-            <w:tcMar>
-              <w:top w:w="20" w:type="dxa"/>
-              <w:left w:w="100" w:type="dxa"/>
-              <w:bottom w:w="20" w:type="dxa"/>
-              <w:right w:w="100" w:type="dxa"/>
-            </w:tcMar>
-            <w:vAlign w:val="center"/>
-          </w:tcPr>
-          <w:p>
-            <w:pPr>
-              <w:spacing w:after="0" w:line="240" w:lineRule="auto"/>
-              <w:jc w:val="center"/>
-              <w:rPr>
-                <w:rFonts w:ascii="Arial" w:eastAsia="Arial" w:hAnsi="Arial" w:cs="Arial"/>
-                <w:b/>
-                <w:bCs/>
-                <w:sz w:val="14"/>
-                <w:szCs w:val="14"/>
-              </w:rPr>
-            </w:pPr>
-            <w:r>
-              <w:rPr>
-                <w:rFonts w:ascii="Arial" w:eastAsia="Arial" w:hAnsi="Arial" w:cs="Arial"/>
-                <w:b/>
-                <w:bCs/>
-                <w:sz w:val="14"/>
-                <w:szCs w:val="14"/>
+            <w:tcW w:type="dxa" w:w="450"/>
+          </w:tcPr>
+          <w:p>
+            <w:pPr>
+              <w:spacing w:after="60" w:before="60" w:line="240" w:lineRule="auto"/>
+              <w:jc w:val="center"/>
+            </w:pPr>
+            <w:r>
+              <w:rPr>
+                <w:rFonts w:ascii="Arial" w:hAnsi="Arial"/>
+                <w:sz w:val="14"/>
               </w:rPr>
               <w:t>X</w:t>
             </w:r>
@@ -10206,40 +7638,17 @@
         </w:tc>
         <w:tc>
           <w:tcPr>
-            <w:tcW w:w="525" w:type="dxa"/>
-            <w:tcBorders>
-              <w:top w:val="single" w:sz="5" w:space="0" w:color="000000"/>
-              <w:left w:val="single" w:sz="5" w:space="0" w:color="000000"/>
-              <w:bottom w:val="single" w:sz="5" w:space="0" w:color="000000"/>
-              <w:right w:val="single" w:sz="5" w:space="0" w:color="000000"/>
-            </w:tcBorders>
-            <w:tcMar>
-              <w:top w:w="20" w:type="dxa"/>
-              <w:left w:w="100" w:type="dxa"/>
-              <w:bottom w:w="20" w:type="dxa"/>
-              <w:right w:w="100" w:type="dxa"/>
-            </w:tcMar>
-            <w:vAlign w:val="center"/>
-          </w:tcPr>
-          <w:p>
-            <w:pPr>
-              <w:spacing w:after="0" w:line="240" w:lineRule="auto"/>
-              <w:jc w:val="center"/>
-              <w:rPr>
-                <w:rFonts w:ascii="Arial" w:eastAsia="Arial" w:hAnsi="Arial" w:cs="Arial"/>
-                <w:b/>
-                <w:bCs/>
-                <w:sz w:val="14"/>
-                <w:szCs w:val="14"/>
-              </w:rPr>
-            </w:pPr>
-            <w:r>
-              <w:rPr>
-                <w:rFonts w:ascii="Arial" w:eastAsia="Arial" w:hAnsi="Arial" w:cs="Arial"/>
-                <w:b/>
-                <w:bCs/>
-                <w:sz w:val="14"/>
-                <w:szCs w:val="14"/>
+            <w:tcW w:type="dxa" w:w="450"/>
+          </w:tcPr>
+          <w:p>
+            <w:pPr>
+              <w:spacing w:after="60" w:before="60" w:line="240" w:lineRule="auto"/>
+              <w:jc w:val="center"/>
+            </w:pPr>
+            <w:r>
+              <w:rPr>
+                <w:rFonts w:ascii="Arial" w:hAnsi="Arial"/>
+                <w:sz w:val="14"/>
               </w:rPr>
               <w:t>X</w:t>
             </w:r>
@@ -10247,40 +7656,17 @@
         </w:tc>
         <w:tc>
           <w:tcPr>
-            <w:tcW w:w="525" w:type="dxa"/>
-            <w:tcBorders>
-              <w:top w:val="single" w:sz="5" w:space="0" w:color="000000"/>
-              <w:left w:val="single" w:sz="5" w:space="0" w:color="000000"/>
-              <w:bottom w:val="single" w:sz="5" w:space="0" w:color="000000"/>
-              <w:right w:val="single" w:sz="5" w:space="0" w:color="000000"/>
-            </w:tcBorders>
-            <w:tcMar>
-              <w:top w:w="20" w:type="dxa"/>
-              <w:left w:w="100" w:type="dxa"/>
-              <w:bottom w:w="20" w:type="dxa"/>
-              <w:right w:w="100" w:type="dxa"/>
-            </w:tcMar>
-            <w:vAlign w:val="center"/>
-          </w:tcPr>
-          <w:p>
-            <w:pPr>
-              <w:spacing w:after="0" w:line="240" w:lineRule="auto"/>
-              <w:jc w:val="center"/>
-              <w:rPr>
-                <w:rFonts w:ascii="Arial" w:eastAsia="Arial" w:hAnsi="Arial" w:cs="Arial"/>
-                <w:b/>
-                <w:bCs/>
-                <w:sz w:val="14"/>
-                <w:szCs w:val="14"/>
-              </w:rPr>
-            </w:pPr>
-            <w:r>
-              <w:rPr>
-                <w:rFonts w:ascii="Arial" w:eastAsia="Arial" w:hAnsi="Arial" w:cs="Arial"/>
-                <w:b/>
-                <w:bCs/>
-                <w:sz w:val="14"/>
-                <w:szCs w:val="14"/>
+            <w:tcW w:type="dxa" w:w="450"/>
+          </w:tcPr>
+          <w:p>
+            <w:pPr>
+              <w:spacing w:after="60" w:before="60" w:line="240" w:lineRule="auto"/>
+              <w:jc w:val="center"/>
+            </w:pPr>
+            <w:r>
+              <w:rPr>
+                <w:rFonts w:ascii="Arial" w:hAnsi="Arial"/>
+                <w:sz w:val="14"/>
               </w:rPr>
               <w:t>X</w:t>
             </w:r>
@@ -10288,269 +7674,235 @@
         </w:tc>
         <w:tc>
           <w:tcPr>
-            <w:tcW w:w="518" w:type="dxa"/>
-            <w:tcBorders>
-              <w:top w:val="single" w:sz="4" w:space="0" w:color="000000"/>
-              <w:left w:val="single" w:sz="5" w:space="0" w:color="000000"/>
-              <w:bottom w:val="single" w:sz="5" w:space="0" w:color="000000"/>
-              <w:right w:val="single" w:sz="4" w:space="0" w:color="000000"/>
-            </w:tcBorders>
-          </w:tcPr>
-          <w:p>
-            <w:pPr>
-              <w:widowControl w:val="0"/>
-              <w:pBdr>
-                <w:top w:val="nil"/>
-                <w:left w:val="nil"/>
-                <w:bottom w:val="nil"/>
-                <w:right w:val="nil"/>
-                <w:between w:val="nil"/>
-              </w:pBdr>
-              <w:spacing w:after="0" w:line="276" w:lineRule="auto"/>
-              <w:rPr>
-                <w:b/>
-                <w:bCs/>
-                <w:sz w:val="16"/>
-                <w:szCs w:val="16"/>
-              </w:rPr>
-            </w:pPr>
-          </w:p>
-        </w:tc>
-        <w:tc>
-          <w:tcPr>
-            <w:tcW w:w="525" w:type="dxa"/>
-            <w:tcBorders>
-              <w:top w:val="single" w:sz="4" w:space="0" w:color="000000"/>
-              <w:left w:val="single" w:sz="4" w:space="0" w:color="000000"/>
-              <w:bottom w:val="single" w:sz="4" w:space="0" w:color="000000"/>
-              <w:right w:val="single" w:sz="4" w:space="0" w:color="000000"/>
-            </w:tcBorders>
-          </w:tcPr>
-          <w:p>
-            <w:pPr>
-              <w:spacing w:line="360" w:lineRule="auto"/>
-              <w:jc w:val="both"/>
-              <w:rPr>
-                <w:b/>
-                <w:bCs/>
-                <w:sz w:val="16"/>
-                <w:szCs w:val="16"/>
-              </w:rPr>
-            </w:pPr>
-          </w:p>
-        </w:tc>
-        <w:tc>
-          <w:tcPr>
-            <w:tcW w:w="525" w:type="dxa"/>
-            <w:tcBorders>
-              <w:top w:val="single" w:sz="4" w:space="0" w:color="000000"/>
-              <w:left w:val="single" w:sz="4" w:space="0" w:color="000000"/>
-              <w:bottom w:val="single" w:sz="4" w:space="0" w:color="000000"/>
-              <w:right w:val="single" w:sz="4" w:space="0" w:color="000000"/>
-            </w:tcBorders>
-          </w:tcPr>
-          <w:p>
-            <w:pPr>
-              <w:spacing w:line="360" w:lineRule="auto"/>
-              <w:jc w:val="both"/>
-              <w:rPr>
-                <w:b/>
-                <w:bCs/>
-                <w:sz w:val="16"/>
-                <w:szCs w:val="16"/>
-              </w:rPr>
-            </w:pPr>
+            <w:tcW w:type="dxa" w:w="450"/>
+          </w:tcPr>
+          <w:p>
+            <w:pPr>
+              <w:spacing w:after="60" w:before="60" w:line="240" w:lineRule="auto"/>
+              <w:jc w:val="center"/>
+            </w:pPr>
+            <w:r>
+              <w:rPr>
+                <w:rFonts w:ascii="Arial" w:hAnsi="Arial"/>
+                <w:sz w:val="14"/>
+              </w:rPr>
+              <w:t>X</w:t>
+            </w:r>
+          </w:p>
+        </w:tc>
+        <w:tc>
+          <w:tcPr>
+            <w:tcW w:type="dxa" w:w="450"/>
+          </w:tcPr>
+          <w:p>
+            <w:pPr>
+              <w:spacing w:after="60" w:before="60" w:line="240" w:lineRule="auto"/>
+              <w:jc w:val="center"/>
+            </w:pPr>
+            <w:r>
+              <w:rPr>
+                <w:rFonts w:ascii="Arial" w:hAnsi="Arial"/>
+                <w:sz w:val="14"/>
+              </w:rPr>
+              <w:t>X</w:t>
+            </w:r>
+          </w:p>
+        </w:tc>
+        <w:tc>
+          <w:tcPr>
+            <w:tcW w:type="dxa" w:w="450"/>
+          </w:tcPr>
+          <w:p>
+            <w:pPr>
+              <w:spacing w:after="60" w:before="60" w:line="240" w:lineRule="auto"/>
+              <w:jc w:val="center"/>
+            </w:pPr>
+            <w:r>
+              <w:rPr>
+                <w:rFonts w:ascii="Arial" w:hAnsi="Arial"/>
+                <w:sz w:val="14"/>
+              </w:rPr>
+              <w:t>X</w:t>
+            </w:r>
+          </w:p>
+        </w:tc>
+        <w:tc>
+          <w:tcPr>
+            <w:tcW w:type="dxa" w:w="450"/>
+          </w:tcPr>
+          <w:p>
+            <w:pPr>
+              <w:spacing w:after="60" w:before="60" w:line="240" w:lineRule="auto"/>
+              <w:jc w:val="center"/>
+            </w:pPr>
+            <w:r>
+              <w:rPr>
+                <w:rFonts w:ascii="Arial" w:hAnsi="Arial"/>
+                <w:sz w:val="14"/>
+              </w:rPr>
+              <w:t>X</w:t>
+            </w:r>
+          </w:p>
+        </w:tc>
+        <w:tc>
+          <w:tcPr>
+            <w:tcW w:type="dxa" w:w="450"/>
+          </w:tcPr>
+          <w:p>
+            <w:pPr>
+              <w:spacing w:after="60" w:before="60" w:line="240" w:lineRule="auto"/>
+              <w:jc w:val="center"/>
+            </w:pPr>
+            <w:r>
+              <w:rPr>
+                <w:rFonts w:ascii="Arial" w:hAnsi="Arial"/>
+                <w:sz w:val="14"/>
+              </w:rPr>
+              <w:t>X</w:t>
+            </w:r>
+          </w:p>
+        </w:tc>
+        <w:tc>
+          <w:tcPr>
+            <w:tcW w:type="dxa" w:w="450"/>
+          </w:tcPr>
+          <w:p>
+            <w:pPr>
+              <w:spacing w:after="60" w:before="60" w:line="240" w:lineRule="auto"/>
+              <w:jc w:val="center"/>
+            </w:pPr>
+            <w:r>
+              <w:rPr>
+                <w:rFonts w:ascii="Arial" w:hAnsi="Arial"/>
+                <w:sz w:val="14"/>
+              </w:rPr>
+              <w:t>X</w:t>
+            </w:r>
+          </w:p>
+        </w:tc>
+        <w:tc>
+          <w:tcPr>
+            <w:tcW w:type="dxa" w:w="450"/>
+          </w:tcPr>
+          <w:p>
+            <w:pPr>
+              <w:spacing w:after="60" w:before="60" w:line="240" w:lineRule="auto"/>
+              <w:jc w:val="center"/>
+            </w:pPr>
+            <w:r>
+              <w:rPr>
+                <w:rFonts w:ascii="Arial" w:hAnsi="Arial"/>
+                <w:sz w:val="14"/>
+              </w:rPr>
+              <w:t>X</w:t>
+            </w:r>
+          </w:p>
+        </w:tc>
+        <w:tc>
+          <w:tcPr>
+            <w:tcW w:type="dxa" w:w="450"/>
+          </w:tcPr>
+          <w:p>
+            <w:pPr>
+              <w:spacing w:after="60" w:before="60" w:line="240" w:lineRule="auto"/>
+              <w:jc w:val="center"/>
+            </w:pPr>
+            <w:r>
+              <w:rPr>
+                <w:rFonts w:ascii="Arial" w:hAnsi="Arial"/>
+                <w:sz w:val="14"/>
+              </w:rPr>
+              <w:t>X</w:t>
+            </w:r>
+          </w:p>
+        </w:tc>
+        <w:tc>
+          <w:tcPr>
+            <w:tcW w:type="dxa" w:w="450"/>
+          </w:tcPr>
+          <w:p>
+            <w:pPr>
+              <w:spacing w:after="60" w:before="60" w:line="240" w:lineRule="auto"/>
+              <w:jc w:val="center"/>
+            </w:pPr>
+            <w:r>
+              <w:rPr>
+                <w:rFonts w:ascii="Arial" w:hAnsi="Arial"/>
+                <w:sz w:val="14"/>
+              </w:rPr>
+            </w:r>
           </w:p>
         </w:tc>
       </w:tr>
       <w:tr>
         <w:trPr>
-          <w:gridAfter w:val="1"/>
-          <w:trHeight w:val="294"/>
+          <w:cantSplit/>
         </w:trPr>
         <w:tc>
           <w:tcPr>
-            <w:tcW w:w="1351" w:type="dxa"/>
-            <w:tcBorders>
-              <w:top w:val="single" w:sz="4" w:space="0" w:color="000000"/>
-              <w:left w:val="single" w:sz="4" w:space="0" w:color="000000"/>
-              <w:bottom w:val="single" w:sz="4" w:space="0" w:color="000000"/>
-              <w:right w:val="single" w:sz="4" w:space="0" w:color="000000"/>
-            </w:tcBorders>
-          </w:tcPr>
-          <w:p>
-            <w:pPr>
-              <w:spacing w:line="360" w:lineRule="auto"/>
-              <w:jc w:val="both"/>
-              <w:rPr>
-                <w:b/>
-                <w:bCs/>
-                <w:sz w:val="16"/>
-                <w:szCs w:val="16"/>
-              </w:rPr>
-            </w:pPr>
-            <w:r>
-              <w:rPr>
-                <w:b/>
-                <w:bCs/>
-                <w:sz w:val="16"/>
-                <w:szCs w:val="16"/>
-              </w:rPr>
-              <w:t>Pruebas y coordinación de calidad</w:t>
-            </w:r>
-          </w:p>
-        </w:tc>
-        <w:tc>
-          <w:tcPr>
-            <w:tcW w:w="536" w:type="dxa"/>
-            <w:tcBorders>
-              <w:top w:val="single" w:sz="4" w:space="0" w:color="000000"/>
-              <w:left w:val="single" w:sz="4" w:space="0" w:color="000000"/>
-              <w:bottom w:val="single" w:sz="5" w:space="0" w:color="000000"/>
-              <w:right w:val="single" w:sz="4" w:space="0" w:color="000000"/>
-            </w:tcBorders>
-          </w:tcPr>
-          <w:p>
-            <w:pPr>
-              <w:spacing w:line="360" w:lineRule="auto"/>
-              <w:jc w:val="both"/>
-              <w:rPr>
-                <w:b/>
-                <w:bCs/>
-                <w:sz w:val="16"/>
-                <w:szCs w:val="16"/>
-              </w:rPr>
-            </w:pPr>
-          </w:p>
-        </w:tc>
-        <w:tc>
-          <w:tcPr>
-            <w:tcW w:w="522" w:type="dxa"/>
-            <w:tcBorders>
-              <w:top w:val="single" w:sz="4" w:space="0" w:color="000000"/>
-              <w:left w:val="single" w:sz="4" w:space="0" w:color="000000"/>
-              <w:bottom w:val="single" w:sz="5" w:space="0" w:color="000000"/>
-              <w:right w:val="single" w:sz="4" w:space="0" w:color="000000"/>
-            </w:tcBorders>
-          </w:tcPr>
-          <w:p>
-            <w:pPr>
-              <w:spacing w:line="360" w:lineRule="auto"/>
-              <w:jc w:val="both"/>
-              <w:rPr>
-                <w:b/>
-                <w:bCs/>
-                <w:sz w:val="16"/>
-                <w:szCs w:val="16"/>
-              </w:rPr>
-            </w:pPr>
-          </w:p>
-        </w:tc>
-        <w:tc>
-          <w:tcPr>
-            <w:tcW w:w="523" w:type="dxa"/>
-            <w:tcBorders>
-              <w:top w:val="single" w:sz="4" w:space="0" w:color="000000"/>
-              <w:left w:val="single" w:sz="4" w:space="0" w:color="000000"/>
-              <w:bottom w:val="single" w:sz="5" w:space="0" w:color="000000"/>
-              <w:right w:val="single" w:sz="4" w:space="0" w:color="000000"/>
-            </w:tcBorders>
-          </w:tcPr>
-          <w:p>
-            <w:pPr>
-              <w:spacing w:line="360" w:lineRule="auto"/>
-              <w:jc w:val="both"/>
-              <w:rPr>
-                <w:b/>
-                <w:bCs/>
-                <w:sz w:val="16"/>
-                <w:szCs w:val="16"/>
-              </w:rPr>
-            </w:pPr>
-          </w:p>
-        </w:tc>
-        <w:tc>
-          <w:tcPr>
-            <w:tcW w:w="526" w:type="dxa"/>
-            <w:tcBorders>
-              <w:top w:val="single" w:sz="4" w:space="0" w:color="000000"/>
-              <w:left w:val="single" w:sz="4" w:space="0" w:color="000000"/>
-              <w:bottom w:val="single" w:sz="5" w:space="0" w:color="000000"/>
-              <w:right w:val="single" w:sz="4" w:space="0" w:color="000000"/>
-            </w:tcBorders>
-          </w:tcPr>
-          <w:p>
-            <w:pPr>
-              <w:spacing w:line="360" w:lineRule="auto"/>
-              <w:jc w:val="both"/>
-              <w:rPr>
-                <w:b/>
-                <w:bCs/>
-                <w:sz w:val="16"/>
-                <w:szCs w:val="16"/>
-              </w:rPr>
-            </w:pPr>
-          </w:p>
-        </w:tc>
-        <w:tc>
-          <w:tcPr>
-            <w:tcW w:w="523" w:type="dxa"/>
-            <w:tcBorders>
-              <w:top w:val="single" w:sz="4" w:space="0" w:color="000000"/>
-              <w:left w:val="single" w:sz="4" w:space="0" w:color="000000"/>
-              <w:bottom w:val="single" w:sz="5" w:space="0" w:color="000000"/>
-              <w:right w:val="single" w:sz="5" w:space="0" w:color="000000"/>
-            </w:tcBorders>
-          </w:tcPr>
-          <w:p>
-            <w:pPr>
-              <w:spacing w:line="360" w:lineRule="auto"/>
-              <w:jc w:val="both"/>
-              <w:rPr>
-                <w:b/>
-                <w:bCs/>
-                <w:sz w:val="16"/>
-                <w:szCs w:val="16"/>
-              </w:rPr>
-            </w:pPr>
-          </w:p>
-        </w:tc>
-        <w:tc>
-          <w:tcPr>
-            <w:tcW w:w="523" w:type="dxa"/>
-            <w:tcBorders>
-              <w:top w:val="single" w:sz="5" w:space="0" w:color="000000"/>
-              <w:left w:val="single" w:sz="5" w:space="0" w:color="000000"/>
-              <w:bottom w:val="single" w:sz="5" w:space="0" w:color="000000"/>
-              <w:right w:val="single" w:sz="5" w:space="0" w:color="000000"/>
-            </w:tcBorders>
-            <w:tcMar>
-              <w:top w:w="20" w:type="dxa"/>
-              <w:left w:w="100" w:type="dxa"/>
-              <w:bottom w:w="20" w:type="dxa"/>
-              <w:right w:w="100" w:type="dxa"/>
-            </w:tcMar>
-            <w:vAlign w:val="center"/>
-          </w:tcPr>
-          <w:p>
-            <w:pPr>
-              <w:spacing w:after="0" w:line="240" w:lineRule="auto"/>
-              <w:jc w:val="center"/>
-              <w:rPr>
-                <w:rFonts w:ascii="Arial" w:eastAsia="Arial" w:hAnsi="Arial" w:cs="Arial"/>
-                <w:b/>
-                <w:bCs/>
-                <w:sz w:val="14"/>
-                <w:szCs w:val="14"/>
-              </w:rPr>
-            </w:pPr>
-            <w:r>
-              <w:rPr>
-                <w:rFonts w:ascii="Arial" w:eastAsia="Arial" w:hAnsi="Arial" w:cs="Arial"/>
-                <w:b/>
-                <w:bCs/>
-                <w:sz w:val="14"/>
-                <w:szCs w:val="14"/>
+            <w:tcW w:type="dxa" w:w="2500"/>
+          </w:tcPr>
+          <w:p>
+            <w:pPr>
+              <w:spacing w:after="60" w:before="60" w:line="240" w:lineRule="auto"/>
+              <w:jc w:val="left"/>
+            </w:pPr>
+            <w:r>
+              <w:rPr>
+                <w:rFonts w:ascii="Arial" w:hAnsi="Arial"/>
+                <w:sz w:val="14"/>
+              </w:rPr>
+              <w:t>A7 Pruebas y calidad</w:t>
+            </w:r>
+          </w:p>
+        </w:tc>
+        <w:tc>
+          <w:tcPr>
+            <w:tcW w:type="dxa" w:w="450"/>
+          </w:tcPr>
+          <w:p>
+            <w:pPr>
+              <w:spacing w:after="60" w:before="60" w:line="240" w:lineRule="auto"/>
+              <w:jc w:val="center"/>
+            </w:pPr>
+            <w:r>
+              <w:rPr>
+                <w:rFonts w:ascii="Arial" w:hAnsi="Arial"/>
+                <w:sz w:val="14"/>
+              </w:rPr>
+            </w:r>
+          </w:p>
+        </w:tc>
+        <w:tc>
+          <w:tcPr>
+            <w:tcW w:type="dxa" w:w="450"/>
+          </w:tcPr>
+          <w:p>
+            <w:pPr>
+              <w:spacing w:after="60" w:before="60" w:line="240" w:lineRule="auto"/>
+              <w:jc w:val="center"/>
+            </w:pPr>
+            <w:r>
+              <w:rPr>
+                <w:rFonts w:ascii="Arial" w:hAnsi="Arial"/>
+                <w:sz w:val="14"/>
+              </w:rPr>
+            </w:r>
+          </w:p>
+        </w:tc>
+        <w:tc>
+          <w:tcPr>
+            <w:tcW w:type="dxa" w:w="450"/>
+          </w:tcPr>
+          <w:p>
+            <w:pPr>
+              <w:spacing w:after="60" w:before="60" w:line="240" w:lineRule="auto"/>
+              <w:jc w:val="center"/>
+            </w:pPr>
+            <w:r>
+              <w:rPr>
+                <w:rFonts w:ascii="Arial" w:hAnsi="Arial"/>
+                <w:sz w:val="14"/>
               </w:rPr>
               <w:t>X</w:t>
             </w:r>
@@ -10558,40 +7910,17 @@
         </w:tc>
         <w:tc>
           <w:tcPr>
-            <w:tcW w:w="523" w:type="dxa"/>
-            <w:tcBorders>
-              <w:top w:val="single" w:sz="5" w:space="0" w:color="000000"/>
-              <w:left w:val="single" w:sz="5" w:space="0" w:color="000000"/>
-              <w:bottom w:val="single" w:sz="5" w:space="0" w:color="000000"/>
-              <w:right w:val="single" w:sz="5" w:space="0" w:color="000000"/>
-            </w:tcBorders>
-            <w:tcMar>
-              <w:top w:w="20" w:type="dxa"/>
-              <w:left w:w="100" w:type="dxa"/>
-              <w:bottom w:w="20" w:type="dxa"/>
-              <w:right w:w="100" w:type="dxa"/>
-            </w:tcMar>
-            <w:vAlign w:val="center"/>
-          </w:tcPr>
-          <w:p>
-            <w:pPr>
-              <w:spacing w:after="0" w:line="240" w:lineRule="auto"/>
-              <w:jc w:val="center"/>
-              <w:rPr>
-                <w:rFonts w:ascii="Arial" w:eastAsia="Arial" w:hAnsi="Arial" w:cs="Arial"/>
-                <w:b/>
-                <w:bCs/>
-                <w:sz w:val="14"/>
-                <w:szCs w:val="14"/>
-              </w:rPr>
-            </w:pPr>
-            <w:r>
-              <w:rPr>
-                <w:rFonts w:ascii="Arial" w:eastAsia="Arial" w:hAnsi="Arial" w:cs="Arial"/>
-                <w:b/>
-                <w:bCs/>
-                <w:sz w:val="14"/>
-                <w:szCs w:val="14"/>
+            <w:tcW w:type="dxa" w:w="450"/>
+          </w:tcPr>
+          <w:p>
+            <w:pPr>
+              <w:spacing w:after="60" w:before="60" w:line="240" w:lineRule="auto"/>
+              <w:jc w:val="center"/>
+            </w:pPr>
+            <w:r>
+              <w:rPr>
+                <w:rFonts w:ascii="Arial" w:hAnsi="Arial"/>
+                <w:sz w:val="14"/>
               </w:rPr>
               <w:t>X</w:t>
             </w:r>
@@ -10599,40 +7928,17 @@
         </w:tc>
         <w:tc>
           <w:tcPr>
-            <w:tcW w:w="523" w:type="dxa"/>
-            <w:tcBorders>
-              <w:top w:val="single" w:sz="5" w:space="0" w:color="000000"/>
-              <w:left w:val="single" w:sz="5" w:space="0" w:color="000000"/>
-              <w:bottom w:val="single" w:sz="5" w:space="0" w:color="000000"/>
-              <w:right w:val="single" w:sz="5" w:space="0" w:color="000000"/>
-            </w:tcBorders>
-            <w:tcMar>
-              <w:top w:w="20" w:type="dxa"/>
-              <w:left w:w="100" w:type="dxa"/>
-              <w:bottom w:w="20" w:type="dxa"/>
-              <w:right w:w="100" w:type="dxa"/>
-            </w:tcMar>
-            <w:vAlign w:val="center"/>
-          </w:tcPr>
-          <w:p>
-            <w:pPr>
-              <w:spacing w:after="0" w:line="240" w:lineRule="auto"/>
-              <w:jc w:val="center"/>
-              <w:rPr>
-                <w:rFonts w:ascii="Arial" w:eastAsia="Arial" w:hAnsi="Arial" w:cs="Arial"/>
-                <w:b/>
-                <w:bCs/>
-                <w:sz w:val="14"/>
-                <w:szCs w:val="14"/>
-              </w:rPr>
-            </w:pPr>
-            <w:r>
-              <w:rPr>
-                <w:rFonts w:ascii="Arial" w:eastAsia="Arial" w:hAnsi="Arial" w:cs="Arial"/>
-                <w:b/>
-                <w:bCs/>
-                <w:sz w:val="14"/>
-                <w:szCs w:val="14"/>
+            <w:tcW w:type="dxa" w:w="450"/>
+          </w:tcPr>
+          <w:p>
+            <w:pPr>
+              <w:spacing w:after="60" w:before="60" w:line="240" w:lineRule="auto"/>
+              <w:jc w:val="center"/>
+            </w:pPr>
+            <w:r>
+              <w:rPr>
+                <w:rFonts w:ascii="Arial" w:hAnsi="Arial"/>
+                <w:sz w:val="14"/>
               </w:rPr>
               <w:t>X</w:t>
             </w:r>
@@ -10640,40 +7946,17 @@
         </w:tc>
         <w:tc>
           <w:tcPr>
-            <w:tcW w:w="523" w:type="dxa"/>
-            <w:tcBorders>
-              <w:top w:val="single" w:sz="5" w:space="0" w:color="000000"/>
-              <w:left w:val="single" w:sz="5" w:space="0" w:color="000000"/>
-              <w:bottom w:val="single" w:sz="5" w:space="0" w:color="000000"/>
-              <w:right w:val="single" w:sz="5" w:space="0" w:color="000000"/>
-            </w:tcBorders>
-            <w:tcMar>
-              <w:top w:w="20" w:type="dxa"/>
-              <w:left w:w="100" w:type="dxa"/>
-              <w:bottom w:w="20" w:type="dxa"/>
-              <w:right w:w="100" w:type="dxa"/>
-            </w:tcMar>
-            <w:vAlign w:val="center"/>
-          </w:tcPr>
-          <w:p>
-            <w:pPr>
-              <w:spacing w:after="0" w:line="240" w:lineRule="auto"/>
-              <w:jc w:val="center"/>
-              <w:rPr>
-                <w:rFonts w:ascii="Arial" w:eastAsia="Arial" w:hAnsi="Arial" w:cs="Arial"/>
-                <w:b/>
-                <w:bCs/>
-                <w:sz w:val="14"/>
-                <w:szCs w:val="14"/>
-              </w:rPr>
-            </w:pPr>
-            <w:r>
-              <w:rPr>
-                <w:rFonts w:ascii="Arial" w:eastAsia="Arial" w:hAnsi="Arial" w:cs="Arial"/>
-                <w:b/>
-                <w:bCs/>
-                <w:sz w:val="14"/>
-                <w:szCs w:val="14"/>
+            <w:tcW w:type="dxa" w:w="450"/>
+          </w:tcPr>
+          <w:p>
+            <w:pPr>
+              <w:spacing w:after="60" w:before="60" w:line="240" w:lineRule="auto"/>
+              <w:jc w:val="center"/>
+            </w:pPr>
+            <w:r>
+              <w:rPr>
+                <w:rFonts w:ascii="Arial" w:hAnsi="Arial"/>
+                <w:sz w:val="14"/>
               </w:rPr>
               <w:t>X</w:t>
             </w:r>
@@ -10681,40 +7964,17 @@
         </w:tc>
         <w:tc>
           <w:tcPr>
-            <w:tcW w:w="523" w:type="dxa"/>
-            <w:tcBorders>
-              <w:top w:val="single" w:sz="5" w:space="0" w:color="000000"/>
-              <w:left w:val="single" w:sz="5" w:space="0" w:color="000000"/>
-              <w:bottom w:val="single" w:sz="5" w:space="0" w:color="000000"/>
-              <w:right w:val="single" w:sz="5" w:space="0" w:color="000000"/>
-            </w:tcBorders>
-            <w:tcMar>
-              <w:top w:w="20" w:type="dxa"/>
-              <w:left w:w="100" w:type="dxa"/>
-              <w:bottom w:w="20" w:type="dxa"/>
-              <w:right w:w="100" w:type="dxa"/>
-            </w:tcMar>
-            <w:vAlign w:val="center"/>
-          </w:tcPr>
-          <w:p>
-            <w:pPr>
-              <w:spacing w:after="0" w:line="240" w:lineRule="auto"/>
-              <w:jc w:val="center"/>
-              <w:rPr>
-                <w:rFonts w:ascii="Arial" w:eastAsia="Arial" w:hAnsi="Arial" w:cs="Arial"/>
-                <w:b/>
-                <w:bCs/>
-                <w:sz w:val="14"/>
-                <w:szCs w:val="14"/>
-              </w:rPr>
-            </w:pPr>
-            <w:r>
-              <w:rPr>
-                <w:rFonts w:ascii="Arial" w:eastAsia="Arial" w:hAnsi="Arial" w:cs="Arial"/>
-                <w:b/>
-                <w:bCs/>
-                <w:sz w:val="14"/>
-                <w:szCs w:val="14"/>
+            <w:tcW w:type="dxa" w:w="450"/>
+          </w:tcPr>
+          <w:p>
+            <w:pPr>
+              <w:spacing w:after="60" w:before="60" w:line="240" w:lineRule="auto"/>
+              <w:jc w:val="center"/>
+            </w:pPr>
+            <w:r>
+              <w:rPr>
+                <w:rFonts w:ascii="Arial" w:hAnsi="Arial"/>
+                <w:sz w:val="14"/>
               </w:rPr>
               <w:t>X</w:t>
             </w:r>
@@ -10722,40 +7982,17 @@
         </w:tc>
         <w:tc>
           <w:tcPr>
-            <w:tcW w:w="523" w:type="dxa"/>
-            <w:tcBorders>
-              <w:top w:val="single" w:sz="5" w:space="0" w:color="000000"/>
-              <w:left w:val="single" w:sz="5" w:space="0" w:color="000000"/>
-              <w:bottom w:val="single" w:sz="5" w:space="0" w:color="000000"/>
-              <w:right w:val="single" w:sz="5" w:space="0" w:color="000000"/>
-            </w:tcBorders>
-            <w:tcMar>
-              <w:top w:w="20" w:type="dxa"/>
-              <w:left w:w="100" w:type="dxa"/>
-              <w:bottom w:w="20" w:type="dxa"/>
-              <w:right w:w="100" w:type="dxa"/>
-            </w:tcMar>
-            <w:vAlign w:val="center"/>
-          </w:tcPr>
-          <w:p>
-            <w:pPr>
-              <w:spacing w:after="0" w:line="240" w:lineRule="auto"/>
-              <w:jc w:val="center"/>
-              <w:rPr>
-                <w:rFonts w:ascii="Arial" w:eastAsia="Arial" w:hAnsi="Arial" w:cs="Arial"/>
-                <w:b/>
-                <w:bCs/>
-                <w:sz w:val="14"/>
-                <w:szCs w:val="14"/>
-              </w:rPr>
-            </w:pPr>
-            <w:r>
-              <w:rPr>
-                <w:rFonts w:ascii="Arial" w:eastAsia="Arial" w:hAnsi="Arial" w:cs="Arial"/>
-                <w:b/>
-                <w:bCs/>
-                <w:sz w:val="14"/>
-                <w:szCs w:val="14"/>
+            <w:tcW w:type="dxa" w:w="450"/>
+          </w:tcPr>
+          <w:p>
+            <w:pPr>
+              <w:spacing w:after="60" w:before="60" w:line="240" w:lineRule="auto"/>
+              <w:jc w:val="center"/>
+            </w:pPr>
+            <w:r>
+              <w:rPr>
+                <w:rFonts w:ascii="Arial" w:hAnsi="Arial"/>
+                <w:sz w:val="14"/>
               </w:rPr>
               <w:t>X</w:t>
             </w:r>
@@ -10763,40 +8000,17 @@
         </w:tc>
         <w:tc>
           <w:tcPr>
-            <w:tcW w:w="523" w:type="dxa"/>
-            <w:tcBorders>
-              <w:top w:val="single" w:sz="5" w:space="0" w:color="000000"/>
-              <w:left w:val="single" w:sz="5" w:space="0" w:color="000000"/>
-              <w:bottom w:val="single" w:sz="5" w:space="0" w:color="000000"/>
-              <w:right w:val="single" w:sz="5" w:space="0" w:color="000000"/>
-            </w:tcBorders>
-            <w:tcMar>
-              <w:top w:w="20" w:type="dxa"/>
-              <w:left w:w="100" w:type="dxa"/>
-              <w:bottom w:w="20" w:type="dxa"/>
-              <w:right w:w="100" w:type="dxa"/>
-            </w:tcMar>
-            <w:vAlign w:val="center"/>
-          </w:tcPr>
-          <w:p>
-            <w:pPr>
-              <w:spacing w:after="0" w:line="240" w:lineRule="auto"/>
-              <w:jc w:val="center"/>
-              <w:rPr>
-                <w:rFonts w:ascii="Arial" w:eastAsia="Arial" w:hAnsi="Arial" w:cs="Arial"/>
-                <w:b/>
-                <w:bCs/>
-                <w:sz w:val="14"/>
-                <w:szCs w:val="14"/>
-              </w:rPr>
-            </w:pPr>
-            <w:r>
-              <w:rPr>
-                <w:rFonts w:ascii="Arial" w:eastAsia="Arial" w:hAnsi="Arial" w:cs="Arial"/>
-                <w:b/>
-                <w:bCs/>
-                <w:sz w:val="14"/>
-                <w:szCs w:val="14"/>
+            <w:tcW w:type="dxa" w:w="450"/>
+          </w:tcPr>
+          <w:p>
+            <w:pPr>
+              <w:spacing w:after="60" w:before="60" w:line="240" w:lineRule="auto"/>
+              <w:jc w:val="center"/>
+            </w:pPr>
+            <w:r>
+              <w:rPr>
+                <w:rFonts w:ascii="Arial" w:hAnsi="Arial"/>
+                <w:sz w:val="14"/>
               </w:rPr>
               <w:t>X</w:t>
             </w:r>
@@ -10804,40 +8018,17 @@
         </w:tc>
         <w:tc>
           <w:tcPr>
-            <w:tcW w:w="525" w:type="dxa"/>
-            <w:tcBorders>
-              <w:top w:val="single" w:sz="5" w:space="0" w:color="000000"/>
-              <w:left w:val="single" w:sz="5" w:space="0" w:color="000000"/>
-              <w:bottom w:val="single" w:sz="5" w:space="0" w:color="000000"/>
-              <w:right w:val="single" w:sz="5" w:space="0" w:color="000000"/>
-            </w:tcBorders>
-            <w:tcMar>
-              <w:top w:w="20" w:type="dxa"/>
-              <w:left w:w="100" w:type="dxa"/>
-              <w:bottom w:w="20" w:type="dxa"/>
-              <w:right w:w="100" w:type="dxa"/>
-            </w:tcMar>
-            <w:vAlign w:val="center"/>
-          </w:tcPr>
-          <w:p>
-            <w:pPr>
-              <w:spacing w:after="0" w:line="240" w:lineRule="auto"/>
-              <w:jc w:val="center"/>
-              <w:rPr>
-                <w:rFonts w:ascii="Arial" w:eastAsia="Arial" w:hAnsi="Arial" w:cs="Arial"/>
-                <w:b/>
-                <w:bCs/>
-                <w:sz w:val="14"/>
-                <w:szCs w:val="14"/>
-              </w:rPr>
-            </w:pPr>
-            <w:r>
-              <w:rPr>
-                <w:rFonts w:ascii="Arial" w:eastAsia="Arial" w:hAnsi="Arial" w:cs="Arial"/>
-                <w:b/>
-                <w:bCs/>
-                <w:sz w:val="14"/>
-                <w:szCs w:val="14"/>
+            <w:tcW w:type="dxa" w:w="450"/>
+          </w:tcPr>
+          <w:p>
+            <w:pPr>
+              <w:spacing w:after="60" w:before="60" w:line="240" w:lineRule="auto"/>
+              <w:jc w:val="center"/>
+            </w:pPr>
+            <w:r>
+              <w:rPr>
+                <w:rFonts w:ascii="Arial" w:hAnsi="Arial"/>
+                <w:sz w:val="14"/>
               </w:rPr>
               <w:t>X</w:t>
             </w:r>
@@ -10845,40 +8036,17 @@
         </w:tc>
         <w:tc>
           <w:tcPr>
-            <w:tcW w:w="525" w:type="dxa"/>
-            <w:tcBorders>
-              <w:top w:val="single" w:sz="5" w:space="0" w:color="000000"/>
-              <w:left w:val="single" w:sz="5" w:space="0" w:color="000000"/>
-              <w:bottom w:val="single" w:sz="5" w:space="0" w:color="000000"/>
-              <w:right w:val="single" w:sz="5" w:space="0" w:color="000000"/>
-            </w:tcBorders>
-            <w:tcMar>
-              <w:top w:w="20" w:type="dxa"/>
-              <w:left w:w="100" w:type="dxa"/>
-              <w:bottom w:w="20" w:type="dxa"/>
-              <w:right w:w="100" w:type="dxa"/>
-            </w:tcMar>
-            <w:vAlign w:val="center"/>
-          </w:tcPr>
-          <w:p>
-            <w:pPr>
-              <w:spacing w:after="0" w:line="240" w:lineRule="auto"/>
-              <w:jc w:val="center"/>
-              <w:rPr>
-                <w:rFonts w:ascii="Arial" w:eastAsia="Arial" w:hAnsi="Arial" w:cs="Arial"/>
-                <w:b/>
-                <w:bCs/>
-                <w:sz w:val="14"/>
-                <w:szCs w:val="14"/>
-              </w:rPr>
-            </w:pPr>
-            <w:r>
-              <w:rPr>
-                <w:rFonts w:ascii="Arial" w:eastAsia="Arial" w:hAnsi="Arial" w:cs="Arial"/>
-                <w:b/>
-                <w:bCs/>
-                <w:sz w:val="14"/>
-                <w:szCs w:val="14"/>
+            <w:tcW w:type="dxa" w:w="450"/>
+          </w:tcPr>
+          <w:p>
+            <w:pPr>
+              <w:spacing w:after="60" w:before="60" w:line="240" w:lineRule="auto"/>
+              <w:jc w:val="center"/>
+            </w:pPr>
+            <w:r>
+              <w:rPr>
+                <w:rFonts w:ascii="Arial" w:hAnsi="Arial"/>
+                <w:sz w:val="14"/>
               </w:rPr>
               <w:t>X</w:t>
             </w:r>
@@ -10886,41 +8054,17 @@
         </w:tc>
         <w:tc>
           <w:tcPr>
-            <w:tcW w:w="525" w:type="dxa"/>
-            <w:tcBorders>
-              <w:top w:val="single" w:sz="5" w:space="0" w:color="000000"/>
-              <w:left w:val="single" w:sz="5" w:space="0" w:color="000000"/>
-              <w:bottom w:val="single" w:sz="5" w:space="0" w:color="000000"/>
-              <w:right w:val="single" w:sz="5" w:space="0" w:color="000000"/>
-            </w:tcBorders>
-            <w:tcMar>
-              <w:top w:w="20" w:type="dxa"/>
-              <w:left w:w="100" w:type="dxa"/>
-              <w:bottom w:w="20" w:type="dxa"/>
-              <w:right w:w="100" w:type="dxa"/>
-            </w:tcMar>
-            <w:vAlign w:val="center"/>
-          </w:tcPr>
-          <w:p>
-            <w:pPr>
-              <w:widowControl w:val="0"/>
-              <w:spacing w:after="0" w:line="240" w:lineRule="auto"/>
-              <w:jc w:val="center"/>
-              <w:rPr>
-                <w:rFonts w:ascii="Arial" w:eastAsia="Arial" w:hAnsi="Arial" w:cs="Arial"/>
-                <w:b/>
-                <w:bCs/>
-                <w:sz w:val="14"/>
-                <w:szCs w:val="14"/>
-              </w:rPr>
-            </w:pPr>
-            <w:r>
-              <w:rPr>
-                <w:rFonts w:ascii="Arial" w:eastAsia="Arial" w:hAnsi="Arial" w:cs="Arial"/>
-                <w:b/>
-                <w:bCs/>
-                <w:sz w:val="14"/>
-                <w:szCs w:val="14"/>
+            <w:tcW w:type="dxa" w:w="450"/>
+          </w:tcPr>
+          <w:p>
+            <w:pPr>
+              <w:spacing w:after="60" w:before="60" w:line="240" w:lineRule="auto"/>
+              <w:jc w:val="center"/>
+            </w:pPr>
+            <w:r>
+              <w:rPr>
+                <w:rFonts w:ascii="Arial" w:hAnsi="Arial"/>
+                <w:sz w:val="14"/>
               </w:rPr>
               <w:t>X</w:t>
             </w:r>
@@ -10928,40 +8072,17 @@
         </w:tc>
         <w:tc>
           <w:tcPr>
-            <w:tcW w:w="518" w:type="dxa"/>
-            <w:tcBorders>
-              <w:top w:val="single" w:sz="5" w:space="0" w:color="000000"/>
-              <w:left w:val="single" w:sz="5" w:space="0" w:color="000000"/>
-              <w:bottom w:val="single" w:sz="5" w:space="0" w:color="000000"/>
-              <w:right w:val="single" w:sz="5" w:space="0" w:color="000000"/>
-            </w:tcBorders>
-            <w:tcMar>
-              <w:top w:w="20" w:type="dxa"/>
-              <w:left w:w="100" w:type="dxa"/>
-              <w:bottom w:w="20" w:type="dxa"/>
-              <w:right w:w="100" w:type="dxa"/>
-            </w:tcMar>
-            <w:vAlign w:val="center"/>
-          </w:tcPr>
-          <w:p>
-            <w:pPr>
-              <w:spacing w:after="0" w:line="240" w:lineRule="auto"/>
-              <w:jc w:val="center"/>
-              <w:rPr>
-                <w:rFonts w:ascii="Arial" w:eastAsia="Arial" w:hAnsi="Arial" w:cs="Arial"/>
-                <w:b/>
-                <w:bCs/>
-                <w:sz w:val="14"/>
-                <w:szCs w:val="14"/>
-              </w:rPr>
-            </w:pPr>
-            <w:r>
-              <w:rPr>
-                <w:rFonts w:ascii="Arial" w:eastAsia="Arial" w:hAnsi="Arial" w:cs="Arial"/>
-                <w:b/>
-                <w:bCs/>
-                <w:sz w:val="14"/>
-                <w:szCs w:val="14"/>
+            <w:tcW w:type="dxa" w:w="450"/>
+          </w:tcPr>
+          <w:p>
+            <w:pPr>
+              <w:spacing w:after="60" w:before="60" w:line="240" w:lineRule="auto"/>
+              <w:jc w:val="center"/>
+            </w:pPr>
+            <w:r>
+              <w:rPr>
+                <w:rFonts w:ascii="Arial" w:hAnsi="Arial"/>
+                <w:sz w:val="14"/>
               </w:rPr>
               <w:t>X</w:t>
             </w:r>
@@ -10969,124 +8090,130 @@
         </w:tc>
         <w:tc>
           <w:tcPr>
-            <w:tcW w:w="525" w:type="dxa"/>
-            <w:tcBorders>
-              <w:top w:val="single" w:sz="4" w:space="0" w:color="000000"/>
-              <w:left w:val="single" w:sz="5" w:space="0" w:color="000000"/>
-              <w:bottom w:val="single" w:sz="5" w:space="0" w:color="000000"/>
-              <w:right w:val="single" w:sz="4" w:space="0" w:color="000000"/>
-            </w:tcBorders>
-          </w:tcPr>
-          <w:p>
-            <w:pPr>
-              <w:spacing w:line="360" w:lineRule="auto"/>
-              <w:jc w:val="both"/>
-              <w:rPr>
-                <w:b/>
-                <w:bCs/>
-                <w:sz w:val="16"/>
-                <w:szCs w:val="16"/>
-              </w:rPr>
-            </w:pPr>
-          </w:p>
-        </w:tc>
-        <w:tc>
-          <w:tcPr>
-            <w:tcW w:w="525" w:type="dxa"/>
-            <w:tcBorders>
-              <w:top w:val="single" w:sz="4" w:space="0" w:color="000000"/>
-              <w:left w:val="single" w:sz="4" w:space="0" w:color="000000"/>
-              <w:bottom w:val="single" w:sz="5" w:space="0" w:color="000000"/>
-              <w:right w:val="single" w:sz="4" w:space="0" w:color="000000"/>
-            </w:tcBorders>
-          </w:tcPr>
-          <w:p>
-            <w:pPr>
-              <w:spacing w:line="360" w:lineRule="auto"/>
-              <w:jc w:val="both"/>
-              <w:rPr>
-                <w:b/>
-                <w:bCs/>
-                <w:sz w:val="16"/>
-                <w:szCs w:val="16"/>
-              </w:rPr>
-            </w:pPr>
+            <w:tcW w:type="dxa" w:w="450"/>
+          </w:tcPr>
+          <w:p>
+            <w:pPr>
+              <w:spacing w:after="60" w:before="60" w:line="240" w:lineRule="auto"/>
+              <w:jc w:val="center"/>
+            </w:pPr>
+            <w:r>
+              <w:rPr>
+                <w:rFonts w:ascii="Arial" w:hAnsi="Arial"/>
+                <w:sz w:val="14"/>
+              </w:rPr>
+              <w:t>X</w:t>
+            </w:r>
+          </w:p>
+        </w:tc>
+        <w:tc>
+          <w:tcPr>
+            <w:tcW w:type="dxa" w:w="450"/>
+          </w:tcPr>
+          <w:p>
+            <w:pPr>
+              <w:spacing w:after="60" w:before="60" w:line="240" w:lineRule="auto"/>
+              <w:jc w:val="center"/>
+            </w:pPr>
+            <w:r>
+              <w:rPr>
+                <w:rFonts w:ascii="Arial" w:hAnsi="Arial"/>
+                <w:sz w:val="14"/>
+              </w:rPr>
+              <w:t>X</w:t>
+            </w:r>
+          </w:p>
+        </w:tc>
+        <w:tc>
+          <w:tcPr>
+            <w:tcW w:type="dxa" w:w="450"/>
+          </w:tcPr>
+          <w:p>
+            <w:pPr>
+              <w:spacing w:after="60" w:before="60" w:line="240" w:lineRule="auto"/>
+              <w:jc w:val="center"/>
+            </w:pPr>
+            <w:r>
+              <w:rPr>
+                <w:rFonts w:ascii="Arial" w:hAnsi="Arial"/>
+                <w:sz w:val="14"/>
+              </w:rPr>
+              <w:t>X</w:t>
+            </w:r>
+          </w:p>
+        </w:tc>
+        <w:tc>
+          <w:tcPr>
+            <w:tcW w:type="dxa" w:w="450"/>
+          </w:tcPr>
+          <w:p>
+            <w:pPr>
+              <w:spacing w:after="60" w:before="60" w:line="240" w:lineRule="auto"/>
+              <w:jc w:val="center"/>
+            </w:pPr>
+            <w:r>
+              <w:rPr>
+                <w:rFonts w:ascii="Arial" w:hAnsi="Arial"/>
+                <w:sz w:val="14"/>
+              </w:rPr>
+              <w:t>X</w:t>
+            </w:r>
+          </w:p>
+        </w:tc>
+        <w:tc>
+          <w:tcPr>
+            <w:tcW w:type="dxa" w:w="450"/>
+          </w:tcPr>
+          <w:p>
+            <w:pPr>
+              <w:spacing w:after="60" w:before="60" w:line="240" w:lineRule="auto"/>
+              <w:jc w:val="center"/>
+            </w:pPr>
+            <w:r>
+              <w:rPr>
+                <w:rFonts w:ascii="Arial" w:hAnsi="Arial"/>
+                <w:sz w:val="14"/>
+              </w:rPr>
+              <w:t>X</w:t>
+            </w:r>
           </w:p>
         </w:tc>
       </w:tr>
       <w:tr>
         <w:trPr>
-          <w:gridAfter w:val="1"/>
-          <w:trHeight w:val="294"/>
+          <w:cantSplit/>
         </w:trPr>
         <w:tc>
           <w:tcPr>
-            <w:tcW w:w="1351" w:type="dxa"/>
-            <w:tcBorders>
-              <w:top w:val="single" w:sz="4" w:space="0" w:color="000000"/>
-              <w:left w:val="single" w:sz="4" w:space="0" w:color="000000"/>
-              <w:bottom w:val="single" w:sz="4" w:space="0" w:color="000000"/>
-              <w:right w:val="single" w:sz="5" w:space="0" w:color="000000"/>
-            </w:tcBorders>
-          </w:tcPr>
-          <w:p>
-            <w:pPr>
-              <w:spacing w:line="360" w:lineRule="auto"/>
-              <w:jc w:val="both"/>
-              <w:rPr>
-                <w:b/>
-                <w:bCs/>
-                <w:sz w:val="16"/>
-                <w:szCs w:val="16"/>
-              </w:rPr>
-            </w:pPr>
-            <w:r>
-              <w:rPr>
-                <w:b/>
-                <w:bCs/>
-                <w:sz w:val="16"/>
-                <w:szCs w:val="16"/>
-              </w:rPr>
-              <w:t>Documentación y cierre del proyecto</w:t>
-            </w:r>
-          </w:p>
-        </w:tc>
-        <w:tc>
-          <w:tcPr>
-            <w:tcW w:w="536" w:type="dxa"/>
-            <w:tcBorders>
-              <w:top w:val="single" w:sz="5" w:space="0" w:color="000000"/>
-              <w:left w:val="single" w:sz="5" w:space="0" w:color="000000"/>
-              <w:bottom w:val="single" w:sz="5" w:space="0" w:color="000000"/>
-              <w:right w:val="single" w:sz="5" w:space="0" w:color="000000"/>
-            </w:tcBorders>
-            <w:tcMar>
-              <w:top w:w="20" w:type="dxa"/>
-              <w:left w:w="100" w:type="dxa"/>
-              <w:bottom w:w="20" w:type="dxa"/>
-              <w:right w:w="100" w:type="dxa"/>
-            </w:tcMar>
-            <w:vAlign w:val="center"/>
-          </w:tcPr>
-          <w:p>
-            <w:pPr>
-              <w:spacing w:after="0" w:line="240" w:lineRule="auto"/>
-              <w:jc w:val="center"/>
-              <w:rPr>
-                <w:rFonts w:ascii="Arial" w:eastAsia="Arial" w:hAnsi="Arial" w:cs="Arial"/>
-                <w:b/>
-                <w:bCs/>
-                <w:sz w:val="14"/>
-                <w:szCs w:val="14"/>
-              </w:rPr>
-            </w:pPr>
-            <w:r>
-              <w:rPr>
-                <w:rFonts w:ascii="Arial" w:eastAsia="Arial" w:hAnsi="Arial" w:cs="Arial"/>
-                <w:b/>
-                <w:bCs/>
-                <w:sz w:val="14"/>
-                <w:szCs w:val="14"/>
+            <w:tcW w:type="dxa" w:w="2500"/>
+          </w:tcPr>
+          <w:p>
+            <w:pPr>
+              <w:spacing w:after="60" w:before="60" w:line="240" w:lineRule="auto"/>
+              <w:jc w:val="left"/>
+            </w:pPr>
+            <w:r>
+              <w:rPr>
+                <w:rFonts w:ascii="Arial" w:hAnsi="Arial"/>
+                <w:sz w:val="14"/>
+              </w:rPr>
+              <w:t>A8 Documentación y cierre</w:t>
+            </w:r>
+          </w:p>
+        </w:tc>
+        <w:tc>
+          <w:tcPr>
+            <w:tcW w:type="dxa" w:w="450"/>
+          </w:tcPr>
+          <w:p>
+            <w:pPr>
+              <w:spacing w:after="60" w:before="60" w:line="240" w:lineRule="auto"/>
+              <w:jc w:val="center"/>
+            </w:pPr>
+            <w:r>
+              <w:rPr>
+                <w:rFonts w:ascii="Arial" w:hAnsi="Arial"/>
+                <w:sz w:val="14"/>
               </w:rPr>
               <w:t>X</w:t>
             </w:r>
@@ -11094,40 +8221,17 @@
         </w:tc>
         <w:tc>
           <w:tcPr>
-            <w:tcW w:w="522" w:type="dxa"/>
-            <w:tcBorders>
-              <w:top w:val="single" w:sz="5" w:space="0" w:color="000000"/>
-              <w:left w:val="single" w:sz="5" w:space="0" w:color="000000"/>
-              <w:bottom w:val="single" w:sz="5" w:space="0" w:color="000000"/>
-              <w:right w:val="single" w:sz="5" w:space="0" w:color="000000"/>
-            </w:tcBorders>
-            <w:tcMar>
-              <w:top w:w="20" w:type="dxa"/>
-              <w:left w:w="100" w:type="dxa"/>
-              <w:bottom w:w="20" w:type="dxa"/>
-              <w:right w:w="100" w:type="dxa"/>
-            </w:tcMar>
-            <w:vAlign w:val="center"/>
-          </w:tcPr>
-          <w:p>
-            <w:pPr>
-              <w:spacing w:after="0" w:line="240" w:lineRule="auto"/>
-              <w:jc w:val="center"/>
-              <w:rPr>
-                <w:rFonts w:ascii="Arial" w:eastAsia="Arial" w:hAnsi="Arial" w:cs="Arial"/>
-                <w:b/>
-                <w:bCs/>
-                <w:sz w:val="14"/>
-                <w:szCs w:val="14"/>
-              </w:rPr>
-            </w:pPr>
-            <w:r>
-              <w:rPr>
-                <w:rFonts w:ascii="Arial" w:eastAsia="Arial" w:hAnsi="Arial" w:cs="Arial"/>
-                <w:b/>
-                <w:bCs/>
-                <w:sz w:val="14"/>
-                <w:szCs w:val="14"/>
+            <w:tcW w:type="dxa" w:w="450"/>
+          </w:tcPr>
+          <w:p>
+            <w:pPr>
+              <w:spacing w:after="60" w:before="60" w:line="240" w:lineRule="auto"/>
+              <w:jc w:val="center"/>
+            </w:pPr>
+            <w:r>
+              <w:rPr>
+                <w:rFonts w:ascii="Arial" w:hAnsi="Arial"/>
+                <w:sz w:val="14"/>
               </w:rPr>
               <w:t>X</w:t>
             </w:r>
@@ -11135,40 +8239,17 @@
         </w:tc>
         <w:tc>
           <w:tcPr>
-            <w:tcW w:w="523" w:type="dxa"/>
-            <w:tcBorders>
-              <w:top w:val="single" w:sz="5" w:space="0" w:color="000000"/>
-              <w:left w:val="single" w:sz="5" w:space="0" w:color="000000"/>
-              <w:bottom w:val="single" w:sz="5" w:space="0" w:color="000000"/>
-              <w:right w:val="single" w:sz="5" w:space="0" w:color="000000"/>
-            </w:tcBorders>
-            <w:tcMar>
-              <w:top w:w="20" w:type="dxa"/>
-              <w:left w:w="100" w:type="dxa"/>
-              <w:bottom w:w="20" w:type="dxa"/>
-              <w:right w:w="100" w:type="dxa"/>
-            </w:tcMar>
-            <w:vAlign w:val="center"/>
-          </w:tcPr>
-          <w:p>
-            <w:pPr>
-              <w:spacing w:after="0" w:line="240" w:lineRule="auto"/>
-              <w:jc w:val="center"/>
-              <w:rPr>
-                <w:rFonts w:ascii="Arial" w:eastAsia="Arial" w:hAnsi="Arial" w:cs="Arial"/>
-                <w:b/>
-                <w:bCs/>
-                <w:sz w:val="14"/>
-                <w:szCs w:val="14"/>
-              </w:rPr>
-            </w:pPr>
-            <w:r>
-              <w:rPr>
-                <w:rFonts w:ascii="Arial" w:eastAsia="Arial" w:hAnsi="Arial" w:cs="Arial"/>
-                <w:b/>
-                <w:bCs/>
-                <w:sz w:val="14"/>
-                <w:szCs w:val="14"/>
+            <w:tcW w:type="dxa" w:w="450"/>
+          </w:tcPr>
+          <w:p>
+            <w:pPr>
+              <w:spacing w:after="60" w:before="60" w:line="240" w:lineRule="auto"/>
+              <w:jc w:val="center"/>
+            </w:pPr>
+            <w:r>
+              <w:rPr>
+                <w:rFonts w:ascii="Arial" w:hAnsi="Arial"/>
+                <w:sz w:val="14"/>
               </w:rPr>
               <w:t>X</w:t>
             </w:r>
@@ -11176,40 +8257,17 @@
         </w:tc>
         <w:tc>
           <w:tcPr>
-            <w:tcW w:w="526" w:type="dxa"/>
-            <w:tcBorders>
-              <w:top w:val="single" w:sz="5" w:space="0" w:color="000000"/>
-              <w:left w:val="single" w:sz="5" w:space="0" w:color="000000"/>
-              <w:bottom w:val="single" w:sz="5" w:space="0" w:color="000000"/>
-              <w:right w:val="single" w:sz="5" w:space="0" w:color="000000"/>
-            </w:tcBorders>
-            <w:tcMar>
-              <w:top w:w="20" w:type="dxa"/>
-              <w:left w:w="100" w:type="dxa"/>
-              <w:bottom w:w="20" w:type="dxa"/>
-              <w:right w:w="100" w:type="dxa"/>
-            </w:tcMar>
-            <w:vAlign w:val="center"/>
-          </w:tcPr>
-          <w:p>
-            <w:pPr>
-              <w:spacing w:after="0" w:line="240" w:lineRule="auto"/>
-              <w:jc w:val="center"/>
-              <w:rPr>
-                <w:rFonts w:ascii="Arial" w:eastAsia="Arial" w:hAnsi="Arial" w:cs="Arial"/>
-                <w:b/>
-                <w:bCs/>
-                <w:sz w:val="14"/>
-                <w:szCs w:val="14"/>
-              </w:rPr>
-            </w:pPr>
-            <w:r>
-              <w:rPr>
-                <w:rFonts w:ascii="Arial" w:eastAsia="Arial" w:hAnsi="Arial" w:cs="Arial"/>
-                <w:b/>
-                <w:bCs/>
-                <w:sz w:val="14"/>
-                <w:szCs w:val="14"/>
+            <w:tcW w:type="dxa" w:w="450"/>
+          </w:tcPr>
+          <w:p>
+            <w:pPr>
+              <w:spacing w:after="60" w:before="60" w:line="240" w:lineRule="auto"/>
+              <w:jc w:val="center"/>
+            </w:pPr>
+            <w:r>
+              <w:rPr>
+                <w:rFonts w:ascii="Arial" w:hAnsi="Arial"/>
+                <w:sz w:val="14"/>
               </w:rPr>
               <w:t>X</w:t>
             </w:r>
@@ -11217,40 +8275,17 @@
         </w:tc>
         <w:tc>
           <w:tcPr>
-            <w:tcW w:w="523" w:type="dxa"/>
-            <w:tcBorders>
-              <w:top w:val="single" w:sz="5" w:space="0" w:color="000000"/>
-              <w:left w:val="single" w:sz="5" w:space="0" w:color="000000"/>
-              <w:bottom w:val="single" w:sz="5" w:space="0" w:color="000000"/>
-              <w:right w:val="single" w:sz="5" w:space="0" w:color="000000"/>
-            </w:tcBorders>
-            <w:tcMar>
-              <w:top w:w="20" w:type="dxa"/>
-              <w:left w:w="100" w:type="dxa"/>
-              <w:bottom w:w="20" w:type="dxa"/>
-              <w:right w:w="100" w:type="dxa"/>
-            </w:tcMar>
-            <w:vAlign w:val="center"/>
-          </w:tcPr>
-          <w:p>
-            <w:pPr>
-              <w:spacing w:after="0" w:line="240" w:lineRule="auto"/>
-              <w:jc w:val="center"/>
-              <w:rPr>
-                <w:rFonts w:ascii="Arial" w:eastAsia="Arial" w:hAnsi="Arial" w:cs="Arial"/>
-                <w:b/>
-                <w:bCs/>
-                <w:sz w:val="14"/>
-                <w:szCs w:val="14"/>
-              </w:rPr>
-            </w:pPr>
-            <w:r>
-              <w:rPr>
-                <w:rFonts w:ascii="Arial" w:eastAsia="Arial" w:hAnsi="Arial" w:cs="Arial"/>
-                <w:b/>
-                <w:bCs/>
-                <w:sz w:val="14"/>
-                <w:szCs w:val="14"/>
+            <w:tcW w:type="dxa" w:w="450"/>
+          </w:tcPr>
+          <w:p>
+            <w:pPr>
+              <w:spacing w:after="60" w:before="60" w:line="240" w:lineRule="auto"/>
+              <w:jc w:val="center"/>
+            </w:pPr>
+            <w:r>
+              <w:rPr>
+                <w:rFonts w:ascii="Arial" w:hAnsi="Arial"/>
+                <w:sz w:val="14"/>
               </w:rPr>
               <w:t>X</w:t>
             </w:r>
@@ -11258,40 +8293,17 @@
         </w:tc>
         <w:tc>
           <w:tcPr>
-            <w:tcW w:w="523" w:type="dxa"/>
-            <w:tcBorders>
-              <w:top w:val="single" w:sz="5" w:space="0" w:color="000000"/>
-              <w:left w:val="single" w:sz="5" w:space="0" w:color="000000"/>
-              <w:bottom w:val="single" w:sz="5" w:space="0" w:color="000000"/>
-              <w:right w:val="single" w:sz="5" w:space="0" w:color="000000"/>
-            </w:tcBorders>
-            <w:tcMar>
-              <w:top w:w="20" w:type="dxa"/>
-              <w:left w:w="100" w:type="dxa"/>
-              <w:bottom w:w="20" w:type="dxa"/>
-              <w:right w:w="100" w:type="dxa"/>
-            </w:tcMar>
-            <w:vAlign w:val="center"/>
-          </w:tcPr>
-          <w:p>
-            <w:pPr>
-              <w:spacing w:after="0" w:line="240" w:lineRule="auto"/>
-              <w:jc w:val="center"/>
-              <w:rPr>
-                <w:rFonts w:ascii="Arial" w:eastAsia="Arial" w:hAnsi="Arial" w:cs="Arial"/>
-                <w:b/>
-                <w:bCs/>
-                <w:sz w:val="14"/>
-                <w:szCs w:val="14"/>
-              </w:rPr>
-            </w:pPr>
-            <w:r>
-              <w:rPr>
-                <w:rFonts w:ascii="Arial" w:eastAsia="Arial" w:hAnsi="Arial" w:cs="Arial"/>
-                <w:b/>
-                <w:bCs/>
-                <w:sz w:val="14"/>
-                <w:szCs w:val="14"/>
+            <w:tcW w:type="dxa" w:w="450"/>
+          </w:tcPr>
+          <w:p>
+            <w:pPr>
+              <w:spacing w:after="60" w:before="60" w:line="240" w:lineRule="auto"/>
+              <w:jc w:val="center"/>
+            </w:pPr>
+            <w:r>
+              <w:rPr>
+                <w:rFonts w:ascii="Arial" w:hAnsi="Arial"/>
+                <w:sz w:val="14"/>
               </w:rPr>
               <w:t>X</w:t>
             </w:r>
@@ -11299,40 +8311,17 @@
         </w:tc>
         <w:tc>
           <w:tcPr>
-            <w:tcW w:w="523" w:type="dxa"/>
-            <w:tcBorders>
-              <w:top w:val="single" w:sz="5" w:space="0" w:color="000000"/>
-              <w:left w:val="single" w:sz="5" w:space="0" w:color="000000"/>
-              <w:bottom w:val="single" w:sz="5" w:space="0" w:color="000000"/>
-              <w:right w:val="single" w:sz="5" w:space="0" w:color="000000"/>
-            </w:tcBorders>
-            <w:tcMar>
-              <w:top w:w="20" w:type="dxa"/>
-              <w:left w:w="100" w:type="dxa"/>
-              <w:bottom w:w="20" w:type="dxa"/>
-              <w:right w:w="100" w:type="dxa"/>
-            </w:tcMar>
-            <w:vAlign w:val="center"/>
-          </w:tcPr>
-          <w:p>
-            <w:pPr>
-              <w:spacing w:after="0" w:line="240" w:lineRule="auto"/>
-              <w:jc w:val="center"/>
-              <w:rPr>
-                <w:rFonts w:ascii="Arial" w:eastAsia="Arial" w:hAnsi="Arial" w:cs="Arial"/>
-                <w:b/>
-                <w:bCs/>
-                <w:sz w:val="14"/>
-                <w:szCs w:val="14"/>
-              </w:rPr>
-            </w:pPr>
-            <w:r>
-              <w:rPr>
-                <w:rFonts w:ascii="Arial" w:eastAsia="Arial" w:hAnsi="Arial" w:cs="Arial"/>
-                <w:b/>
-                <w:bCs/>
-                <w:sz w:val="14"/>
-                <w:szCs w:val="14"/>
+            <w:tcW w:type="dxa" w:w="450"/>
+          </w:tcPr>
+          <w:p>
+            <w:pPr>
+              <w:spacing w:after="60" w:before="60" w:line="240" w:lineRule="auto"/>
+              <w:jc w:val="center"/>
+            </w:pPr>
+            <w:r>
+              <w:rPr>
+                <w:rFonts w:ascii="Arial" w:hAnsi="Arial"/>
+                <w:sz w:val="14"/>
               </w:rPr>
               <w:t>X</w:t>
             </w:r>
@@ -11340,40 +8329,17 @@
         </w:tc>
         <w:tc>
           <w:tcPr>
-            <w:tcW w:w="523" w:type="dxa"/>
-            <w:tcBorders>
-              <w:top w:val="single" w:sz="5" w:space="0" w:color="000000"/>
-              <w:left w:val="single" w:sz="5" w:space="0" w:color="000000"/>
-              <w:bottom w:val="single" w:sz="5" w:space="0" w:color="000000"/>
-              <w:right w:val="single" w:sz="5" w:space="0" w:color="000000"/>
-            </w:tcBorders>
-            <w:tcMar>
-              <w:top w:w="20" w:type="dxa"/>
-              <w:left w:w="100" w:type="dxa"/>
-              <w:bottom w:w="20" w:type="dxa"/>
-              <w:right w:w="100" w:type="dxa"/>
-            </w:tcMar>
-            <w:vAlign w:val="center"/>
-          </w:tcPr>
-          <w:p>
-            <w:pPr>
-              <w:spacing w:after="0" w:line="240" w:lineRule="auto"/>
-              <w:jc w:val="center"/>
-              <w:rPr>
-                <w:rFonts w:ascii="Arial" w:eastAsia="Arial" w:hAnsi="Arial" w:cs="Arial"/>
-                <w:b/>
-                <w:bCs/>
-                <w:sz w:val="14"/>
-                <w:szCs w:val="14"/>
-              </w:rPr>
-            </w:pPr>
-            <w:r>
-              <w:rPr>
-                <w:rFonts w:ascii="Arial" w:eastAsia="Arial" w:hAnsi="Arial" w:cs="Arial"/>
-                <w:b/>
-                <w:bCs/>
-                <w:sz w:val="14"/>
-                <w:szCs w:val="14"/>
+            <w:tcW w:type="dxa" w:w="450"/>
+          </w:tcPr>
+          <w:p>
+            <w:pPr>
+              <w:spacing w:after="60" w:before="60" w:line="240" w:lineRule="auto"/>
+              <w:jc w:val="center"/>
+            </w:pPr>
+            <w:r>
+              <w:rPr>
+                <w:rFonts w:ascii="Arial" w:hAnsi="Arial"/>
+                <w:sz w:val="14"/>
               </w:rPr>
               <w:t>X</w:t>
             </w:r>
@@ -11381,40 +8347,17 @@
         </w:tc>
         <w:tc>
           <w:tcPr>
-            <w:tcW w:w="523" w:type="dxa"/>
-            <w:tcBorders>
-              <w:top w:val="single" w:sz="5" w:space="0" w:color="000000"/>
-              <w:left w:val="single" w:sz="5" w:space="0" w:color="000000"/>
-              <w:bottom w:val="single" w:sz="5" w:space="0" w:color="000000"/>
-              <w:right w:val="single" w:sz="5" w:space="0" w:color="000000"/>
-            </w:tcBorders>
-            <w:tcMar>
-              <w:top w:w="20" w:type="dxa"/>
-              <w:left w:w="100" w:type="dxa"/>
-              <w:bottom w:w="20" w:type="dxa"/>
-              <w:right w:w="100" w:type="dxa"/>
-            </w:tcMar>
-            <w:vAlign w:val="center"/>
-          </w:tcPr>
-          <w:p>
-            <w:pPr>
-              <w:spacing w:after="0" w:line="240" w:lineRule="auto"/>
-              <w:jc w:val="center"/>
-              <w:rPr>
-                <w:rFonts w:ascii="Arial" w:eastAsia="Arial" w:hAnsi="Arial" w:cs="Arial"/>
-                <w:b/>
-                <w:bCs/>
-                <w:sz w:val="14"/>
-                <w:szCs w:val="14"/>
-              </w:rPr>
-            </w:pPr>
-            <w:r>
-              <w:rPr>
-                <w:rFonts w:ascii="Arial" w:eastAsia="Arial" w:hAnsi="Arial" w:cs="Arial"/>
-                <w:b/>
-                <w:bCs/>
-                <w:sz w:val="14"/>
-                <w:szCs w:val="14"/>
+            <w:tcW w:type="dxa" w:w="450"/>
+          </w:tcPr>
+          <w:p>
+            <w:pPr>
+              <w:spacing w:after="60" w:before="60" w:line="240" w:lineRule="auto"/>
+              <w:jc w:val="center"/>
+            </w:pPr>
+            <w:r>
+              <w:rPr>
+                <w:rFonts w:ascii="Arial" w:hAnsi="Arial"/>
+                <w:sz w:val="14"/>
               </w:rPr>
               <w:t>X</w:t>
             </w:r>
@@ -11422,40 +8365,17 @@
         </w:tc>
         <w:tc>
           <w:tcPr>
-            <w:tcW w:w="523" w:type="dxa"/>
-            <w:tcBorders>
-              <w:top w:val="single" w:sz="5" w:space="0" w:color="000000"/>
-              <w:left w:val="single" w:sz="5" w:space="0" w:color="000000"/>
-              <w:bottom w:val="single" w:sz="5" w:space="0" w:color="000000"/>
-              <w:right w:val="single" w:sz="5" w:space="0" w:color="000000"/>
-            </w:tcBorders>
-            <w:tcMar>
-              <w:top w:w="20" w:type="dxa"/>
-              <w:left w:w="100" w:type="dxa"/>
-              <w:bottom w:w="20" w:type="dxa"/>
-              <w:right w:w="100" w:type="dxa"/>
-            </w:tcMar>
-            <w:vAlign w:val="center"/>
-          </w:tcPr>
-          <w:p>
-            <w:pPr>
-              <w:spacing w:after="0" w:line="240" w:lineRule="auto"/>
-              <w:jc w:val="center"/>
-              <w:rPr>
-                <w:rFonts w:ascii="Arial" w:eastAsia="Arial" w:hAnsi="Arial" w:cs="Arial"/>
-                <w:b/>
-                <w:bCs/>
-                <w:sz w:val="14"/>
-                <w:szCs w:val="14"/>
-              </w:rPr>
-            </w:pPr>
-            <w:r>
-              <w:rPr>
-                <w:rFonts w:ascii="Arial" w:eastAsia="Arial" w:hAnsi="Arial" w:cs="Arial"/>
-                <w:b/>
-                <w:bCs/>
-                <w:sz w:val="14"/>
-                <w:szCs w:val="14"/>
+            <w:tcW w:type="dxa" w:w="450"/>
+          </w:tcPr>
+          <w:p>
+            <w:pPr>
+              <w:spacing w:after="60" w:before="60" w:line="240" w:lineRule="auto"/>
+              <w:jc w:val="center"/>
+            </w:pPr>
+            <w:r>
+              <w:rPr>
+                <w:rFonts w:ascii="Arial" w:hAnsi="Arial"/>
+                <w:sz w:val="14"/>
               </w:rPr>
               <w:t>X</w:t>
             </w:r>
@@ -11463,40 +8383,17 @@
         </w:tc>
         <w:tc>
           <w:tcPr>
-            <w:tcW w:w="523" w:type="dxa"/>
-            <w:tcBorders>
-              <w:top w:val="single" w:sz="5" w:space="0" w:color="000000"/>
-              <w:left w:val="single" w:sz="5" w:space="0" w:color="000000"/>
-              <w:bottom w:val="single" w:sz="5" w:space="0" w:color="000000"/>
-              <w:right w:val="single" w:sz="5" w:space="0" w:color="000000"/>
-            </w:tcBorders>
-            <w:tcMar>
-              <w:top w:w="20" w:type="dxa"/>
-              <w:left w:w="100" w:type="dxa"/>
-              <w:bottom w:w="20" w:type="dxa"/>
-              <w:right w:w="100" w:type="dxa"/>
-            </w:tcMar>
-            <w:vAlign w:val="center"/>
-          </w:tcPr>
-          <w:p>
-            <w:pPr>
-              <w:spacing w:after="0" w:line="240" w:lineRule="auto"/>
-              <w:jc w:val="center"/>
-              <w:rPr>
-                <w:rFonts w:ascii="Arial" w:eastAsia="Arial" w:hAnsi="Arial" w:cs="Arial"/>
-                <w:b/>
-                <w:bCs/>
-                <w:sz w:val="14"/>
-                <w:szCs w:val="14"/>
-              </w:rPr>
-            </w:pPr>
-            <w:r>
-              <w:rPr>
-                <w:rFonts w:ascii="Arial" w:eastAsia="Arial" w:hAnsi="Arial" w:cs="Arial"/>
-                <w:b/>
-                <w:bCs/>
-                <w:sz w:val="14"/>
-                <w:szCs w:val="14"/>
+            <w:tcW w:type="dxa" w:w="450"/>
+          </w:tcPr>
+          <w:p>
+            <w:pPr>
+              <w:spacing w:after="60" w:before="60" w:line="240" w:lineRule="auto"/>
+              <w:jc w:val="center"/>
+            </w:pPr>
+            <w:r>
+              <w:rPr>
+                <w:rFonts w:ascii="Arial" w:hAnsi="Arial"/>
+                <w:sz w:val="14"/>
               </w:rPr>
               <w:t>X</w:t>
             </w:r>
@@ -11504,40 +8401,17 @@
         </w:tc>
         <w:tc>
           <w:tcPr>
-            <w:tcW w:w="523" w:type="dxa"/>
-            <w:tcBorders>
-              <w:top w:val="single" w:sz="5" w:space="0" w:color="000000"/>
-              <w:left w:val="single" w:sz="5" w:space="0" w:color="000000"/>
-              <w:bottom w:val="single" w:sz="5" w:space="0" w:color="000000"/>
-              <w:right w:val="single" w:sz="5" w:space="0" w:color="000000"/>
-            </w:tcBorders>
-            <w:tcMar>
-              <w:top w:w="20" w:type="dxa"/>
-              <w:left w:w="100" w:type="dxa"/>
-              <w:bottom w:w="20" w:type="dxa"/>
-              <w:right w:w="100" w:type="dxa"/>
-            </w:tcMar>
-            <w:vAlign w:val="center"/>
-          </w:tcPr>
-          <w:p>
-            <w:pPr>
-              <w:spacing w:after="0" w:line="240" w:lineRule="auto"/>
-              <w:jc w:val="center"/>
-              <w:rPr>
-                <w:rFonts w:ascii="Arial" w:eastAsia="Arial" w:hAnsi="Arial" w:cs="Arial"/>
-                <w:b/>
-                <w:bCs/>
-                <w:sz w:val="14"/>
-                <w:szCs w:val="14"/>
-              </w:rPr>
-            </w:pPr>
-            <w:r>
-              <w:rPr>
-                <w:rFonts w:ascii="Arial" w:eastAsia="Arial" w:hAnsi="Arial" w:cs="Arial"/>
-                <w:b/>
-                <w:bCs/>
-                <w:sz w:val="14"/>
-                <w:szCs w:val="14"/>
+            <w:tcW w:type="dxa" w:w="450"/>
+          </w:tcPr>
+          <w:p>
+            <w:pPr>
+              <w:spacing w:after="60" w:before="60" w:line="240" w:lineRule="auto"/>
+              <w:jc w:val="center"/>
+            </w:pPr>
+            <w:r>
+              <w:rPr>
+                <w:rFonts w:ascii="Arial" w:hAnsi="Arial"/>
+                <w:sz w:val="14"/>
               </w:rPr>
               <w:t>X</w:t>
             </w:r>
@@ -11545,40 +8419,17 @@
         </w:tc>
         <w:tc>
           <w:tcPr>
-            <w:tcW w:w="525" w:type="dxa"/>
-            <w:tcBorders>
-              <w:top w:val="single" w:sz="5" w:space="0" w:color="000000"/>
-              <w:left w:val="single" w:sz="5" w:space="0" w:color="000000"/>
-              <w:bottom w:val="single" w:sz="5" w:space="0" w:color="000000"/>
-              <w:right w:val="single" w:sz="5" w:space="0" w:color="000000"/>
-            </w:tcBorders>
-            <w:tcMar>
-              <w:top w:w="20" w:type="dxa"/>
-              <w:left w:w="100" w:type="dxa"/>
-              <w:bottom w:w="20" w:type="dxa"/>
-              <w:right w:w="100" w:type="dxa"/>
-            </w:tcMar>
-            <w:vAlign w:val="center"/>
-          </w:tcPr>
-          <w:p>
-            <w:pPr>
-              <w:spacing w:after="0" w:line="240" w:lineRule="auto"/>
-              <w:jc w:val="center"/>
-              <w:rPr>
-                <w:rFonts w:ascii="Arial" w:eastAsia="Arial" w:hAnsi="Arial" w:cs="Arial"/>
-                <w:b/>
-                <w:bCs/>
-                <w:sz w:val="14"/>
-                <w:szCs w:val="14"/>
-              </w:rPr>
-            </w:pPr>
-            <w:r>
-              <w:rPr>
-                <w:rFonts w:ascii="Arial" w:eastAsia="Arial" w:hAnsi="Arial" w:cs="Arial"/>
-                <w:b/>
-                <w:bCs/>
-                <w:sz w:val="14"/>
-                <w:szCs w:val="14"/>
+            <w:tcW w:type="dxa" w:w="450"/>
+          </w:tcPr>
+          <w:p>
+            <w:pPr>
+              <w:spacing w:after="60" w:before="60" w:line="240" w:lineRule="auto"/>
+              <w:jc w:val="center"/>
+            </w:pPr>
+            <w:r>
+              <w:rPr>
+                <w:rFonts w:ascii="Arial" w:hAnsi="Arial"/>
+                <w:sz w:val="14"/>
               </w:rPr>
               <w:t>X</w:t>
             </w:r>
@@ -11586,40 +8437,17 @@
         </w:tc>
         <w:tc>
           <w:tcPr>
-            <w:tcW w:w="525" w:type="dxa"/>
-            <w:tcBorders>
-              <w:top w:val="single" w:sz="5" w:space="0" w:color="000000"/>
-              <w:left w:val="single" w:sz="5" w:space="0" w:color="000000"/>
-              <w:bottom w:val="single" w:sz="5" w:space="0" w:color="000000"/>
-              <w:right w:val="single" w:sz="5" w:space="0" w:color="000000"/>
-            </w:tcBorders>
-            <w:tcMar>
-              <w:top w:w="20" w:type="dxa"/>
-              <w:left w:w="100" w:type="dxa"/>
-              <w:bottom w:w="20" w:type="dxa"/>
-              <w:right w:w="100" w:type="dxa"/>
-            </w:tcMar>
-            <w:vAlign w:val="center"/>
-          </w:tcPr>
-          <w:p>
-            <w:pPr>
-              <w:spacing w:after="0" w:line="240" w:lineRule="auto"/>
-              <w:jc w:val="center"/>
-              <w:rPr>
-                <w:rFonts w:ascii="Arial" w:eastAsia="Arial" w:hAnsi="Arial" w:cs="Arial"/>
-                <w:b/>
-                <w:bCs/>
-                <w:sz w:val="14"/>
-                <w:szCs w:val="14"/>
-              </w:rPr>
-            </w:pPr>
-            <w:r>
-              <w:rPr>
-                <w:rFonts w:ascii="Arial" w:eastAsia="Arial" w:hAnsi="Arial" w:cs="Arial"/>
-                <w:b/>
-                <w:bCs/>
-                <w:sz w:val="14"/>
-                <w:szCs w:val="14"/>
+            <w:tcW w:type="dxa" w:w="450"/>
+          </w:tcPr>
+          <w:p>
+            <w:pPr>
+              <w:spacing w:after="60" w:before="60" w:line="240" w:lineRule="auto"/>
+              <w:jc w:val="center"/>
+            </w:pPr>
+            <w:r>
+              <w:rPr>
+                <w:rFonts w:ascii="Arial" w:hAnsi="Arial"/>
+                <w:sz w:val="14"/>
               </w:rPr>
               <w:t>X</w:t>
             </w:r>
@@ -11627,40 +8455,17 @@
         </w:tc>
         <w:tc>
           <w:tcPr>
-            <w:tcW w:w="525" w:type="dxa"/>
-            <w:tcBorders>
-              <w:top w:val="single" w:sz="5" w:space="0" w:color="000000"/>
-              <w:left w:val="single" w:sz="5" w:space="0" w:color="000000"/>
-              <w:bottom w:val="single" w:sz="5" w:space="0" w:color="000000"/>
-              <w:right w:val="single" w:sz="5" w:space="0" w:color="000000"/>
-            </w:tcBorders>
-            <w:tcMar>
-              <w:top w:w="20" w:type="dxa"/>
-              <w:left w:w="100" w:type="dxa"/>
-              <w:bottom w:w="20" w:type="dxa"/>
-              <w:right w:w="100" w:type="dxa"/>
-            </w:tcMar>
-            <w:vAlign w:val="center"/>
-          </w:tcPr>
-          <w:p>
-            <w:pPr>
-              <w:spacing w:after="0" w:line="240" w:lineRule="auto"/>
-              <w:jc w:val="center"/>
-              <w:rPr>
-                <w:rFonts w:ascii="Arial" w:eastAsia="Arial" w:hAnsi="Arial" w:cs="Arial"/>
-                <w:b/>
-                <w:bCs/>
-                <w:sz w:val="14"/>
-                <w:szCs w:val="14"/>
-              </w:rPr>
-            </w:pPr>
-            <w:r>
-              <w:rPr>
-                <w:rFonts w:ascii="Arial" w:eastAsia="Arial" w:hAnsi="Arial" w:cs="Arial"/>
-                <w:b/>
-                <w:bCs/>
-                <w:sz w:val="14"/>
-                <w:szCs w:val="14"/>
+            <w:tcW w:type="dxa" w:w="450"/>
+          </w:tcPr>
+          <w:p>
+            <w:pPr>
+              <w:spacing w:after="60" w:before="60" w:line="240" w:lineRule="auto"/>
+              <w:jc w:val="center"/>
+            </w:pPr>
+            <w:r>
+              <w:rPr>
+                <w:rFonts w:ascii="Arial" w:hAnsi="Arial"/>
+                <w:sz w:val="14"/>
               </w:rPr>
               <w:t>X</w:t>
             </w:r>
@@ -11668,41 +8473,17 @@
         </w:tc>
         <w:tc>
           <w:tcPr>
-            <w:tcW w:w="518" w:type="dxa"/>
-            <w:tcBorders>
-              <w:top w:val="single" w:sz="5" w:space="0" w:color="000000"/>
-              <w:left w:val="single" w:sz="5" w:space="0" w:color="000000"/>
-              <w:bottom w:val="single" w:sz="5" w:space="0" w:color="000000"/>
-              <w:right w:val="single" w:sz="5" w:space="0" w:color="000000"/>
-            </w:tcBorders>
-            <w:tcMar>
-              <w:top w:w="20" w:type="dxa"/>
-              <w:left w:w="100" w:type="dxa"/>
-              <w:bottom w:w="20" w:type="dxa"/>
-              <w:right w:w="100" w:type="dxa"/>
-            </w:tcMar>
-            <w:vAlign w:val="center"/>
-          </w:tcPr>
-          <w:p>
-            <w:pPr>
-              <w:widowControl w:val="0"/>
-              <w:spacing w:after="0" w:line="240" w:lineRule="auto"/>
-              <w:jc w:val="center"/>
-              <w:rPr>
-                <w:rFonts w:ascii="Arial" w:eastAsia="Arial" w:hAnsi="Arial" w:cs="Arial"/>
-                <w:b/>
-                <w:bCs/>
-                <w:sz w:val="14"/>
-                <w:szCs w:val="14"/>
-              </w:rPr>
-            </w:pPr>
-            <w:r>
-              <w:rPr>
-                <w:rFonts w:ascii="Arial" w:eastAsia="Arial" w:hAnsi="Arial" w:cs="Arial"/>
-                <w:b/>
-                <w:bCs/>
-                <w:sz w:val="14"/>
-                <w:szCs w:val="14"/>
+            <w:tcW w:type="dxa" w:w="450"/>
+          </w:tcPr>
+          <w:p>
+            <w:pPr>
+              <w:spacing w:after="60" w:before="60" w:line="240" w:lineRule="auto"/>
+              <w:jc w:val="center"/>
+            </w:pPr>
+            <w:r>
+              <w:rPr>
+                <w:rFonts w:ascii="Arial" w:hAnsi="Arial"/>
+                <w:sz w:val="14"/>
               </w:rPr>
               <w:t>X</w:t>
             </w:r>
@@ -11710,40 +8491,17 @@
         </w:tc>
         <w:tc>
           <w:tcPr>
-            <w:tcW w:w="525" w:type="dxa"/>
-            <w:tcBorders>
-              <w:top w:val="single" w:sz="5" w:space="0" w:color="000000"/>
-              <w:left w:val="single" w:sz="5" w:space="0" w:color="000000"/>
-              <w:bottom w:val="single" w:sz="5" w:space="0" w:color="000000"/>
-              <w:right w:val="single" w:sz="5" w:space="0" w:color="000000"/>
-            </w:tcBorders>
-            <w:tcMar>
-              <w:top w:w="20" w:type="dxa"/>
-              <w:left w:w="100" w:type="dxa"/>
-              <w:bottom w:w="20" w:type="dxa"/>
-              <w:right w:w="100" w:type="dxa"/>
-            </w:tcMar>
-            <w:vAlign w:val="center"/>
-          </w:tcPr>
-          <w:p>
-            <w:pPr>
-              <w:spacing w:after="0" w:line="240" w:lineRule="auto"/>
-              <w:jc w:val="center"/>
-              <w:rPr>
-                <w:rFonts w:ascii="Arial" w:eastAsia="Arial" w:hAnsi="Arial" w:cs="Arial"/>
-                <w:b/>
-                <w:bCs/>
-                <w:sz w:val="14"/>
-                <w:szCs w:val="14"/>
-              </w:rPr>
-            </w:pPr>
-            <w:r>
-              <w:rPr>
-                <w:rFonts w:ascii="Arial" w:eastAsia="Arial" w:hAnsi="Arial" w:cs="Arial"/>
-                <w:b/>
-                <w:bCs/>
-                <w:sz w:val="14"/>
-                <w:szCs w:val="14"/>
+            <w:tcW w:type="dxa" w:w="450"/>
+          </w:tcPr>
+          <w:p>
+            <w:pPr>
+              <w:spacing w:after="60" w:before="60" w:line="240" w:lineRule="auto"/>
+              <w:jc w:val="center"/>
+            </w:pPr>
+            <w:r>
+              <w:rPr>
+                <w:rFonts w:ascii="Arial" w:hAnsi="Arial"/>
+                <w:sz w:val="14"/>
               </w:rPr>
               <w:t>X</w:t>
             </w:r>
@@ -11751,41 +8509,17 @@
         </w:tc>
         <w:tc>
           <w:tcPr>
-            <w:tcW w:w="525" w:type="dxa"/>
-            <w:tcBorders>
-              <w:top w:val="single" w:sz="5" w:space="0" w:color="000000"/>
-              <w:left w:val="single" w:sz="5" w:space="0" w:color="000000"/>
-              <w:bottom w:val="single" w:sz="5" w:space="0" w:color="000000"/>
-              <w:right w:val="single" w:sz="5" w:space="0" w:color="000000"/>
-            </w:tcBorders>
-            <w:tcMar>
-              <w:top w:w="20" w:type="dxa"/>
-              <w:left w:w="100" w:type="dxa"/>
-              <w:bottom w:w="20" w:type="dxa"/>
-              <w:right w:w="100" w:type="dxa"/>
-            </w:tcMar>
-            <w:vAlign w:val="center"/>
-          </w:tcPr>
-          <w:p>
-            <w:pPr>
-              <w:widowControl w:val="0"/>
-              <w:spacing w:after="0" w:line="240" w:lineRule="auto"/>
-              <w:jc w:val="center"/>
-              <w:rPr>
-                <w:rFonts w:ascii="Arial" w:eastAsia="Arial" w:hAnsi="Arial" w:cs="Arial"/>
-                <w:b/>
-                <w:bCs/>
-                <w:sz w:val="14"/>
-                <w:szCs w:val="14"/>
-              </w:rPr>
-            </w:pPr>
-            <w:r>
-              <w:rPr>
-                <w:rFonts w:ascii="Arial" w:eastAsia="Arial" w:hAnsi="Arial" w:cs="Arial"/>
-                <w:b/>
-                <w:bCs/>
-                <w:sz w:val="14"/>
-                <w:szCs w:val="14"/>
+            <w:tcW w:type="dxa" w:w="450"/>
+          </w:tcPr>
+          <w:p>
+            <w:pPr>
+              <w:spacing w:after="60" w:before="60" w:line="240" w:lineRule="auto"/>
+              <w:jc w:val="center"/>
+            </w:pPr>
+            <w:r>
+              <w:rPr>
+                <w:rFonts w:ascii="Arial" w:hAnsi="Arial"/>
+                <w:sz w:val="14"/>
               </w:rPr>
               <w:t>X</w:t>
             </w:r>
@@ -11794,6 +8528,14 @@
       </w:tr>
     </w:tbl>
     <w:p/>
+    <w:p>
+      <w:pPr>
+        <w:keepNext w:val="0"/>
+      </w:pPr>
+      <w:r>
+        <w:t>A2: diseño S2–S5 y clúster S12–S15; A1 mantiene seguimiento y A8 documentación durante todo el semestre. Las bandas son periodos posibles, no dedicación completa. Las 18 semanas son relativas: Fase 1 S1–S4, Fase 2 S5–S15 y Fase 3 S16–S18. Falta la fecha oficial de inicio; no se afirma cumplimiento de plazos ni se inventan fechas académicas.</w:t>
+      </w:r>
+    </w:p>
     <w:sectPr>
       <w:headerReference w:type="default" r:id="rId9"/>
       <w:pgSz w:w="11906" w:h="16838"/>
